--- a/deliverables/Phase-4-Testing/EDMECA_Security_Audit_Report_2026-03-04.docx
+++ b/deliverables/Phase-4-Testing/EDMECA_Security_Audit_Report_2026-03-04.docx
@@ -254,7 +254,7 @@
                 <w:sz w:val="18"/>
                 <w:szCs w:val="18"/>
               </w:rPr>
-              <w:t xml:space="preserve">8</w:t>
+              <w:t xml:space="preserve">9</w:t>
             </w:r>
           </w:p>
         </w:tc>
@@ -318,7 +318,7 @@
                 <w:sz w:val="18"/>
                 <w:szCs w:val="18"/>
               </w:rPr>
-              <w:t xml:space="preserve">1</w:t>
+              <w:t xml:space="preserve">0</w:t>
             </w:r>
           </w:p>
         </w:tc>
@@ -510,7 +510,7 @@
                 <w:sz w:val="18"/>
                 <w:szCs w:val="18"/>
               </w:rPr>
-              <w:t xml:space="preserve">2026-03-04T10:59:05.216Z</w:t>
+              <w:t xml:space="preserve">2026-03-04T11:06:30.006Z</w:t>
             </w:r>
           </w:p>
         </w:tc>
@@ -1263,7 +1263,7 @@
     </w:p>
     <w:p>
       <w:pPr>
-        <w:shd w:color="C0392B" w:val="solid"/>
+        <w:shd w:color="27AE60" w:val="solid"/>
         <w:spacing w:before="300" w:after="0"/>
         <w:ind w:left="100" w:right="100"/>
       </w:pPr>
@@ -1285,7 +1285,7 @@
           <w:sz w:val="20"/>
           <w:szCs w:val="20"/>
         </w:rPr>
-        <w:t xml:space="preserve">   [FAIL]  Risk: High</w:t>
+        <w:t xml:space="preserve">   [PASS]  Risk: None</w:t>
       </w:r>
     </w:p>
     <w:tbl>
@@ -1468,7 +1468,7 @@
                 <w:sz w:val="18"/>
                 <w:szCs w:val="18"/>
               </w:rPr>
-              <w:t xml:space="preserve">FAIL</w:t>
+              <w:t xml:space="preserve">PASS</w:t>
             </w:r>
           </w:p>
         </w:tc>
@@ -1500,7 +1500,7 @@
                 <w:sz w:val="18"/>
                 <w:szCs w:val="18"/>
               </w:rPr>
-              <w:t xml:space="preserve">High</w:t>
+              <w:t xml:space="preserve">None</w:t>
             </w:r>
           </w:p>
         </w:tc>
@@ -1528,7 +1528,7 @@
         <w:spacing w:after="120"/>
       </w:pPr>
       <w:r>
-        <w:t xml:space="preserve">Checks for direct DOM manipulation patterns that bypass React's built-in XSS protection (dangerouslySetInnerHTML, innerHTML assignment, eval(), document.write()). React escapes content by default; these patterns override that protection.</w:t>
+        <w:t xml:space="preserve">Checks for direct DOM manipulation patterns that bypass React's built-in XSS protection (dangerouslySetInnerHTML, innerHTML assignment, eval(), document.write()). React escapes content by default; these patterns override that protection. Comment lines are excluded from the scan.</w:t>
       </w:r>
     </w:p>
     <w:p>
@@ -1548,7 +1548,7 @@
         <w:spacing w:after="120"/>
       </w:pPr>
       <w:r>
-        <w:t xml:space="preserve">1 potential XSS vector(s) found requiring review.</w:t>
+        <w:t xml:space="preserve">No direct DOM injection patterns found. React JSX rendering is used throughout, which escapes all user-supplied content by default. The PDF export function uses the Blob URL API instead of document.write().</w:t>
       </w:r>
     </w:p>
     <w:p>
@@ -1563,126 +1563,17 @@
         <w:t xml:space="preserve">Evidence</w:t>
       </w:r>
     </w:p>
-    <w:tbl>
-      <w:tblPr>
-        <w:tblW w:type="pct" w:w="100%"/>
-        <w:tblBorders>
-          <w:top w:val="single" w:color="AAAAAA" w:sz="2"/>
-          <w:left w:val="single" w:color="AAAAAA" w:sz="2"/>
-          <w:bottom w:val="single" w:color="AAAAAA" w:sz="2"/>
-          <w:right w:val="single" w:color="AAAAAA" w:sz="2"/>
-          <w:insideH w:val="single" w:color="auto" w:sz="4"/>
-          <w:insideV w:val="single" w:color="auto" w:sz="4"/>
-        </w:tblBorders>
-      </w:tblPr>
-      <w:tblGrid>
-        <w:gridCol w:w="100"/>
-        <w:gridCol w:w="100"/>
-        <w:gridCol w:w="100"/>
-      </w:tblGrid>
-      <w:tr>
-        <w:trPr>
-          <w:tblHeader/>
-        </w:trPr>
-        <w:tc>
-          <w:tcPr>
-            <w:shd w:color="2C3E50" w:val="solid"/>
-          </w:tcPr>
-          <w:p>
-            <w:r>
-              <w:rPr>
-                <w:b/>
-                <w:bCs/>
-                <w:color w:val="FFFFFF"/>
-                <w:sz w:val="16"/>
-                <w:szCs w:val="16"/>
-              </w:rPr>
-              <w:t xml:space="preserve">File</w:t>
-            </w:r>
-          </w:p>
-        </w:tc>
-        <w:tc>
-          <w:tcPr>
-            <w:shd w:color="2C3E50" w:val="solid"/>
-          </w:tcPr>
-          <w:p>
-            <w:r>
-              <w:rPr>
-                <w:b/>
-                <w:bCs/>
-                <w:color w:val="FFFFFF"/>
-                <w:sz w:val="16"/>
-                <w:szCs w:val="16"/>
-              </w:rPr>
-              <w:t xml:space="preserve">Line</w:t>
-            </w:r>
-          </w:p>
-        </w:tc>
-        <w:tc>
-          <w:tcPr>
-            <w:shd w:color="2C3E50" w:val="solid"/>
-          </w:tcPr>
-          <w:p>
-            <w:r>
-              <w:rPr>
-                <w:b/>
-                <w:bCs/>
-                <w:color w:val="FFFFFF"/>
-                <w:sz w:val="16"/>
-                <w:szCs w:val="16"/>
-              </w:rPr>
-              <w:t xml:space="preserve">Content / Advisory</w:t>
-            </w:r>
-          </w:p>
-        </w:tc>
-      </w:tr>
-      <w:tr>
-        <w:tc>
-          <w:tcPr>
-            <w:shd w:color="F0F0F0" w:val="solid"/>
-          </w:tcPr>
-          <w:p>
-            <w:r>
-              <w:rPr>
-                <w:rFonts w:ascii="Courier New" w:cs="Courier New" w:eastAsia="Courier New" w:hAnsi="Courier New"/>
-                <w:sz w:val="16"/>
-                <w:szCs w:val="16"/>
-              </w:rPr>
-              <w:t xml:space="preserve">client\src\lib\exportReport.ts</w:t>
-            </w:r>
-          </w:p>
-        </w:tc>
-        <w:tc>
-          <w:tcPr>
-            <w:shd w:color="F0F0F0" w:val="solid"/>
-          </w:tcPr>
-          <w:p>
-            <w:r>
-              <w:rPr>
-                <w:sz w:val="16"/>
-                <w:szCs w:val="16"/>
-              </w:rPr>
-              <w:t xml:space="preserve">235</w:t>
-            </w:r>
-          </w:p>
-        </w:tc>
-        <w:tc>
-          <w:tcPr>
-            <w:shd w:color="F0F0F0" w:val="solid"/>
-          </w:tcPr>
-          <w:p>
-            <w:r>
-              <w:rPr>
-                <w:rFonts w:ascii="Courier New" w:cs="Courier New" w:eastAsia="Courier New" w:hAnsi="Courier New"/>
-                <w:sz w:val="16"/>
-                <w:szCs w:val="16"/>
-              </w:rPr>
-              <w:t xml:space="preserve">printWin.document.write(`&lt;!DOCTYPE html&gt;</w:t>
-            </w:r>
-          </w:p>
-        </w:tc>
-      </w:tr>
-    </w:tbl>
+    <w:p>
+      <w:pPr>
+        <w:spacing w:after="120"/>
+      </w:pPr>
+      <w:r>
+        <w:rPr>
+          <w:color w:val="27AE60"/>
+        </w:rPr>
+        <w:t xml:space="preserve">No instances detected during automated scan of source files.</w:t>
+      </w:r>
+    </w:p>
     <w:p>
       <w:pPr>
         <w:spacing w:after="80"/>
@@ -6964,7 +6855,7 @@
                 <w:sz w:val="18"/>
                 <w:szCs w:val="18"/>
               </w:rPr>
-              <w:t xml:space="preserve">FAIL</w:t>
+              <w:t xml:space="preserve">PASS</w:t>
             </w:r>
           </w:p>
         </w:tc>
@@ -6979,7 +6870,7 @@
                 <w:sz w:val="18"/>
                 <w:szCs w:val="18"/>
               </w:rPr>
-              <w:t xml:space="preserve">High</w:t>
+              <w:t xml:space="preserve">None</w:t>
             </w:r>
           </w:p>
         </w:tc>
@@ -8461,7 +8352,7 @@
           <w:sz w:val="16"/>
           <w:szCs w:val="16"/>
         </w:rPr>
-        <w:t xml:space="preserve">Report generated: 2026-03-04T10:59:05.216Z  |  EDMECA Digital Academy  |  X4O Consulting</w:t>
+        <w:t xml:space="preserve">Report generated: 2026-03-04T11:06:30.006Z  |  EDMECA Digital Academy  |  X4O Consulting</w:t>
       </w:r>
     </w:p>
     <w:sectPr>

--- a/deliverables/Phase-4-Testing/EDMECA_Security_Audit_Report_2026-03-04.docx
+++ b/deliverables/Phase-4-Testing/EDMECA_Security_Audit_Report_2026-03-04.docx
@@ -22,10 +22,10 @@
           <w:tcPr>
             <w:shd w:color="1F3A6E" w:val="solid"/>
             <w:tcMar>
-              <w:top w:type="dxa" w:w="228600"/>
-              <w:left w:type="dxa" w:w="254000"/>
-              <w:bottom w:type="dxa" w:w="228600"/>
-              <w:right w:type="dxa" w:w="254000"/>
+              <w:top w:type="dxa" w:w="360"/>
+              <w:left w:type="dxa" w:w="400"/>
+              <w:bottom w:type="dxa" w:w="360"/>
+              <w:right w:type="dxa" w:w="400"/>
             </w:tcMar>
           </w:tcPr>
           <w:p>
@@ -77,9 +77,9 @@
           <w:tcPr>
             <w:tcW w:type="pct" w:w="40%"/>
             <w:tcMar>
-              <w:top w:type="dxa" w:w="203200"/>
-              <w:bottom w:type="dxa" w:w="101600"/>
-              <w:right w:type="dxa" w:w="203200"/>
+              <w:top w:type="dxa" w:w="320"/>
+              <w:bottom w:type="dxa" w:w="160"/>
+              <w:right w:type="dxa" w:w="320"/>
             </w:tcMar>
           </w:tcPr>
           <w:p>
@@ -90,7 +90,7 @@
             <w:r>
               <w:drawing>
                 <wp:inline distT="0" distB="0" distL="0" distR="0">
-                  <wp:extent cx="19161252000" cy="10778204250"/>
+                  <wp:extent cx="2009775" cy="1133475"/>
                   <wp:effectExtent t="0" r="0" b="0" l="0"/>
                   <wp:docPr id="1" name="" descr="" title=""/>
                   <wp:cNvGraphicFramePr>
@@ -115,7 +115,7 @@
                         <pic:spPr bwMode="auto">
                           <a:xfrm>
                             <a:off x="0" y="0"/>
-                            <a:ext cx="19161252000" cy="10778204250"/>
+                            <a:ext cx="2009775" cy="1133475"/>
                           </a:xfrm>
                           <a:prstGeom prst="rect">
                             <a:avLst/>
@@ -133,9 +133,9 @@
           <w:tcPr>
             <w:tcW w:type="pct" w:w="60%"/>
             <w:tcMar>
-              <w:top w:type="dxa" w:w="203200"/>
-              <w:left w:type="dxa" w:w="203200"/>
-              <w:bottom w:type="dxa" w:w="101600"/>
+              <w:top w:type="dxa" w:w="320"/>
+              <w:left w:type="dxa" w:w="320"/>
+              <w:bottom w:type="dxa" w:w="160"/>
             </w:tcMar>
             <w:vAlign w:val="bottom"/>
           </w:tcPr>
@@ -200,8 +200,8 @@
           <w:tcPr>
             <w:shd w:color="D4A017" w:val="solid"/>
             <w:tcMar>
-              <w:top w:type="dxa" w:w="25400"/>
-              <w:bottom w:type="dxa" w:w="25400"/>
+              <w:top w:type="dxa" w:w="40"/>
+              <w:bottom w:type="dxa" w:w="40"/>
             </w:tcMar>
           </w:tcPr>
           <w:p>
@@ -245,10 +245,10 @@
             <w:tcW w:type="pct" w:w="28%"/>
             <w:shd w:color="F1F3F7" w:val="solid"/>
             <w:tcMar>
-              <w:top w:type="dxa" w:w="50800"/>
-              <w:left w:type="dxa" w:w="101600"/>
-              <w:bottom w:type="dxa" w:w="50800"/>
-              <w:right w:type="dxa" w:w="101600"/>
+              <w:top w:type="dxa" w:w="80"/>
+              <w:left w:type="dxa" w:w="160"/>
+              <w:bottom w:type="dxa" w:w="80"/>
+              <w:right w:type="dxa" w:w="160"/>
             </w:tcMar>
           </w:tcPr>
           <w:p>
@@ -272,10 +272,10 @@
           <w:tcPr>
             <w:tcW w:type="pct" w:w="72%"/>
             <w:tcMar>
-              <w:top w:type="dxa" w:w="38100"/>
-              <w:left w:type="dxa" w:w="101600"/>
-              <w:bottom w:type="dxa" w:w="38100"/>
-              <w:right w:type="dxa" w:w="101600"/>
+              <w:top w:type="dxa" w:w="60"/>
+              <w:left w:type="dxa" w:w="160"/>
+              <w:bottom w:type="dxa" w:w="60"/>
+              <w:right w:type="dxa" w:w="160"/>
             </w:tcMar>
             <w:vAlign w:val="center"/>
           </w:tcPr>
@@ -304,10 +304,10 @@
             <w:tcW w:type="pct" w:w="28%"/>
             <w:shd w:color="F8F9FC" w:val="solid"/>
             <w:tcMar>
-              <w:top w:type="dxa" w:w="50800"/>
-              <w:left w:type="dxa" w:w="101600"/>
-              <w:bottom w:type="dxa" w:w="50800"/>
-              <w:right w:type="dxa" w:w="101600"/>
+              <w:top w:type="dxa" w:w="80"/>
+              <w:left w:type="dxa" w:w="160"/>
+              <w:bottom w:type="dxa" w:w="80"/>
+              <w:right w:type="dxa" w:w="160"/>
             </w:tcMar>
           </w:tcPr>
           <w:p>
@@ -332,10 +332,10 @@
             <w:tcW w:type="pct" w:w="72%"/>
             <w:shd w:color="F8F9FC" w:val="solid"/>
             <w:tcMar>
-              <w:top w:type="dxa" w:w="38100"/>
-              <w:left w:type="dxa" w:w="101600"/>
-              <w:bottom w:type="dxa" w:w="38100"/>
-              <w:right w:type="dxa" w:w="101600"/>
+              <w:top w:type="dxa" w:w="60"/>
+              <w:left w:type="dxa" w:w="160"/>
+              <w:bottom w:type="dxa" w:w="60"/>
+              <w:right w:type="dxa" w:w="160"/>
             </w:tcMar>
             <w:vAlign w:val="center"/>
           </w:tcPr>
@@ -364,10 +364,10 @@
             <w:tcW w:type="pct" w:w="28%"/>
             <w:shd w:color="F1F3F7" w:val="solid"/>
             <w:tcMar>
-              <w:top w:type="dxa" w:w="50800"/>
-              <w:left w:type="dxa" w:w="101600"/>
-              <w:bottom w:type="dxa" w:w="50800"/>
-              <w:right w:type="dxa" w:w="101600"/>
+              <w:top w:type="dxa" w:w="80"/>
+              <w:left w:type="dxa" w:w="160"/>
+              <w:bottom w:type="dxa" w:w="80"/>
+              <w:right w:type="dxa" w:w="160"/>
             </w:tcMar>
           </w:tcPr>
           <w:p>
@@ -391,10 +391,10 @@
           <w:tcPr>
             <w:tcW w:type="pct" w:w="72%"/>
             <w:tcMar>
-              <w:top w:type="dxa" w:w="38100"/>
-              <w:left w:type="dxa" w:w="101600"/>
-              <w:bottom w:type="dxa" w:w="38100"/>
-              <w:right w:type="dxa" w:w="101600"/>
+              <w:top w:type="dxa" w:w="60"/>
+              <w:left w:type="dxa" w:w="160"/>
+              <w:bottom w:type="dxa" w:w="60"/>
+              <w:right w:type="dxa" w:w="160"/>
             </w:tcMar>
             <w:vAlign w:val="center"/>
           </w:tcPr>
@@ -423,10 +423,10 @@
             <w:tcW w:type="pct" w:w="28%"/>
             <w:shd w:color="F8F9FC" w:val="solid"/>
             <w:tcMar>
-              <w:top w:type="dxa" w:w="50800"/>
-              <w:left w:type="dxa" w:w="101600"/>
-              <w:bottom w:type="dxa" w:w="50800"/>
-              <w:right w:type="dxa" w:w="101600"/>
+              <w:top w:type="dxa" w:w="80"/>
+              <w:left w:type="dxa" w:w="160"/>
+              <w:bottom w:type="dxa" w:w="80"/>
+              <w:right w:type="dxa" w:w="160"/>
             </w:tcMar>
           </w:tcPr>
           <w:p>
@@ -451,10 +451,10 @@
             <w:tcW w:type="pct" w:w="72%"/>
             <w:shd w:color="F8F9FC" w:val="solid"/>
             <w:tcMar>
-              <w:top w:type="dxa" w:w="38100"/>
-              <w:left w:type="dxa" w:w="101600"/>
-              <w:bottom w:type="dxa" w:w="38100"/>
-              <w:right w:type="dxa" w:w="101600"/>
+              <w:top w:type="dxa" w:w="60"/>
+              <w:left w:type="dxa" w:w="160"/>
+              <w:bottom w:type="dxa" w:w="60"/>
+              <w:right w:type="dxa" w:w="160"/>
             </w:tcMar>
             <w:vAlign w:val="center"/>
           </w:tcPr>
@@ -483,10 +483,10 @@
             <w:tcW w:type="pct" w:w="28%"/>
             <w:shd w:color="F1F3F7" w:val="solid"/>
             <w:tcMar>
-              <w:top w:type="dxa" w:w="50800"/>
-              <w:left w:type="dxa" w:w="101600"/>
-              <w:bottom w:type="dxa" w:w="50800"/>
-              <w:right w:type="dxa" w:w="101600"/>
+              <w:top w:type="dxa" w:w="80"/>
+              <w:left w:type="dxa" w:w="160"/>
+              <w:bottom w:type="dxa" w:w="80"/>
+              <w:right w:type="dxa" w:w="160"/>
             </w:tcMar>
           </w:tcPr>
           <w:p>
@@ -510,10 +510,10 @@
           <w:tcPr>
             <w:tcW w:type="pct" w:w="72%"/>
             <w:tcMar>
-              <w:top w:type="dxa" w:w="38100"/>
-              <w:left w:type="dxa" w:w="101600"/>
-              <w:bottom w:type="dxa" w:w="38100"/>
-              <w:right w:type="dxa" w:w="101600"/>
+              <w:top w:type="dxa" w:w="60"/>
+              <w:left w:type="dxa" w:w="160"/>
+              <w:bottom w:type="dxa" w:w="60"/>
+              <w:right w:type="dxa" w:w="160"/>
             </w:tcMar>
             <w:vAlign w:val="center"/>
           </w:tcPr>
@@ -542,10 +542,10 @@
             <w:tcW w:type="pct" w:w="28%"/>
             <w:shd w:color="F8F9FC" w:val="solid"/>
             <w:tcMar>
-              <w:top w:type="dxa" w:w="50800"/>
-              <w:left w:type="dxa" w:w="101600"/>
-              <w:bottom w:type="dxa" w:w="50800"/>
-              <w:right w:type="dxa" w:w="101600"/>
+              <w:top w:type="dxa" w:w="80"/>
+              <w:left w:type="dxa" w:w="160"/>
+              <w:bottom w:type="dxa" w:w="80"/>
+              <w:right w:type="dxa" w:w="160"/>
             </w:tcMar>
           </w:tcPr>
           <w:p>
@@ -570,10 +570,10 @@
             <w:tcW w:type="pct" w:w="72%"/>
             <w:shd w:color="DCFCE7" w:val="solid"/>
             <w:tcMar>
-              <w:top w:type="dxa" w:w="38100"/>
-              <w:left w:type="dxa" w:w="101600"/>
-              <w:bottom w:type="dxa" w:w="38100"/>
-              <w:right w:type="dxa" w:w="101600"/>
+              <w:top w:type="dxa" w:w="60"/>
+              <w:left w:type="dxa" w:w="160"/>
+              <w:bottom w:type="dxa" w:w="60"/>
+              <w:right w:type="dxa" w:w="160"/>
             </w:tcMar>
             <w:vAlign w:val="center"/>
           </w:tcPr>
@@ -602,10 +602,10 @@
             <w:tcW w:type="pct" w:w="28%"/>
             <w:shd w:color="F1F3F7" w:val="solid"/>
             <w:tcMar>
-              <w:top w:type="dxa" w:w="50800"/>
-              <w:left w:type="dxa" w:w="101600"/>
-              <w:bottom w:type="dxa" w:w="50800"/>
-              <w:right w:type="dxa" w:w="101600"/>
+              <w:top w:type="dxa" w:w="80"/>
+              <w:left w:type="dxa" w:w="160"/>
+              <w:bottom w:type="dxa" w:w="80"/>
+              <w:right w:type="dxa" w:w="160"/>
             </w:tcMar>
           </w:tcPr>
           <w:p>
@@ -629,10 +629,10 @@
           <w:tcPr>
             <w:tcW w:type="pct" w:w="72%"/>
             <w:tcMar>
-              <w:top w:type="dxa" w:w="38100"/>
-              <w:left w:type="dxa" w:w="101600"/>
-              <w:bottom w:type="dxa" w:w="38100"/>
-              <w:right w:type="dxa" w:w="101600"/>
+              <w:top w:type="dxa" w:w="60"/>
+              <w:left w:type="dxa" w:w="160"/>
+              <w:bottom w:type="dxa" w:w="60"/>
+              <w:right w:type="dxa" w:w="160"/>
             </w:tcMar>
             <w:vAlign w:val="center"/>
           </w:tcPr>
@@ -837,10 +837,10 @@
             <w:tcW w:type="pct" w:w="38%"/>
             <w:shd w:color="1F3A6E" w:val="solid"/>
             <w:tcMar>
-              <w:top w:type="dxa" w:w="50800"/>
-              <w:left w:type="dxa" w:w="101600"/>
-              <w:bottom w:type="dxa" w:w="50800"/>
-              <w:right w:type="dxa" w:w="101600"/>
+              <w:top w:type="dxa" w:w="80"/>
+              <w:left w:type="dxa" w:w="160"/>
+              <w:bottom w:type="dxa" w:w="80"/>
+              <w:right w:type="dxa" w:w="160"/>
             </w:tcMar>
           </w:tcPr>
           <w:p>
@@ -865,10 +865,10 @@
             <w:tcW w:type="pct" w:w="17%"/>
             <w:shd w:color="1F3A6E" w:val="solid"/>
             <w:tcMar>
-              <w:top w:type="dxa" w:w="50800"/>
-              <w:left w:type="dxa" w:w="101600"/>
-              <w:bottom w:type="dxa" w:w="50800"/>
-              <w:right w:type="dxa" w:w="101600"/>
+              <w:top w:type="dxa" w:w="80"/>
+              <w:left w:type="dxa" w:w="160"/>
+              <w:bottom w:type="dxa" w:w="80"/>
+              <w:right w:type="dxa" w:w="160"/>
             </w:tcMar>
           </w:tcPr>
           <w:p>
@@ -893,10 +893,10 @@
             <w:tcW w:type="pct" w:w="15%"/>
             <w:shd w:color="1F3A6E" w:val="solid"/>
             <w:tcMar>
-              <w:top w:type="dxa" w:w="50800"/>
-              <w:left w:type="dxa" w:w="101600"/>
-              <w:bottom w:type="dxa" w:w="50800"/>
-              <w:right w:type="dxa" w:w="101600"/>
+              <w:top w:type="dxa" w:w="80"/>
+              <w:left w:type="dxa" w:w="160"/>
+              <w:bottom w:type="dxa" w:w="80"/>
+              <w:right w:type="dxa" w:w="160"/>
             </w:tcMar>
           </w:tcPr>
           <w:p>
@@ -921,10 +921,10 @@
             <w:tcW w:type="pct" w:w="30%"/>
             <w:shd w:color="1F3A6E" w:val="solid"/>
             <w:tcMar>
-              <w:top w:type="dxa" w:w="50800"/>
-              <w:left w:type="dxa" w:w="101600"/>
-              <w:bottom w:type="dxa" w:w="50800"/>
-              <w:right w:type="dxa" w:w="101600"/>
+              <w:top w:type="dxa" w:w="80"/>
+              <w:left w:type="dxa" w:w="160"/>
+              <w:bottom w:type="dxa" w:w="80"/>
+              <w:right w:type="dxa" w:w="160"/>
             </w:tcMar>
           </w:tcPr>
           <w:p>
@@ -951,10 +951,10 @@
             <w:tcW w:type="pct" w:w="38%"/>
             <w:shd w:color="F8F9FC" w:val="solid"/>
             <w:tcMar>
-              <w:top w:type="dxa" w:w="38100"/>
-              <w:left w:type="dxa" w:w="101600"/>
-              <w:bottom w:type="dxa" w:w="38100"/>
-              <w:right w:type="dxa" w:w="101600"/>
+              <w:top w:type="dxa" w:w="60"/>
+              <w:left w:type="dxa" w:w="160"/>
+              <w:bottom w:type="dxa" w:w="60"/>
+              <w:right w:type="dxa" w:w="160"/>
             </w:tcMar>
             <w:vAlign w:val="center"/>
           </w:tcPr>
@@ -980,10 +980,10 @@
           <w:tcPr>
             <w:shd w:color="DCFCE7" w:val="solid"/>
             <w:tcMar>
-              <w:top w:type="dxa" w:w="38100"/>
-              <w:left w:type="dxa" w:w="101600"/>
-              <w:bottom w:type="dxa" w:w="38100"/>
-              <w:right w:type="dxa" w:w="101600"/>
+              <w:top w:type="dxa" w:w="60"/>
+              <w:left w:type="dxa" w:w="160"/>
+              <w:bottom w:type="dxa" w:w="60"/>
+              <w:right w:type="dxa" w:w="160"/>
             </w:tcMar>
             <w:vAlign w:val="center"/>
           </w:tcPr>
@@ -1009,10 +1009,10 @@
           <w:tcPr>
             <w:shd w:color="DCFCE7" w:val="solid"/>
             <w:tcMar>
-              <w:top w:type="dxa" w:w="38100"/>
-              <w:left w:type="dxa" w:w="101600"/>
-              <w:bottom w:type="dxa" w:w="38100"/>
-              <w:right w:type="dxa" w:w="101600"/>
+              <w:top w:type="dxa" w:w="60"/>
+              <w:left w:type="dxa" w:w="160"/>
+              <w:bottom w:type="dxa" w:w="60"/>
+              <w:right w:type="dxa" w:w="160"/>
             </w:tcMar>
             <w:vAlign w:val="center"/>
           </w:tcPr>
@@ -1038,10 +1038,10 @@
           <w:tcPr>
             <w:tcW w:type="pct" w:w="30%"/>
             <w:tcMar>
-              <w:top w:type="dxa" w:w="38100"/>
-              <w:left w:type="dxa" w:w="101600"/>
-              <w:bottom w:type="dxa" w:w="38100"/>
-              <w:right w:type="dxa" w:w="101600"/>
+              <w:top w:type="dxa" w:w="60"/>
+              <w:left w:type="dxa" w:w="160"/>
+              <w:bottom w:type="dxa" w:w="60"/>
+              <w:right w:type="dxa" w:w="160"/>
             </w:tcMar>
             <w:vAlign w:val="center"/>
           </w:tcPr>
@@ -1070,10 +1070,10 @@
             <w:tcW w:type="pct" w:w="38%"/>
             <w:shd w:color="F8F9FC" w:val="solid"/>
             <w:tcMar>
-              <w:top w:type="dxa" w:w="38100"/>
-              <w:left w:type="dxa" w:w="101600"/>
-              <w:bottom w:type="dxa" w:w="38100"/>
-              <w:right w:type="dxa" w:w="101600"/>
+              <w:top w:type="dxa" w:w="60"/>
+              <w:left w:type="dxa" w:w="160"/>
+              <w:bottom w:type="dxa" w:w="60"/>
+              <w:right w:type="dxa" w:w="160"/>
             </w:tcMar>
             <w:vAlign w:val="center"/>
           </w:tcPr>
@@ -1099,10 +1099,10 @@
           <w:tcPr>
             <w:shd w:color="DCFCE7" w:val="solid"/>
             <w:tcMar>
-              <w:top w:type="dxa" w:w="38100"/>
-              <w:left w:type="dxa" w:w="101600"/>
-              <w:bottom w:type="dxa" w:w="38100"/>
-              <w:right w:type="dxa" w:w="101600"/>
+              <w:top w:type="dxa" w:w="60"/>
+              <w:left w:type="dxa" w:w="160"/>
+              <w:bottom w:type="dxa" w:w="60"/>
+              <w:right w:type="dxa" w:w="160"/>
             </w:tcMar>
             <w:vAlign w:val="center"/>
           </w:tcPr>
@@ -1128,10 +1128,10 @@
           <w:tcPr>
             <w:shd w:color="DCFCE7" w:val="solid"/>
             <w:tcMar>
-              <w:top w:type="dxa" w:w="38100"/>
-              <w:left w:type="dxa" w:w="101600"/>
-              <w:bottom w:type="dxa" w:w="38100"/>
-              <w:right w:type="dxa" w:w="101600"/>
+              <w:top w:type="dxa" w:w="60"/>
+              <w:left w:type="dxa" w:w="160"/>
+              <w:bottom w:type="dxa" w:w="60"/>
+              <w:right w:type="dxa" w:w="160"/>
             </w:tcMar>
             <w:vAlign w:val="center"/>
           </w:tcPr>
@@ -1157,10 +1157,10 @@
           <w:tcPr>
             <w:tcW w:type="pct" w:w="30%"/>
             <w:tcMar>
-              <w:top w:type="dxa" w:w="38100"/>
-              <w:left w:type="dxa" w:w="101600"/>
-              <w:bottom w:type="dxa" w:w="38100"/>
-              <w:right w:type="dxa" w:w="101600"/>
+              <w:top w:type="dxa" w:w="60"/>
+              <w:left w:type="dxa" w:w="160"/>
+              <w:bottom w:type="dxa" w:w="60"/>
+              <w:right w:type="dxa" w:w="160"/>
             </w:tcMar>
             <w:vAlign w:val="center"/>
           </w:tcPr>
@@ -1189,10 +1189,10 @@
             <w:tcW w:type="pct" w:w="38%"/>
             <w:shd w:color="F8F9FC" w:val="solid"/>
             <w:tcMar>
-              <w:top w:type="dxa" w:w="38100"/>
-              <w:left w:type="dxa" w:w="101600"/>
-              <w:bottom w:type="dxa" w:w="38100"/>
-              <w:right w:type="dxa" w:w="101600"/>
+              <w:top w:type="dxa" w:w="60"/>
+              <w:left w:type="dxa" w:w="160"/>
+              <w:bottom w:type="dxa" w:w="60"/>
+              <w:right w:type="dxa" w:w="160"/>
             </w:tcMar>
             <w:vAlign w:val="center"/>
           </w:tcPr>
@@ -1218,10 +1218,10 @@
           <w:tcPr>
             <w:shd w:color="DCFCE7" w:val="solid"/>
             <w:tcMar>
-              <w:top w:type="dxa" w:w="38100"/>
-              <w:left w:type="dxa" w:w="101600"/>
-              <w:bottom w:type="dxa" w:w="38100"/>
-              <w:right w:type="dxa" w:w="101600"/>
+              <w:top w:type="dxa" w:w="60"/>
+              <w:left w:type="dxa" w:w="160"/>
+              <w:bottom w:type="dxa" w:w="60"/>
+              <w:right w:type="dxa" w:w="160"/>
             </w:tcMar>
             <w:vAlign w:val="center"/>
           </w:tcPr>
@@ -1247,10 +1247,10 @@
           <w:tcPr>
             <w:shd w:color="DCFCE7" w:val="solid"/>
             <w:tcMar>
-              <w:top w:type="dxa" w:w="38100"/>
-              <w:left w:type="dxa" w:w="101600"/>
-              <w:bottom w:type="dxa" w:w="38100"/>
-              <w:right w:type="dxa" w:w="101600"/>
+              <w:top w:type="dxa" w:w="60"/>
+              <w:left w:type="dxa" w:w="160"/>
+              <w:bottom w:type="dxa" w:w="60"/>
+              <w:right w:type="dxa" w:w="160"/>
             </w:tcMar>
             <w:vAlign w:val="center"/>
           </w:tcPr>
@@ -1276,10 +1276,10 @@
           <w:tcPr>
             <w:tcW w:type="pct" w:w="30%"/>
             <w:tcMar>
-              <w:top w:type="dxa" w:w="38100"/>
-              <w:left w:type="dxa" w:w="101600"/>
-              <w:bottom w:type="dxa" w:w="38100"/>
-              <w:right w:type="dxa" w:w="101600"/>
+              <w:top w:type="dxa" w:w="60"/>
+              <w:left w:type="dxa" w:w="160"/>
+              <w:bottom w:type="dxa" w:w="60"/>
+              <w:right w:type="dxa" w:w="160"/>
             </w:tcMar>
             <w:vAlign w:val="center"/>
           </w:tcPr>
@@ -1308,10 +1308,10 @@
             <w:tcW w:type="pct" w:w="38%"/>
             <w:shd w:color="F8F9FC" w:val="solid"/>
             <w:tcMar>
-              <w:top w:type="dxa" w:w="38100"/>
-              <w:left w:type="dxa" w:w="101600"/>
-              <w:bottom w:type="dxa" w:w="38100"/>
-              <w:right w:type="dxa" w:w="101600"/>
+              <w:top w:type="dxa" w:w="60"/>
+              <w:left w:type="dxa" w:w="160"/>
+              <w:bottom w:type="dxa" w:w="60"/>
+              <w:right w:type="dxa" w:w="160"/>
             </w:tcMar>
             <w:vAlign w:val="center"/>
           </w:tcPr>
@@ -1337,10 +1337,10 @@
           <w:tcPr>
             <w:shd w:color="DCFCE7" w:val="solid"/>
             <w:tcMar>
-              <w:top w:type="dxa" w:w="38100"/>
-              <w:left w:type="dxa" w:w="101600"/>
-              <w:bottom w:type="dxa" w:w="38100"/>
-              <w:right w:type="dxa" w:w="101600"/>
+              <w:top w:type="dxa" w:w="60"/>
+              <w:left w:type="dxa" w:w="160"/>
+              <w:bottom w:type="dxa" w:w="60"/>
+              <w:right w:type="dxa" w:w="160"/>
             </w:tcMar>
             <w:vAlign w:val="center"/>
           </w:tcPr>
@@ -1366,10 +1366,10 @@
           <w:tcPr>
             <w:shd w:color="DCFCE7" w:val="solid"/>
             <w:tcMar>
-              <w:top w:type="dxa" w:w="38100"/>
-              <w:left w:type="dxa" w:w="101600"/>
-              <w:bottom w:type="dxa" w:w="38100"/>
-              <w:right w:type="dxa" w:w="101600"/>
+              <w:top w:type="dxa" w:w="60"/>
+              <w:left w:type="dxa" w:w="160"/>
+              <w:bottom w:type="dxa" w:w="60"/>
+              <w:right w:type="dxa" w:w="160"/>
             </w:tcMar>
             <w:vAlign w:val="center"/>
           </w:tcPr>
@@ -1395,10 +1395,10 @@
           <w:tcPr>
             <w:tcW w:type="pct" w:w="30%"/>
             <w:tcMar>
-              <w:top w:type="dxa" w:w="38100"/>
-              <w:left w:type="dxa" w:w="101600"/>
-              <w:bottom w:type="dxa" w:w="38100"/>
-              <w:right w:type="dxa" w:w="101600"/>
+              <w:top w:type="dxa" w:w="60"/>
+              <w:left w:type="dxa" w:w="160"/>
+              <w:bottom w:type="dxa" w:w="60"/>
+              <w:right w:type="dxa" w:w="160"/>
             </w:tcMar>
             <w:vAlign w:val="center"/>
           </w:tcPr>
@@ -1427,10 +1427,10 @@
             <w:tcW w:type="pct" w:w="38%"/>
             <w:shd w:color="F8F9FC" w:val="solid"/>
             <w:tcMar>
-              <w:top w:type="dxa" w:w="38100"/>
-              <w:left w:type="dxa" w:w="101600"/>
-              <w:bottom w:type="dxa" w:w="38100"/>
-              <w:right w:type="dxa" w:w="101600"/>
+              <w:top w:type="dxa" w:w="60"/>
+              <w:left w:type="dxa" w:w="160"/>
+              <w:bottom w:type="dxa" w:w="60"/>
+              <w:right w:type="dxa" w:w="160"/>
             </w:tcMar>
             <w:vAlign w:val="center"/>
           </w:tcPr>
@@ -1456,10 +1456,10 @@
           <w:tcPr>
             <w:shd w:color="DCFCE7" w:val="solid"/>
             <w:tcMar>
-              <w:top w:type="dxa" w:w="38100"/>
-              <w:left w:type="dxa" w:w="101600"/>
-              <w:bottom w:type="dxa" w:w="38100"/>
-              <w:right w:type="dxa" w:w="101600"/>
+              <w:top w:type="dxa" w:w="60"/>
+              <w:left w:type="dxa" w:w="160"/>
+              <w:bottom w:type="dxa" w:w="60"/>
+              <w:right w:type="dxa" w:w="160"/>
             </w:tcMar>
             <w:vAlign w:val="center"/>
           </w:tcPr>
@@ -1485,10 +1485,10 @@
           <w:tcPr>
             <w:shd w:color="DCFCE7" w:val="solid"/>
             <w:tcMar>
-              <w:top w:type="dxa" w:w="38100"/>
-              <w:left w:type="dxa" w:w="101600"/>
-              <w:bottom w:type="dxa" w:w="38100"/>
-              <w:right w:type="dxa" w:w="101600"/>
+              <w:top w:type="dxa" w:w="60"/>
+              <w:left w:type="dxa" w:w="160"/>
+              <w:bottom w:type="dxa" w:w="60"/>
+              <w:right w:type="dxa" w:w="160"/>
             </w:tcMar>
             <w:vAlign w:val="center"/>
           </w:tcPr>
@@ -1514,10 +1514,10 @@
           <w:tcPr>
             <w:tcW w:type="pct" w:w="30%"/>
             <w:tcMar>
-              <w:top w:type="dxa" w:w="38100"/>
-              <w:left w:type="dxa" w:w="101600"/>
-              <w:bottom w:type="dxa" w:w="38100"/>
-              <w:right w:type="dxa" w:w="101600"/>
+              <w:top w:type="dxa" w:w="60"/>
+              <w:left w:type="dxa" w:w="160"/>
+              <w:bottom w:type="dxa" w:w="60"/>
+              <w:right w:type="dxa" w:w="160"/>
             </w:tcMar>
             <w:vAlign w:val="center"/>
           </w:tcPr>
@@ -1546,10 +1546,10 @@
             <w:tcW w:type="pct" w:w="38%"/>
             <w:shd w:color="F8F9FC" w:val="solid"/>
             <w:tcMar>
-              <w:top w:type="dxa" w:w="38100"/>
-              <w:left w:type="dxa" w:w="101600"/>
-              <w:bottom w:type="dxa" w:w="38100"/>
-              <w:right w:type="dxa" w:w="101600"/>
+              <w:top w:type="dxa" w:w="60"/>
+              <w:left w:type="dxa" w:w="160"/>
+              <w:bottom w:type="dxa" w:w="60"/>
+              <w:right w:type="dxa" w:w="160"/>
             </w:tcMar>
             <w:vAlign w:val="center"/>
           </w:tcPr>
@@ -1575,10 +1575,10 @@
           <w:tcPr>
             <w:shd w:color="DCFCE7" w:val="solid"/>
             <w:tcMar>
-              <w:top w:type="dxa" w:w="38100"/>
-              <w:left w:type="dxa" w:w="101600"/>
-              <w:bottom w:type="dxa" w:w="38100"/>
-              <w:right w:type="dxa" w:w="101600"/>
+              <w:top w:type="dxa" w:w="60"/>
+              <w:left w:type="dxa" w:w="160"/>
+              <w:bottom w:type="dxa" w:w="60"/>
+              <w:right w:type="dxa" w:w="160"/>
             </w:tcMar>
             <w:vAlign w:val="center"/>
           </w:tcPr>
@@ -1604,10 +1604,10 @@
           <w:tcPr>
             <w:shd w:color="DCFCE7" w:val="solid"/>
             <w:tcMar>
-              <w:top w:type="dxa" w:w="38100"/>
-              <w:left w:type="dxa" w:w="101600"/>
-              <w:bottom w:type="dxa" w:w="38100"/>
-              <w:right w:type="dxa" w:w="101600"/>
+              <w:top w:type="dxa" w:w="60"/>
+              <w:left w:type="dxa" w:w="160"/>
+              <w:bottom w:type="dxa" w:w="60"/>
+              <w:right w:type="dxa" w:w="160"/>
             </w:tcMar>
             <w:vAlign w:val="center"/>
           </w:tcPr>
@@ -1633,10 +1633,10 @@
           <w:tcPr>
             <w:tcW w:type="pct" w:w="30%"/>
             <w:tcMar>
-              <w:top w:type="dxa" w:w="38100"/>
-              <w:left w:type="dxa" w:w="101600"/>
-              <w:bottom w:type="dxa" w:w="38100"/>
-              <w:right w:type="dxa" w:w="101600"/>
+              <w:top w:type="dxa" w:w="60"/>
+              <w:left w:type="dxa" w:w="160"/>
+              <w:bottom w:type="dxa" w:w="60"/>
+              <w:right w:type="dxa" w:w="160"/>
             </w:tcMar>
             <w:vAlign w:val="center"/>
           </w:tcPr>
@@ -1665,10 +1665,10 @@
             <w:tcW w:type="pct" w:w="38%"/>
             <w:shd w:color="F8F9FC" w:val="solid"/>
             <w:tcMar>
-              <w:top w:type="dxa" w:w="38100"/>
-              <w:left w:type="dxa" w:w="101600"/>
-              <w:bottom w:type="dxa" w:w="38100"/>
-              <w:right w:type="dxa" w:w="101600"/>
+              <w:top w:type="dxa" w:w="60"/>
+              <w:left w:type="dxa" w:w="160"/>
+              <w:bottom w:type="dxa" w:w="60"/>
+              <w:right w:type="dxa" w:w="160"/>
             </w:tcMar>
             <w:vAlign w:val="center"/>
           </w:tcPr>
@@ -1694,10 +1694,10 @@
           <w:tcPr>
             <w:shd w:color="DCFCE7" w:val="solid"/>
             <w:tcMar>
-              <w:top w:type="dxa" w:w="38100"/>
-              <w:left w:type="dxa" w:w="101600"/>
-              <w:bottom w:type="dxa" w:w="38100"/>
-              <w:right w:type="dxa" w:w="101600"/>
+              <w:top w:type="dxa" w:w="60"/>
+              <w:left w:type="dxa" w:w="160"/>
+              <w:bottom w:type="dxa" w:w="60"/>
+              <w:right w:type="dxa" w:w="160"/>
             </w:tcMar>
             <w:vAlign w:val="center"/>
           </w:tcPr>
@@ -1723,10 +1723,10 @@
           <w:tcPr>
             <w:shd w:color="DCFCE7" w:val="solid"/>
             <w:tcMar>
-              <w:top w:type="dxa" w:w="38100"/>
-              <w:left w:type="dxa" w:w="101600"/>
-              <w:bottom w:type="dxa" w:w="38100"/>
-              <w:right w:type="dxa" w:w="101600"/>
+              <w:top w:type="dxa" w:w="60"/>
+              <w:left w:type="dxa" w:w="160"/>
+              <w:bottom w:type="dxa" w:w="60"/>
+              <w:right w:type="dxa" w:w="160"/>
             </w:tcMar>
             <w:vAlign w:val="center"/>
           </w:tcPr>
@@ -1752,10 +1752,10 @@
           <w:tcPr>
             <w:tcW w:type="pct" w:w="30%"/>
             <w:tcMar>
-              <w:top w:type="dxa" w:w="38100"/>
-              <w:left w:type="dxa" w:w="101600"/>
-              <w:bottom w:type="dxa" w:w="38100"/>
-              <w:right w:type="dxa" w:w="101600"/>
+              <w:top w:type="dxa" w:w="60"/>
+              <w:left w:type="dxa" w:w="160"/>
+              <w:bottom w:type="dxa" w:w="60"/>
+              <w:right w:type="dxa" w:w="160"/>
             </w:tcMar>
             <w:vAlign w:val="center"/>
           </w:tcPr>
@@ -1784,10 +1784,10 @@
             <w:tcW w:type="pct" w:w="38%"/>
             <w:shd w:color="F8F9FC" w:val="solid"/>
             <w:tcMar>
-              <w:top w:type="dxa" w:w="38100"/>
-              <w:left w:type="dxa" w:w="101600"/>
-              <w:bottom w:type="dxa" w:w="38100"/>
-              <w:right w:type="dxa" w:w="101600"/>
+              <w:top w:type="dxa" w:w="60"/>
+              <w:left w:type="dxa" w:w="160"/>
+              <w:bottom w:type="dxa" w:w="60"/>
+              <w:right w:type="dxa" w:w="160"/>
             </w:tcMar>
             <w:vAlign w:val="center"/>
           </w:tcPr>
@@ -1813,10 +1813,10 @@
           <w:tcPr>
             <w:shd w:color="DCFCE7" w:val="solid"/>
             <w:tcMar>
-              <w:top w:type="dxa" w:w="38100"/>
-              <w:left w:type="dxa" w:w="101600"/>
-              <w:bottom w:type="dxa" w:w="38100"/>
-              <w:right w:type="dxa" w:w="101600"/>
+              <w:top w:type="dxa" w:w="60"/>
+              <w:left w:type="dxa" w:w="160"/>
+              <w:bottom w:type="dxa" w:w="60"/>
+              <w:right w:type="dxa" w:w="160"/>
             </w:tcMar>
             <w:vAlign w:val="center"/>
           </w:tcPr>
@@ -1842,10 +1842,10 @@
           <w:tcPr>
             <w:shd w:color="DCFCE7" w:val="solid"/>
             <w:tcMar>
-              <w:top w:type="dxa" w:w="38100"/>
-              <w:left w:type="dxa" w:w="101600"/>
-              <w:bottom w:type="dxa" w:w="38100"/>
-              <w:right w:type="dxa" w:w="101600"/>
+              <w:top w:type="dxa" w:w="60"/>
+              <w:left w:type="dxa" w:w="160"/>
+              <w:bottom w:type="dxa" w:w="60"/>
+              <w:right w:type="dxa" w:w="160"/>
             </w:tcMar>
             <w:vAlign w:val="center"/>
           </w:tcPr>
@@ -1871,10 +1871,10 @@
           <w:tcPr>
             <w:tcW w:type="pct" w:w="30%"/>
             <w:tcMar>
-              <w:top w:type="dxa" w:w="38100"/>
-              <w:left w:type="dxa" w:w="101600"/>
-              <w:bottom w:type="dxa" w:w="38100"/>
-              <w:right w:type="dxa" w:w="101600"/>
+              <w:top w:type="dxa" w:w="60"/>
+              <w:left w:type="dxa" w:w="160"/>
+              <w:bottom w:type="dxa" w:w="60"/>
+              <w:right w:type="dxa" w:w="160"/>
             </w:tcMar>
             <w:vAlign w:val="center"/>
           </w:tcPr>
@@ -1903,10 +1903,10 @@
             <w:tcW w:type="pct" w:w="38%"/>
             <w:shd w:color="F8F9FC" w:val="solid"/>
             <w:tcMar>
-              <w:top w:type="dxa" w:w="38100"/>
-              <w:left w:type="dxa" w:w="101600"/>
-              <w:bottom w:type="dxa" w:w="38100"/>
-              <w:right w:type="dxa" w:w="101600"/>
+              <w:top w:type="dxa" w:w="60"/>
+              <w:left w:type="dxa" w:w="160"/>
+              <w:bottom w:type="dxa" w:w="60"/>
+              <w:right w:type="dxa" w:w="160"/>
             </w:tcMar>
             <w:vAlign w:val="center"/>
           </w:tcPr>
@@ -1932,10 +1932,10 @@
           <w:tcPr>
             <w:shd w:color="DCFCE7" w:val="solid"/>
             <w:tcMar>
-              <w:top w:type="dxa" w:w="38100"/>
-              <w:left w:type="dxa" w:w="101600"/>
-              <w:bottom w:type="dxa" w:w="38100"/>
-              <w:right w:type="dxa" w:w="101600"/>
+              <w:top w:type="dxa" w:w="60"/>
+              <w:left w:type="dxa" w:w="160"/>
+              <w:bottom w:type="dxa" w:w="60"/>
+              <w:right w:type="dxa" w:w="160"/>
             </w:tcMar>
             <w:vAlign w:val="center"/>
           </w:tcPr>
@@ -1961,10 +1961,10 @@
           <w:tcPr>
             <w:shd w:color="DCFCE7" w:val="solid"/>
             <w:tcMar>
-              <w:top w:type="dxa" w:w="38100"/>
-              <w:left w:type="dxa" w:w="101600"/>
-              <w:bottom w:type="dxa" w:w="38100"/>
-              <w:right w:type="dxa" w:w="101600"/>
+              <w:top w:type="dxa" w:w="60"/>
+              <w:left w:type="dxa" w:w="160"/>
+              <w:bottom w:type="dxa" w:w="60"/>
+              <w:right w:type="dxa" w:w="160"/>
             </w:tcMar>
             <w:vAlign w:val="center"/>
           </w:tcPr>
@@ -1990,10 +1990,10 @@
           <w:tcPr>
             <w:tcW w:type="pct" w:w="30%"/>
             <w:tcMar>
-              <w:top w:type="dxa" w:w="38100"/>
-              <w:left w:type="dxa" w:w="101600"/>
-              <w:bottom w:type="dxa" w:w="38100"/>
-              <w:right w:type="dxa" w:w="101600"/>
+              <w:top w:type="dxa" w:w="60"/>
+              <w:left w:type="dxa" w:w="160"/>
+              <w:bottom w:type="dxa" w:w="60"/>
+              <w:right w:type="dxa" w:w="160"/>
             </w:tcMar>
             <w:vAlign w:val="center"/>
           </w:tcPr>
@@ -2022,10 +2022,10 @@
             <w:tcW w:type="pct" w:w="38%"/>
             <w:shd w:color="F8F9FC" w:val="solid"/>
             <w:tcMar>
-              <w:top w:type="dxa" w:w="38100"/>
-              <w:left w:type="dxa" w:w="101600"/>
-              <w:bottom w:type="dxa" w:w="38100"/>
-              <w:right w:type="dxa" w:w="101600"/>
+              <w:top w:type="dxa" w:w="60"/>
+              <w:left w:type="dxa" w:w="160"/>
+              <w:bottom w:type="dxa" w:w="60"/>
+              <w:right w:type="dxa" w:w="160"/>
             </w:tcMar>
             <w:vAlign w:val="center"/>
           </w:tcPr>
@@ -2051,10 +2051,10 @@
           <w:tcPr>
             <w:shd w:color="FEF3C7" w:val="solid"/>
             <w:tcMar>
-              <w:top w:type="dxa" w:w="38100"/>
-              <w:left w:type="dxa" w:w="101600"/>
-              <w:bottom w:type="dxa" w:w="38100"/>
-              <w:right w:type="dxa" w:w="101600"/>
+              <w:top w:type="dxa" w:w="60"/>
+              <w:left w:type="dxa" w:w="160"/>
+              <w:bottom w:type="dxa" w:w="60"/>
+              <w:right w:type="dxa" w:w="160"/>
             </w:tcMar>
             <w:vAlign w:val="center"/>
           </w:tcPr>
@@ -2080,10 +2080,10 @@
           <w:tcPr>
             <w:shd w:color="FEF3C7" w:val="solid"/>
             <w:tcMar>
-              <w:top w:type="dxa" w:w="38100"/>
-              <w:left w:type="dxa" w:w="101600"/>
-              <w:bottom w:type="dxa" w:w="38100"/>
-              <w:right w:type="dxa" w:w="101600"/>
+              <w:top w:type="dxa" w:w="60"/>
+              <w:left w:type="dxa" w:w="160"/>
+              <w:bottom w:type="dxa" w:w="60"/>
+              <w:right w:type="dxa" w:w="160"/>
             </w:tcMar>
             <w:vAlign w:val="center"/>
           </w:tcPr>
@@ -2109,10 +2109,10 @@
           <w:tcPr>
             <w:tcW w:type="pct" w:w="30%"/>
             <w:tcMar>
-              <w:top w:type="dxa" w:w="38100"/>
-              <w:left w:type="dxa" w:w="101600"/>
-              <w:bottom w:type="dxa" w:w="38100"/>
-              <w:right w:type="dxa" w:w="101600"/>
+              <w:top w:type="dxa" w:w="60"/>
+              <w:left w:type="dxa" w:w="160"/>
+              <w:bottom w:type="dxa" w:w="60"/>
+              <w:right w:type="dxa" w:w="160"/>
             </w:tcMar>
             <w:vAlign w:val="center"/>
           </w:tcPr>
@@ -2162,7 +2162,7 @@
           <w:sz w:val="20"/>
           <w:szCs w:val="20"/>
         </w:rPr>
-        <w:t xml:space="preserve">Overall Security Posture: GOOD  ·  9 of 10 checks passing  ·  0 critical / 0 high vulnerabilities in application code  ·  The platform is suitable for continued controlled rollout. A dynamic penetration test is recommended prior to full public launch.</w:t>
+        <w:t xml:space="preserve">Overall Security Posture: GOOD  |  9 of 10 checks passing  |  0 critical / 0 high vulnerabilities in application code  |  NaN</w:t>
       </w:r>
     </w:p>
     <w:p>
@@ -2252,10 +2252,10 @@
             <w:tcW w:type="pct" w:w="32%"/>
             <w:shd w:color="1F3A6E" w:val="solid"/>
             <w:tcMar>
-              <w:top w:type="dxa" w:w="50800"/>
-              <w:left w:type="dxa" w:w="101600"/>
-              <w:bottom w:type="dxa" w:w="50800"/>
-              <w:right w:type="dxa" w:w="101600"/>
+              <w:top w:type="dxa" w:w="80"/>
+              <w:left w:type="dxa" w:w="160"/>
+              <w:bottom w:type="dxa" w:w="80"/>
+              <w:right w:type="dxa" w:w="160"/>
             </w:tcMar>
           </w:tcPr>
           <w:p>
@@ -2280,10 +2280,10 @@
             <w:tcW w:type="pct" w:w="48%"/>
             <w:shd w:color="1F3A6E" w:val="solid"/>
             <w:tcMar>
-              <w:top w:type="dxa" w:w="50800"/>
-              <w:left w:type="dxa" w:w="101600"/>
-              <w:bottom w:type="dxa" w:w="50800"/>
-              <w:right w:type="dxa" w:w="101600"/>
+              <w:top w:type="dxa" w:w="80"/>
+              <w:left w:type="dxa" w:w="160"/>
+              <w:bottom w:type="dxa" w:w="80"/>
+              <w:right w:type="dxa" w:w="160"/>
             </w:tcMar>
           </w:tcPr>
           <w:p>
@@ -2308,10 +2308,10 @@
             <w:tcW w:type="pct" w:w="20%"/>
             <w:shd w:color="1F3A6E" w:val="solid"/>
             <w:tcMar>
-              <w:top w:type="dxa" w:w="50800"/>
-              <w:left w:type="dxa" w:w="101600"/>
-              <w:bottom w:type="dxa" w:w="50800"/>
-              <w:right w:type="dxa" w:w="101600"/>
+              <w:top w:type="dxa" w:w="80"/>
+              <w:left w:type="dxa" w:w="160"/>
+              <w:bottom w:type="dxa" w:w="80"/>
+              <w:right w:type="dxa" w:w="160"/>
             </w:tcMar>
           </w:tcPr>
           <w:p>
@@ -2338,10 +2338,10 @@
             <w:tcW w:type="pct" w:w="32%"/>
             <w:shd w:color="F8F9FC" w:val="solid"/>
             <w:tcMar>
-              <w:top w:type="dxa" w:w="38100"/>
-              <w:left w:type="dxa" w:w="101600"/>
-              <w:bottom w:type="dxa" w:w="38100"/>
-              <w:right w:type="dxa" w:w="101600"/>
+              <w:top w:type="dxa" w:w="60"/>
+              <w:left w:type="dxa" w:w="160"/>
+              <w:bottom w:type="dxa" w:w="60"/>
+              <w:right w:type="dxa" w:w="160"/>
             </w:tcMar>
             <w:vAlign w:val="center"/>
           </w:tcPr>
@@ -2367,10 +2367,10 @@
           <w:tcPr>
             <w:tcW w:type="pct" w:w="48%"/>
             <w:tcMar>
-              <w:top w:type="dxa" w:w="38100"/>
-              <w:left w:type="dxa" w:w="101600"/>
-              <w:bottom w:type="dxa" w:w="38100"/>
-              <w:right w:type="dxa" w:w="101600"/>
+              <w:top w:type="dxa" w:w="60"/>
+              <w:left w:type="dxa" w:w="160"/>
+              <w:bottom w:type="dxa" w:w="60"/>
+              <w:right w:type="dxa" w:w="160"/>
             </w:tcMar>
             <w:vAlign w:val="center"/>
           </w:tcPr>
@@ -2397,10 +2397,10 @@
             <w:tcW w:type="pct" w:w="20%"/>
             <w:shd w:color="F1F3F7" w:val="solid"/>
             <w:tcMar>
-              <w:top w:type="dxa" w:w="38100"/>
-              <w:left w:type="dxa" w:w="101600"/>
-              <w:bottom w:type="dxa" w:w="38100"/>
-              <w:right w:type="dxa" w:w="101600"/>
+              <w:top w:type="dxa" w:w="60"/>
+              <w:left w:type="dxa" w:w="160"/>
+              <w:bottom w:type="dxa" w:w="60"/>
+              <w:right w:type="dxa" w:w="160"/>
             </w:tcMar>
             <w:vAlign w:val="center"/>
           </w:tcPr>
@@ -2429,10 +2429,10 @@
             <w:tcW w:type="pct" w:w="32%"/>
             <w:shd w:color="F8F9FC" w:val="solid"/>
             <w:tcMar>
-              <w:top w:type="dxa" w:w="38100"/>
-              <w:left w:type="dxa" w:w="101600"/>
-              <w:bottom w:type="dxa" w:w="38100"/>
-              <w:right w:type="dxa" w:w="101600"/>
+              <w:top w:type="dxa" w:w="60"/>
+              <w:left w:type="dxa" w:w="160"/>
+              <w:bottom w:type="dxa" w:w="60"/>
+              <w:right w:type="dxa" w:w="160"/>
             </w:tcMar>
             <w:vAlign w:val="center"/>
           </w:tcPr>
@@ -2458,10 +2458,10 @@
           <w:tcPr>
             <w:tcW w:type="pct" w:w="48%"/>
             <w:tcMar>
-              <w:top w:type="dxa" w:w="38100"/>
-              <w:left w:type="dxa" w:w="101600"/>
-              <w:bottom w:type="dxa" w:w="38100"/>
-              <w:right w:type="dxa" w:w="101600"/>
+              <w:top w:type="dxa" w:w="60"/>
+              <w:left w:type="dxa" w:w="160"/>
+              <w:bottom w:type="dxa" w:w="60"/>
+              <w:right w:type="dxa" w:w="160"/>
             </w:tcMar>
             <w:vAlign w:val="center"/>
           </w:tcPr>
@@ -2488,10 +2488,10 @@
             <w:tcW w:type="pct" w:w="20%"/>
             <w:shd w:color="F1F3F7" w:val="solid"/>
             <w:tcMar>
-              <w:top w:type="dxa" w:w="38100"/>
-              <w:left w:type="dxa" w:w="101600"/>
-              <w:bottom w:type="dxa" w:w="38100"/>
-              <w:right w:type="dxa" w:w="101600"/>
+              <w:top w:type="dxa" w:w="60"/>
+              <w:left w:type="dxa" w:w="160"/>
+              <w:bottom w:type="dxa" w:w="60"/>
+              <w:right w:type="dxa" w:w="160"/>
             </w:tcMar>
             <w:vAlign w:val="center"/>
           </w:tcPr>
@@ -2520,10 +2520,10 @@
             <w:tcW w:type="pct" w:w="32%"/>
             <w:shd w:color="F8F9FC" w:val="solid"/>
             <w:tcMar>
-              <w:top w:type="dxa" w:w="38100"/>
-              <w:left w:type="dxa" w:w="101600"/>
-              <w:bottom w:type="dxa" w:w="38100"/>
-              <w:right w:type="dxa" w:w="101600"/>
+              <w:top w:type="dxa" w:w="60"/>
+              <w:left w:type="dxa" w:w="160"/>
+              <w:bottom w:type="dxa" w:w="60"/>
+              <w:right w:type="dxa" w:w="160"/>
             </w:tcMar>
             <w:vAlign w:val="center"/>
           </w:tcPr>
@@ -2549,10 +2549,10 @@
           <w:tcPr>
             <w:tcW w:type="pct" w:w="48%"/>
             <w:tcMar>
-              <w:top w:type="dxa" w:w="38100"/>
-              <w:left w:type="dxa" w:w="101600"/>
-              <w:bottom w:type="dxa" w:w="38100"/>
-              <w:right w:type="dxa" w:w="101600"/>
+              <w:top w:type="dxa" w:w="60"/>
+              <w:left w:type="dxa" w:w="160"/>
+              <w:bottom w:type="dxa" w:w="60"/>
+              <w:right w:type="dxa" w:w="160"/>
             </w:tcMar>
             <w:vAlign w:val="center"/>
           </w:tcPr>
@@ -2579,10 +2579,10 @@
             <w:tcW w:type="pct" w:w="20%"/>
             <w:shd w:color="F1F3F7" w:val="solid"/>
             <w:tcMar>
-              <w:top w:type="dxa" w:w="38100"/>
-              <w:left w:type="dxa" w:w="101600"/>
-              <w:bottom w:type="dxa" w:w="38100"/>
-              <w:right w:type="dxa" w:w="101600"/>
+              <w:top w:type="dxa" w:w="60"/>
+              <w:left w:type="dxa" w:w="160"/>
+              <w:bottom w:type="dxa" w:w="60"/>
+              <w:right w:type="dxa" w:w="160"/>
             </w:tcMar>
             <w:vAlign w:val="center"/>
           </w:tcPr>
@@ -2611,10 +2611,10 @@
             <w:tcW w:type="pct" w:w="32%"/>
             <w:shd w:color="F8F9FC" w:val="solid"/>
             <w:tcMar>
-              <w:top w:type="dxa" w:w="38100"/>
-              <w:left w:type="dxa" w:w="101600"/>
-              <w:bottom w:type="dxa" w:w="38100"/>
-              <w:right w:type="dxa" w:w="101600"/>
+              <w:top w:type="dxa" w:w="60"/>
+              <w:left w:type="dxa" w:w="160"/>
+              <w:bottom w:type="dxa" w:w="60"/>
+              <w:right w:type="dxa" w:w="160"/>
             </w:tcMar>
             <w:vAlign w:val="center"/>
           </w:tcPr>
@@ -2640,10 +2640,10 @@
           <w:tcPr>
             <w:tcW w:type="pct" w:w="48%"/>
             <w:tcMar>
-              <w:top w:type="dxa" w:w="38100"/>
-              <w:left w:type="dxa" w:w="101600"/>
-              <w:bottom w:type="dxa" w:w="38100"/>
-              <w:right w:type="dxa" w:w="101600"/>
+              <w:top w:type="dxa" w:w="60"/>
+              <w:left w:type="dxa" w:w="160"/>
+              <w:bottom w:type="dxa" w:w="60"/>
+              <w:right w:type="dxa" w:w="160"/>
             </w:tcMar>
             <w:vAlign w:val="center"/>
           </w:tcPr>
@@ -2670,10 +2670,10 @@
             <w:tcW w:type="pct" w:w="20%"/>
             <w:shd w:color="F1F3F7" w:val="solid"/>
             <w:tcMar>
-              <w:top w:type="dxa" w:w="38100"/>
-              <w:left w:type="dxa" w:w="101600"/>
-              <w:bottom w:type="dxa" w:w="38100"/>
-              <w:right w:type="dxa" w:w="101600"/>
+              <w:top w:type="dxa" w:w="60"/>
+              <w:left w:type="dxa" w:w="160"/>
+              <w:bottom w:type="dxa" w:w="60"/>
+              <w:right w:type="dxa" w:w="160"/>
             </w:tcMar>
             <w:vAlign w:val="center"/>
           </w:tcPr>
@@ -2702,10 +2702,10 @@
             <w:tcW w:type="pct" w:w="32%"/>
             <w:shd w:color="F8F9FC" w:val="solid"/>
             <w:tcMar>
-              <w:top w:type="dxa" w:w="38100"/>
-              <w:left w:type="dxa" w:w="101600"/>
-              <w:bottom w:type="dxa" w:w="38100"/>
-              <w:right w:type="dxa" w:w="101600"/>
+              <w:top w:type="dxa" w:w="60"/>
+              <w:left w:type="dxa" w:w="160"/>
+              <w:bottom w:type="dxa" w:w="60"/>
+              <w:right w:type="dxa" w:w="160"/>
             </w:tcMar>
             <w:vAlign w:val="center"/>
           </w:tcPr>
@@ -2731,10 +2731,10 @@
           <w:tcPr>
             <w:tcW w:type="pct" w:w="48%"/>
             <w:tcMar>
-              <w:top w:type="dxa" w:w="38100"/>
-              <w:left w:type="dxa" w:w="101600"/>
-              <w:bottom w:type="dxa" w:w="38100"/>
-              <w:right w:type="dxa" w:w="101600"/>
+              <w:top w:type="dxa" w:w="60"/>
+              <w:left w:type="dxa" w:w="160"/>
+              <w:bottom w:type="dxa" w:w="60"/>
+              <w:right w:type="dxa" w:w="160"/>
             </w:tcMar>
             <w:vAlign w:val="center"/>
           </w:tcPr>
@@ -2761,10 +2761,10 @@
             <w:tcW w:type="pct" w:w="20%"/>
             <w:shd w:color="F1F3F7" w:val="solid"/>
             <w:tcMar>
-              <w:top w:type="dxa" w:w="38100"/>
-              <w:left w:type="dxa" w:w="101600"/>
-              <w:bottom w:type="dxa" w:w="38100"/>
-              <w:right w:type="dxa" w:w="101600"/>
+              <w:top w:type="dxa" w:w="60"/>
+              <w:left w:type="dxa" w:w="160"/>
+              <w:bottom w:type="dxa" w:w="60"/>
+              <w:right w:type="dxa" w:w="160"/>
             </w:tcMar>
             <w:vAlign w:val="center"/>
           </w:tcPr>
@@ -2793,10 +2793,10 @@
             <w:tcW w:type="pct" w:w="32%"/>
             <w:shd w:color="F8F9FC" w:val="solid"/>
             <w:tcMar>
-              <w:top w:type="dxa" w:w="38100"/>
-              <w:left w:type="dxa" w:w="101600"/>
-              <w:bottom w:type="dxa" w:w="38100"/>
-              <w:right w:type="dxa" w:w="101600"/>
+              <w:top w:type="dxa" w:w="60"/>
+              <w:left w:type="dxa" w:w="160"/>
+              <w:bottom w:type="dxa" w:w="60"/>
+              <w:right w:type="dxa" w:w="160"/>
             </w:tcMar>
             <w:vAlign w:val="center"/>
           </w:tcPr>
@@ -2822,10 +2822,10 @@
           <w:tcPr>
             <w:tcW w:type="pct" w:w="48%"/>
             <w:tcMar>
-              <w:top w:type="dxa" w:w="38100"/>
-              <w:left w:type="dxa" w:w="101600"/>
-              <w:bottom w:type="dxa" w:w="38100"/>
-              <w:right w:type="dxa" w:w="101600"/>
+              <w:top w:type="dxa" w:w="60"/>
+              <w:left w:type="dxa" w:w="160"/>
+              <w:bottom w:type="dxa" w:w="60"/>
+              <w:right w:type="dxa" w:w="160"/>
             </w:tcMar>
             <w:vAlign w:val="center"/>
           </w:tcPr>
@@ -2852,10 +2852,10 @@
             <w:tcW w:type="pct" w:w="20%"/>
             <w:shd w:color="F1F3F7" w:val="solid"/>
             <w:tcMar>
-              <w:top w:type="dxa" w:w="38100"/>
-              <w:left w:type="dxa" w:w="101600"/>
-              <w:bottom w:type="dxa" w:w="38100"/>
-              <w:right w:type="dxa" w:w="101600"/>
+              <w:top w:type="dxa" w:w="60"/>
+              <w:left w:type="dxa" w:w="160"/>
+              <w:bottom w:type="dxa" w:w="60"/>
+              <w:right w:type="dxa" w:w="160"/>
             </w:tcMar>
             <w:vAlign w:val="center"/>
           </w:tcPr>
@@ -2884,10 +2884,10 @@
             <w:tcW w:type="pct" w:w="32%"/>
             <w:shd w:color="F8F9FC" w:val="solid"/>
             <w:tcMar>
-              <w:top w:type="dxa" w:w="38100"/>
-              <w:left w:type="dxa" w:w="101600"/>
-              <w:bottom w:type="dxa" w:w="38100"/>
-              <w:right w:type="dxa" w:w="101600"/>
+              <w:top w:type="dxa" w:w="60"/>
+              <w:left w:type="dxa" w:w="160"/>
+              <w:bottom w:type="dxa" w:w="60"/>
+              <w:right w:type="dxa" w:w="160"/>
             </w:tcMar>
             <w:vAlign w:val="center"/>
           </w:tcPr>
@@ -2913,10 +2913,10 @@
           <w:tcPr>
             <w:tcW w:type="pct" w:w="48%"/>
             <w:tcMar>
-              <w:top w:type="dxa" w:w="38100"/>
-              <w:left w:type="dxa" w:w="101600"/>
-              <w:bottom w:type="dxa" w:w="38100"/>
-              <w:right w:type="dxa" w:w="101600"/>
+              <w:top w:type="dxa" w:w="60"/>
+              <w:left w:type="dxa" w:w="160"/>
+              <w:bottom w:type="dxa" w:w="60"/>
+              <w:right w:type="dxa" w:w="160"/>
             </w:tcMar>
             <w:vAlign w:val="center"/>
           </w:tcPr>
@@ -2943,10 +2943,10 @@
             <w:tcW w:type="pct" w:w="20%"/>
             <w:shd w:color="F1F3F7" w:val="solid"/>
             <w:tcMar>
-              <w:top w:type="dxa" w:w="38100"/>
-              <w:left w:type="dxa" w:w="101600"/>
-              <w:bottom w:type="dxa" w:w="38100"/>
-              <w:right w:type="dxa" w:w="101600"/>
+              <w:top w:type="dxa" w:w="60"/>
+              <w:left w:type="dxa" w:w="160"/>
+              <w:bottom w:type="dxa" w:w="60"/>
+              <w:right w:type="dxa" w:w="160"/>
             </w:tcMar>
             <w:vAlign w:val="center"/>
           </w:tcPr>
@@ -2975,10 +2975,10 @@
             <w:tcW w:type="pct" w:w="32%"/>
             <w:shd w:color="F8F9FC" w:val="solid"/>
             <w:tcMar>
-              <w:top w:type="dxa" w:w="38100"/>
-              <w:left w:type="dxa" w:w="101600"/>
-              <w:bottom w:type="dxa" w:w="38100"/>
-              <w:right w:type="dxa" w:w="101600"/>
+              <w:top w:type="dxa" w:w="60"/>
+              <w:left w:type="dxa" w:w="160"/>
+              <w:bottom w:type="dxa" w:w="60"/>
+              <w:right w:type="dxa" w:w="160"/>
             </w:tcMar>
             <w:vAlign w:val="center"/>
           </w:tcPr>
@@ -3004,10 +3004,10 @@
           <w:tcPr>
             <w:tcW w:type="pct" w:w="48%"/>
             <w:tcMar>
-              <w:top w:type="dxa" w:w="38100"/>
-              <w:left w:type="dxa" w:w="101600"/>
-              <w:bottom w:type="dxa" w:w="38100"/>
-              <w:right w:type="dxa" w:w="101600"/>
+              <w:top w:type="dxa" w:w="60"/>
+              <w:left w:type="dxa" w:w="160"/>
+              <w:bottom w:type="dxa" w:w="60"/>
+              <w:right w:type="dxa" w:w="160"/>
             </w:tcMar>
             <w:vAlign w:val="center"/>
           </w:tcPr>
@@ -3034,10 +3034,10 @@
             <w:tcW w:type="pct" w:w="20%"/>
             <w:shd w:color="F1F3F7" w:val="solid"/>
             <w:tcMar>
-              <w:top w:type="dxa" w:w="38100"/>
-              <w:left w:type="dxa" w:w="101600"/>
-              <w:bottom w:type="dxa" w:w="38100"/>
-              <w:right w:type="dxa" w:w="101600"/>
+              <w:top w:type="dxa" w:w="60"/>
+              <w:left w:type="dxa" w:w="160"/>
+              <w:bottom w:type="dxa" w:w="60"/>
+              <w:right w:type="dxa" w:w="160"/>
             </w:tcMar>
             <w:vAlign w:val="center"/>
           </w:tcPr>
@@ -3066,10 +3066,10 @@
             <w:tcW w:type="pct" w:w="32%"/>
             <w:shd w:color="F8F9FC" w:val="solid"/>
             <w:tcMar>
-              <w:top w:type="dxa" w:w="38100"/>
-              <w:left w:type="dxa" w:w="101600"/>
-              <w:bottom w:type="dxa" w:w="38100"/>
-              <w:right w:type="dxa" w:w="101600"/>
+              <w:top w:type="dxa" w:w="60"/>
+              <w:left w:type="dxa" w:w="160"/>
+              <w:bottom w:type="dxa" w:w="60"/>
+              <w:right w:type="dxa" w:w="160"/>
             </w:tcMar>
             <w:vAlign w:val="center"/>
           </w:tcPr>
@@ -3095,10 +3095,10 @@
           <w:tcPr>
             <w:tcW w:type="pct" w:w="48%"/>
             <w:tcMar>
-              <w:top w:type="dxa" w:w="38100"/>
-              <w:left w:type="dxa" w:w="101600"/>
-              <w:bottom w:type="dxa" w:w="38100"/>
-              <w:right w:type="dxa" w:w="101600"/>
+              <w:top w:type="dxa" w:w="60"/>
+              <w:left w:type="dxa" w:w="160"/>
+              <w:bottom w:type="dxa" w:w="60"/>
+              <w:right w:type="dxa" w:w="160"/>
             </w:tcMar>
             <w:vAlign w:val="center"/>
           </w:tcPr>
@@ -3125,10 +3125,10 @@
             <w:tcW w:type="pct" w:w="20%"/>
             <w:shd w:color="F1F3F7" w:val="solid"/>
             <w:tcMar>
-              <w:top w:type="dxa" w:w="38100"/>
-              <w:left w:type="dxa" w:w="101600"/>
-              <w:bottom w:type="dxa" w:w="38100"/>
-              <w:right w:type="dxa" w:w="101600"/>
+              <w:top w:type="dxa" w:w="60"/>
+              <w:left w:type="dxa" w:w="160"/>
+              <w:bottom w:type="dxa" w:w="60"/>
+              <w:right w:type="dxa" w:w="160"/>
             </w:tcMar>
             <w:vAlign w:val="center"/>
           </w:tcPr>
@@ -3214,10 +3214,10 @@
             <w:tcW w:type="pct" w:w="25%"/>
             <w:shd w:color="1F3A6E" w:val="solid"/>
             <w:tcMar>
-              <w:top w:type="dxa" w:w="50800"/>
-              <w:left w:type="dxa" w:w="101600"/>
-              <w:bottom w:type="dxa" w:w="50800"/>
-              <w:right w:type="dxa" w:w="101600"/>
+              <w:top w:type="dxa" w:w="80"/>
+              <w:left w:type="dxa" w:w="160"/>
+              <w:bottom w:type="dxa" w:w="80"/>
+              <w:right w:type="dxa" w:w="160"/>
             </w:tcMar>
           </w:tcPr>
           <w:p>
@@ -3242,10 +3242,10 @@
             <w:tcW w:type="pct" w:w="55%"/>
             <w:shd w:color="1F3A6E" w:val="solid"/>
             <w:tcMar>
-              <w:top w:type="dxa" w:w="50800"/>
-              <w:left w:type="dxa" w:w="101600"/>
-              <w:bottom w:type="dxa" w:w="50800"/>
-              <w:right w:type="dxa" w:w="101600"/>
+              <w:top w:type="dxa" w:w="80"/>
+              <w:left w:type="dxa" w:w="160"/>
+              <w:bottom w:type="dxa" w:w="80"/>
+              <w:right w:type="dxa" w:w="160"/>
             </w:tcMar>
           </w:tcPr>
           <w:p>
@@ -3270,10 +3270,10 @@
             <w:tcW w:type="pct" w:w="20%"/>
             <w:shd w:color="1F3A6E" w:val="solid"/>
             <w:tcMar>
-              <w:top w:type="dxa" w:w="50800"/>
-              <w:left w:type="dxa" w:w="101600"/>
-              <w:bottom w:type="dxa" w:w="50800"/>
-              <w:right w:type="dxa" w:w="101600"/>
+              <w:top w:type="dxa" w:w="80"/>
+              <w:left w:type="dxa" w:w="160"/>
+              <w:bottom w:type="dxa" w:w="80"/>
+              <w:right w:type="dxa" w:w="160"/>
             </w:tcMar>
           </w:tcPr>
           <w:p>
@@ -3300,10 +3300,10 @@
             <w:tcW w:type="pct" w:w="25%"/>
             <w:shd w:color="F8F9FC" w:val="solid"/>
             <w:tcMar>
-              <w:top w:type="dxa" w:w="38100"/>
-              <w:left w:type="dxa" w:w="101600"/>
-              <w:bottom w:type="dxa" w:w="38100"/>
-              <w:right w:type="dxa" w:w="101600"/>
+              <w:top w:type="dxa" w:w="60"/>
+              <w:left w:type="dxa" w:w="160"/>
+              <w:bottom w:type="dxa" w:w="60"/>
+              <w:right w:type="dxa" w:w="160"/>
             </w:tcMar>
             <w:vAlign w:val="center"/>
           </w:tcPr>
@@ -3329,10 +3329,10 @@
           <w:tcPr>
             <w:tcW w:type="pct" w:w="55%"/>
             <w:tcMar>
-              <w:top w:type="dxa" w:w="38100"/>
-              <w:left w:type="dxa" w:w="101600"/>
-              <w:bottom w:type="dxa" w:w="38100"/>
-              <w:right w:type="dxa" w:w="101600"/>
+              <w:top w:type="dxa" w:w="60"/>
+              <w:left w:type="dxa" w:w="160"/>
+              <w:bottom w:type="dxa" w:w="60"/>
+              <w:right w:type="dxa" w:w="160"/>
             </w:tcMar>
             <w:vAlign w:val="center"/>
           </w:tcPr>
@@ -3359,10 +3359,10 @@
             <w:tcW w:type="pct" w:w="20%"/>
             <w:shd w:color="F1F3F7" w:val="solid"/>
             <w:tcMar>
-              <w:top w:type="dxa" w:w="38100"/>
-              <w:left w:type="dxa" w:w="101600"/>
-              <w:bottom w:type="dxa" w:w="38100"/>
-              <w:right w:type="dxa" w:w="101600"/>
+              <w:top w:type="dxa" w:w="60"/>
+              <w:left w:type="dxa" w:w="160"/>
+              <w:bottom w:type="dxa" w:w="60"/>
+              <w:right w:type="dxa" w:w="160"/>
             </w:tcMar>
             <w:vAlign w:val="center"/>
           </w:tcPr>
@@ -3390,10 +3390,10 @@
           <w:tcPr>
             <w:tcW w:type="pct" w:w="25%"/>
             <w:tcMar>
-              <w:top w:type="dxa" w:w="38100"/>
-              <w:left w:type="dxa" w:w="101600"/>
-              <w:bottom w:type="dxa" w:w="38100"/>
-              <w:right w:type="dxa" w:w="101600"/>
+              <w:top w:type="dxa" w:w="60"/>
+              <w:left w:type="dxa" w:w="160"/>
+              <w:bottom w:type="dxa" w:w="60"/>
+              <w:right w:type="dxa" w:w="160"/>
             </w:tcMar>
             <w:vAlign w:val="center"/>
           </w:tcPr>
@@ -3420,10 +3420,10 @@
             <w:tcW w:type="pct" w:w="55%"/>
             <w:shd w:color="F8F9FC" w:val="solid"/>
             <w:tcMar>
-              <w:top w:type="dxa" w:w="38100"/>
-              <w:left w:type="dxa" w:w="101600"/>
-              <w:bottom w:type="dxa" w:w="38100"/>
-              <w:right w:type="dxa" w:w="101600"/>
+              <w:top w:type="dxa" w:w="60"/>
+              <w:left w:type="dxa" w:w="160"/>
+              <w:bottom w:type="dxa" w:w="60"/>
+              <w:right w:type="dxa" w:w="160"/>
             </w:tcMar>
             <w:vAlign w:val="center"/>
           </w:tcPr>
@@ -3449,10 +3449,10 @@
           <w:tcPr>
             <w:tcW w:type="pct" w:w="20%"/>
             <w:tcMar>
-              <w:top w:type="dxa" w:w="38100"/>
-              <w:left w:type="dxa" w:w="101600"/>
-              <w:bottom w:type="dxa" w:w="38100"/>
-              <w:right w:type="dxa" w:w="101600"/>
+              <w:top w:type="dxa" w:w="60"/>
+              <w:left w:type="dxa" w:w="160"/>
+              <w:bottom w:type="dxa" w:w="60"/>
+              <w:right w:type="dxa" w:w="160"/>
             </w:tcMar>
             <w:vAlign w:val="center"/>
           </w:tcPr>
@@ -3481,10 +3481,10 @@
             <w:tcW w:type="pct" w:w="25%"/>
             <w:shd w:color="F8F9FC" w:val="solid"/>
             <w:tcMar>
-              <w:top w:type="dxa" w:w="38100"/>
-              <w:left w:type="dxa" w:w="101600"/>
-              <w:bottom w:type="dxa" w:w="38100"/>
-              <w:right w:type="dxa" w:w="101600"/>
+              <w:top w:type="dxa" w:w="60"/>
+              <w:left w:type="dxa" w:w="160"/>
+              <w:bottom w:type="dxa" w:w="60"/>
+              <w:right w:type="dxa" w:w="160"/>
             </w:tcMar>
             <w:vAlign w:val="center"/>
           </w:tcPr>
@@ -3510,10 +3510,10 @@
           <w:tcPr>
             <w:tcW w:type="pct" w:w="55%"/>
             <w:tcMar>
-              <w:top w:type="dxa" w:w="38100"/>
-              <w:left w:type="dxa" w:w="101600"/>
-              <w:bottom w:type="dxa" w:w="38100"/>
-              <w:right w:type="dxa" w:w="101600"/>
+              <w:top w:type="dxa" w:w="60"/>
+              <w:left w:type="dxa" w:w="160"/>
+              <w:bottom w:type="dxa" w:w="60"/>
+              <w:right w:type="dxa" w:w="160"/>
             </w:tcMar>
             <w:vAlign w:val="center"/>
           </w:tcPr>
@@ -3540,10 +3540,10 @@
             <w:tcW w:type="pct" w:w="20%"/>
             <w:shd w:color="F1F3F7" w:val="solid"/>
             <w:tcMar>
-              <w:top w:type="dxa" w:w="38100"/>
-              <w:left w:type="dxa" w:w="101600"/>
-              <w:bottom w:type="dxa" w:w="38100"/>
-              <w:right w:type="dxa" w:w="101600"/>
+              <w:top w:type="dxa" w:w="60"/>
+              <w:left w:type="dxa" w:w="160"/>
+              <w:bottom w:type="dxa" w:w="60"/>
+              <w:right w:type="dxa" w:w="160"/>
             </w:tcMar>
             <w:vAlign w:val="center"/>
           </w:tcPr>
@@ -3571,10 +3571,10 @@
           <w:tcPr>
             <w:tcW w:type="pct" w:w="25%"/>
             <w:tcMar>
-              <w:top w:type="dxa" w:w="38100"/>
-              <w:left w:type="dxa" w:w="101600"/>
-              <w:bottom w:type="dxa" w:w="38100"/>
-              <w:right w:type="dxa" w:w="101600"/>
+              <w:top w:type="dxa" w:w="60"/>
+              <w:left w:type="dxa" w:w="160"/>
+              <w:bottom w:type="dxa" w:w="60"/>
+              <w:right w:type="dxa" w:w="160"/>
             </w:tcMar>
             <w:vAlign w:val="center"/>
           </w:tcPr>
@@ -3601,10 +3601,10 @@
             <w:tcW w:type="pct" w:w="55%"/>
             <w:shd w:color="F8F9FC" w:val="solid"/>
             <w:tcMar>
-              <w:top w:type="dxa" w:w="38100"/>
-              <w:left w:type="dxa" w:w="101600"/>
-              <w:bottom w:type="dxa" w:w="38100"/>
-              <w:right w:type="dxa" w:w="101600"/>
+              <w:top w:type="dxa" w:w="60"/>
+              <w:left w:type="dxa" w:w="160"/>
+              <w:bottom w:type="dxa" w:w="60"/>
+              <w:right w:type="dxa" w:w="160"/>
             </w:tcMar>
             <w:vAlign w:val="center"/>
           </w:tcPr>
@@ -3630,10 +3630,10 @@
           <w:tcPr>
             <w:tcW w:type="pct" w:w="20%"/>
             <w:tcMar>
-              <w:top w:type="dxa" w:w="38100"/>
-              <w:left w:type="dxa" w:w="101600"/>
-              <w:bottom w:type="dxa" w:w="38100"/>
-              <w:right w:type="dxa" w:w="101600"/>
+              <w:top w:type="dxa" w:w="60"/>
+              <w:left w:type="dxa" w:w="160"/>
+              <w:bottom w:type="dxa" w:w="60"/>
+              <w:right w:type="dxa" w:w="160"/>
             </w:tcMar>
             <w:vAlign w:val="center"/>
           </w:tcPr>
@@ -3758,10 +3758,10 @@
             <w:gridSpan w:val="4"/>
             <w:shd w:color="1F3A6E" w:val="solid"/>
             <w:tcMar>
-              <w:top w:type="dxa" w:w="63500"/>
-              <w:left w:type="dxa" w:w="127000"/>
-              <w:bottom w:type="dxa" w:w="63500"/>
-              <w:right w:type="dxa" w:w="127000"/>
+              <w:top w:type="dxa" w:w="100"/>
+              <w:left w:type="dxa" w:w="200"/>
+              <w:bottom w:type="dxa" w:w="100"/>
+              <w:right w:type="dxa" w:w="200"/>
             </w:tcMar>
           </w:tcPr>
           <w:p>
@@ -3777,7 +3777,7 @@
                 <w:sz w:val="20"/>
                 <w:szCs w:val="20"/>
               </w:rPr>
-              <w:t xml:space="preserve">SEC-001  ·  </w:t>
+              <w:t xml:space="preserve">SEC-001  |  </w:t>
             </w:r>
             <w:r>
               <w:rPr>
@@ -3799,10 +3799,10 @@
             <w:tcW w:type="pct" w:w="25%"/>
             <w:shd w:color="F1F3F7" w:val="solid"/>
             <w:tcMar>
-              <w:top w:type="dxa" w:w="50800"/>
-              <w:left w:type="dxa" w:w="101600"/>
-              <w:bottom w:type="dxa" w:w="50800"/>
-              <w:right w:type="dxa" w:w="101600"/>
+              <w:top w:type="dxa" w:w="80"/>
+              <w:left w:type="dxa" w:w="160"/>
+              <w:bottom w:type="dxa" w:w="80"/>
+              <w:right w:type="dxa" w:w="160"/>
             </w:tcMar>
           </w:tcPr>
           <w:p>
@@ -3827,10 +3827,10 @@
             <w:tcW w:type="pct" w:w="25%"/>
             <w:shd w:color="F1F3F7" w:val="solid"/>
             <w:tcMar>
-              <w:top w:type="dxa" w:w="50800"/>
-              <w:left w:type="dxa" w:w="101600"/>
-              <w:bottom w:type="dxa" w:w="50800"/>
-              <w:right w:type="dxa" w:w="101600"/>
+              <w:top w:type="dxa" w:w="80"/>
+              <w:left w:type="dxa" w:w="160"/>
+              <w:bottom w:type="dxa" w:w="80"/>
+              <w:right w:type="dxa" w:w="160"/>
             </w:tcMar>
           </w:tcPr>
           <w:p>
@@ -3855,10 +3855,10 @@
             <w:tcW w:type="pct" w:w="25%"/>
             <w:shd w:color="F1F3F7" w:val="solid"/>
             <w:tcMar>
-              <w:top w:type="dxa" w:w="50800"/>
-              <w:left w:type="dxa" w:w="101600"/>
-              <w:bottom w:type="dxa" w:w="50800"/>
-              <w:right w:type="dxa" w:w="101600"/>
+              <w:top w:type="dxa" w:w="80"/>
+              <w:left w:type="dxa" w:w="160"/>
+              <w:bottom w:type="dxa" w:w="80"/>
+              <w:right w:type="dxa" w:w="160"/>
             </w:tcMar>
           </w:tcPr>
           <w:p>
@@ -3883,10 +3883,10 @@
             <w:tcW w:type="pct" w:w="25%"/>
             <w:shd w:color="F1F3F7" w:val="solid"/>
             <w:tcMar>
-              <w:top w:type="dxa" w:w="50800"/>
-              <w:left w:type="dxa" w:w="101600"/>
-              <w:bottom w:type="dxa" w:w="50800"/>
-              <w:right w:type="dxa" w:w="101600"/>
+              <w:top w:type="dxa" w:w="80"/>
+              <w:left w:type="dxa" w:w="160"/>
+              <w:bottom w:type="dxa" w:w="80"/>
+              <w:right w:type="dxa" w:w="160"/>
             </w:tcMar>
           </w:tcPr>
           <w:p>
@@ -3912,10 +3912,10 @@
           <w:tcPr>
             <w:tcW w:type="pct" w:w="25%"/>
             <w:tcMar>
-              <w:top w:type="dxa" w:w="38100"/>
-              <w:left w:type="dxa" w:w="101600"/>
-              <w:bottom w:type="dxa" w:w="38100"/>
-              <w:right w:type="dxa" w:w="101600"/>
+              <w:top w:type="dxa" w:w="60"/>
+              <w:left w:type="dxa" w:w="160"/>
+              <w:bottom w:type="dxa" w:w="60"/>
+              <w:right w:type="dxa" w:w="160"/>
             </w:tcMar>
             <w:vAlign w:val="center"/>
           </w:tcPr>
@@ -3941,10 +3941,10 @@
           <w:tcPr>
             <w:tcW w:type="pct" w:w="25%"/>
             <w:tcMar>
-              <w:top w:type="dxa" w:w="38100"/>
-              <w:left w:type="dxa" w:w="101600"/>
-              <w:bottom w:type="dxa" w:w="38100"/>
-              <w:right w:type="dxa" w:w="101600"/>
+              <w:top w:type="dxa" w:w="60"/>
+              <w:left w:type="dxa" w:w="160"/>
+              <w:bottom w:type="dxa" w:w="60"/>
+              <w:right w:type="dxa" w:w="160"/>
             </w:tcMar>
             <w:vAlign w:val="center"/>
           </w:tcPr>
@@ -3970,10 +3970,10 @@
           <w:tcPr>
             <w:tcW w:type="pct" w:w="25%"/>
             <w:tcMar>
-              <w:top w:type="dxa" w:w="38100"/>
-              <w:left w:type="dxa" w:w="101600"/>
-              <w:bottom w:type="dxa" w:w="38100"/>
-              <w:right w:type="dxa" w:w="101600"/>
+              <w:top w:type="dxa" w:w="60"/>
+              <w:left w:type="dxa" w:w="160"/>
+              <w:bottom w:type="dxa" w:w="60"/>
+              <w:right w:type="dxa" w:w="160"/>
             </w:tcMar>
             <w:vAlign w:val="center"/>
           </w:tcPr>
@@ -3999,10 +3999,10 @@
           <w:tcPr>
             <w:tcW w:type="pct" w:w="25%"/>
             <w:tcMar>
-              <w:top w:type="dxa" w:w="38100"/>
-              <w:left w:type="dxa" w:w="101600"/>
-              <w:bottom w:type="dxa" w:w="38100"/>
-              <w:right w:type="dxa" w:w="101600"/>
+              <w:top w:type="dxa" w:w="60"/>
+              <w:left w:type="dxa" w:w="160"/>
+              <w:bottom w:type="dxa" w:w="60"/>
+              <w:right w:type="dxa" w:w="160"/>
             </w:tcMar>
           </w:tcPr>
           <w:p>
@@ -4048,10 +4048,10 @@
           <w:tcPr>
             <w:gridSpan w:val="4"/>
             <w:tcMar>
-              <w:top w:type="dxa" w:w="76200"/>
-              <w:left w:type="dxa" w:w="127000"/>
-              <w:bottom w:type="dxa" w:w="25400"/>
-              <w:right w:type="dxa" w:w="127000"/>
+              <w:top w:type="dxa" w:w="120"/>
+              <w:left w:type="dxa" w:w="200"/>
+              <w:bottom w:type="dxa" w:w="40"/>
+              <w:right w:type="dxa" w:w="200"/>
             </w:tcMar>
           </w:tcPr>
           <w:p>
@@ -4087,10 +4087,10 @@
             <w:gridSpan w:val="4"/>
             <w:shd w:color="DCFCE7" w:val="solid"/>
             <w:tcMar>
-              <w:top w:type="dxa" w:w="76200"/>
-              <w:left w:type="dxa" w:w="127000"/>
-              <w:bottom w:type="dxa" w:w="76200"/>
-              <w:right w:type="dxa" w:w="127000"/>
+              <w:top w:type="dxa" w:w="120"/>
+              <w:left w:type="dxa" w:w="200"/>
+              <w:bottom w:type="dxa" w:w="120"/>
+              <w:right w:type="dxa" w:w="200"/>
             </w:tcMar>
           </w:tcPr>
           <w:p>
@@ -4158,10 +4158,10 @@
           <w:tcPr>
             <w:gridSpan w:val="4"/>
             <w:tcMar>
-              <w:top w:type="dxa" w:w="76200"/>
-              <w:left w:type="dxa" w:w="127000"/>
-              <w:bottom w:type="dxa" w:w="127000"/>
-              <w:right w:type="dxa" w:w="127000"/>
+              <w:top w:type="dxa" w:w="120"/>
+              <w:left w:type="dxa" w:w="200"/>
+              <w:bottom w:type="dxa" w:w="200"/>
+              <w:right w:type="dxa" w:w="200"/>
             </w:tcMar>
           </w:tcPr>
           <w:p>
@@ -4202,7 +4202,7 @@
               <w:right w:val="none" w:color="auto" w:sz="0"/>
             </w:tcBorders>
             <w:tcMar>
-              <w:top w:type="dxa" w:w="76200"/>
+              <w:top w:type="dxa" w:w="120"/>
             </w:tcMar>
           </w:tcPr>
           <w:p>
@@ -4221,10 +4221,10 @@
             <w:gridSpan w:val="4"/>
             <w:shd w:color="1F3A6E" w:val="solid"/>
             <w:tcMar>
-              <w:top w:type="dxa" w:w="63500"/>
-              <w:left w:type="dxa" w:w="127000"/>
-              <w:bottom w:type="dxa" w:w="63500"/>
-              <w:right w:type="dxa" w:w="127000"/>
+              <w:top w:type="dxa" w:w="100"/>
+              <w:left w:type="dxa" w:w="200"/>
+              <w:bottom w:type="dxa" w:w="100"/>
+              <w:right w:type="dxa" w:w="200"/>
             </w:tcMar>
           </w:tcPr>
           <w:p>
@@ -4240,7 +4240,7 @@
                 <w:sz w:val="20"/>
                 <w:szCs w:val="20"/>
               </w:rPr>
-              <w:t xml:space="preserve">SEC-002  ·  </w:t>
+              <w:t xml:space="preserve">SEC-002  |  </w:t>
             </w:r>
             <w:r>
               <w:rPr>
@@ -4262,10 +4262,10 @@
             <w:tcW w:type="pct" w:w="25%"/>
             <w:shd w:color="F1F3F7" w:val="solid"/>
             <w:tcMar>
-              <w:top w:type="dxa" w:w="50800"/>
-              <w:left w:type="dxa" w:w="101600"/>
-              <w:bottom w:type="dxa" w:w="50800"/>
-              <w:right w:type="dxa" w:w="101600"/>
+              <w:top w:type="dxa" w:w="80"/>
+              <w:left w:type="dxa" w:w="160"/>
+              <w:bottom w:type="dxa" w:w="80"/>
+              <w:right w:type="dxa" w:w="160"/>
             </w:tcMar>
           </w:tcPr>
           <w:p>
@@ -4290,10 +4290,10 @@
             <w:tcW w:type="pct" w:w="25%"/>
             <w:shd w:color="F1F3F7" w:val="solid"/>
             <w:tcMar>
-              <w:top w:type="dxa" w:w="50800"/>
-              <w:left w:type="dxa" w:w="101600"/>
-              <w:bottom w:type="dxa" w:w="50800"/>
-              <w:right w:type="dxa" w:w="101600"/>
+              <w:top w:type="dxa" w:w="80"/>
+              <w:left w:type="dxa" w:w="160"/>
+              <w:bottom w:type="dxa" w:w="80"/>
+              <w:right w:type="dxa" w:w="160"/>
             </w:tcMar>
           </w:tcPr>
           <w:p>
@@ -4318,10 +4318,10 @@
             <w:tcW w:type="pct" w:w="25%"/>
             <w:shd w:color="F1F3F7" w:val="solid"/>
             <w:tcMar>
-              <w:top w:type="dxa" w:w="50800"/>
-              <w:left w:type="dxa" w:w="101600"/>
-              <w:bottom w:type="dxa" w:w="50800"/>
-              <w:right w:type="dxa" w:w="101600"/>
+              <w:top w:type="dxa" w:w="80"/>
+              <w:left w:type="dxa" w:w="160"/>
+              <w:bottom w:type="dxa" w:w="80"/>
+              <w:right w:type="dxa" w:w="160"/>
             </w:tcMar>
           </w:tcPr>
           <w:p>
@@ -4346,10 +4346,10 @@
             <w:tcW w:type="pct" w:w="25%"/>
             <w:shd w:color="F1F3F7" w:val="solid"/>
             <w:tcMar>
-              <w:top w:type="dxa" w:w="50800"/>
-              <w:left w:type="dxa" w:w="101600"/>
-              <w:bottom w:type="dxa" w:w="50800"/>
-              <w:right w:type="dxa" w:w="101600"/>
+              <w:top w:type="dxa" w:w="80"/>
+              <w:left w:type="dxa" w:w="160"/>
+              <w:bottom w:type="dxa" w:w="80"/>
+              <w:right w:type="dxa" w:w="160"/>
             </w:tcMar>
           </w:tcPr>
           <w:p>
@@ -4375,10 +4375,10 @@
           <w:tcPr>
             <w:tcW w:type="pct" w:w="25%"/>
             <w:tcMar>
-              <w:top w:type="dxa" w:w="38100"/>
-              <w:left w:type="dxa" w:w="101600"/>
-              <w:bottom w:type="dxa" w:w="38100"/>
-              <w:right w:type="dxa" w:w="101600"/>
+              <w:top w:type="dxa" w:w="60"/>
+              <w:left w:type="dxa" w:w="160"/>
+              <w:bottom w:type="dxa" w:w="60"/>
+              <w:right w:type="dxa" w:w="160"/>
             </w:tcMar>
             <w:vAlign w:val="center"/>
           </w:tcPr>
@@ -4404,10 +4404,10 @@
           <w:tcPr>
             <w:tcW w:type="pct" w:w="25%"/>
             <w:tcMar>
-              <w:top w:type="dxa" w:w="38100"/>
-              <w:left w:type="dxa" w:w="101600"/>
-              <w:bottom w:type="dxa" w:w="38100"/>
-              <w:right w:type="dxa" w:w="101600"/>
+              <w:top w:type="dxa" w:w="60"/>
+              <w:left w:type="dxa" w:w="160"/>
+              <w:bottom w:type="dxa" w:w="60"/>
+              <w:right w:type="dxa" w:w="160"/>
             </w:tcMar>
             <w:vAlign w:val="center"/>
           </w:tcPr>
@@ -4433,10 +4433,10 @@
           <w:tcPr>
             <w:tcW w:type="pct" w:w="25%"/>
             <w:tcMar>
-              <w:top w:type="dxa" w:w="38100"/>
-              <w:left w:type="dxa" w:w="101600"/>
-              <w:bottom w:type="dxa" w:w="38100"/>
-              <w:right w:type="dxa" w:w="101600"/>
+              <w:top w:type="dxa" w:w="60"/>
+              <w:left w:type="dxa" w:w="160"/>
+              <w:bottom w:type="dxa" w:w="60"/>
+              <w:right w:type="dxa" w:w="160"/>
             </w:tcMar>
             <w:vAlign w:val="center"/>
           </w:tcPr>
@@ -4462,10 +4462,10 @@
           <w:tcPr>
             <w:tcW w:type="pct" w:w="25%"/>
             <w:tcMar>
-              <w:top w:type="dxa" w:w="38100"/>
-              <w:left w:type="dxa" w:w="101600"/>
-              <w:bottom w:type="dxa" w:w="38100"/>
-              <w:right w:type="dxa" w:w="101600"/>
+              <w:top w:type="dxa" w:w="60"/>
+              <w:left w:type="dxa" w:w="160"/>
+              <w:bottom w:type="dxa" w:w="60"/>
+              <w:right w:type="dxa" w:w="160"/>
             </w:tcMar>
           </w:tcPr>
           <w:p>
@@ -4511,10 +4511,10 @@
           <w:tcPr>
             <w:gridSpan w:val="4"/>
             <w:tcMar>
-              <w:top w:type="dxa" w:w="76200"/>
-              <w:left w:type="dxa" w:w="127000"/>
-              <w:bottom w:type="dxa" w:w="25400"/>
-              <w:right w:type="dxa" w:w="127000"/>
+              <w:top w:type="dxa" w:w="120"/>
+              <w:left w:type="dxa" w:w="200"/>
+              <w:bottom w:type="dxa" w:w="40"/>
+              <w:right w:type="dxa" w:w="200"/>
             </w:tcMar>
           </w:tcPr>
           <w:p>
@@ -4550,10 +4550,10 @@
             <w:gridSpan w:val="4"/>
             <w:shd w:color="DCFCE7" w:val="solid"/>
             <w:tcMar>
-              <w:top w:type="dxa" w:w="76200"/>
-              <w:left w:type="dxa" w:w="127000"/>
-              <w:bottom w:type="dxa" w:w="76200"/>
-              <w:right w:type="dxa" w:w="127000"/>
+              <w:top w:type="dxa" w:w="120"/>
+              <w:left w:type="dxa" w:w="200"/>
+              <w:bottom w:type="dxa" w:w="120"/>
+              <w:right w:type="dxa" w:w="200"/>
             </w:tcMar>
           </w:tcPr>
           <w:p>
@@ -4593,10 +4593,10 @@
           <w:tcPr>
             <w:gridSpan w:val="4"/>
             <w:tcMar>
-              <w:top w:type="dxa" w:w="76200"/>
-              <w:left w:type="dxa" w:w="127000"/>
-              <w:bottom w:type="dxa" w:w="127000"/>
-              <w:right w:type="dxa" w:w="127000"/>
+              <w:top w:type="dxa" w:w="120"/>
+              <w:left w:type="dxa" w:w="200"/>
+              <w:bottom w:type="dxa" w:w="200"/>
+              <w:right w:type="dxa" w:w="200"/>
             </w:tcMar>
           </w:tcPr>
           <w:p>
@@ -4637,7 +4637,7 @@
               <w:right w:val="none" w:color="auto" w:sz="0"/>
             </w:tcBorders>
             <w:tcMar>
-              <w:top w:type="dxa" w:w="76200"/>
+              <w:top w:type="dxa" w:w="120"/>
             </w:tcMar>
           </w:tcPr>
           <w:p>
@@ -4656,10 +4656,10 @@
             <w:gridSpan w:val="4"/>
             <w:shd w:color="1F3A6E" w:val="solid"/>
             <w:tcMar>
-              <w:top w:type="dxa" w:w="63500"/>
-              <w:left w:type="dxa" w:w="127000"/>
-              <w:bottom w:type="dxa" w:w="63500"/>
-              <w:right w:type="dxa" w:w="127000"/>
+              <w:top w:type="dxa" w:w="100"/>
+              <w:left w:type="dxa" w:w="200"/>
+              <w:bottom w:type="dxa" w:w="100"/>
+              <w:right w:type="dxa" w:w="200"/>
             </w:tcMar>
           </w:tcPr>
           <w:p>
@@ -4675,7 +4675,7 @@
                 <w:sz w:val="20"/>
                 <w:szCs w:val="20"/>
               </w:rPr>
-              <w:t xml:space="preserve">SEC-003  ·  </w:t>
+              <w:t xml:space="preserve">SEC-003  |  </w:t>
             </w:r>
             <w:r>
               <w:rPr>
@@ -4697,10 +4697,10 @@
             <w:tcW w:type="pct" w:w="25%"/>
             <w:shd w:color="F1F3F7" w:val="solid"/>
             <w:tcMar>
-              <w:top w:type="dxa" w:w="50800"/>
-              <w:left w:type="dxa" w:w="101600"/>
-              <w:bottom w:type="dxa" w:w="50800"/>
-              <w:right w:type="dxa" w:w="101600"/>
+              <w:top w:type="dxa" w:w="80"/>
+              <w:left w:type="dxa" w:w="160"/>
+              <w:bottom w:type="dxa" w:w="80"/>
+              <w:right w:type="dxa" w:w="160"/>
             </w:tcMar>
           </w:tcPr>
           <w:p>
@@ -4725,10 +4725,10 @@
             <w:tcW w:type="pct" w:w="25%"/>
             <w:shd w:color="F1F3F7" w:val="solid"/>
             <w:tcMar>
-              <w:top w:type="dxa" w:w="50800"/>
-              <w:left w:type="dxa" w:w="101600"/>
-              <w:bottom w:type="dxa" w:w="50800"/>
-              <w:right w:type="dxa" w:w="101600"/>
+              <w:top w:type="dxa" w:w="80"/>
+              <w:left w:type="dxa" w:w="160"/>
+              <w:bottom w:type="dxa" w:w="80"/>
+              <w:right w:type="dxa" w:w="160"/>
             </w:tcMar>
           </w:tcPr>
           <w:p>
@@ -4753,10 +4753,10 @@
             <w:tcW w:type="pct" w:w="25%"/>
             <w:shd w:color="F1F3F7" w:val="solid"/>
             <w:tcMar>
-              <w:top w:type="dxa" w:w="50800"/>
-              <w:left w:type="dxa" w:w="101600"/>
-              <w:bottom w:type="dxa" w:w="50800"/>
-              <w:right w:type="dxa" w:w="101600"/>
+              <w:top w:type="dxa" w:w="80"/>
+              <w:left w:type="dxa" w:w="160"/>
+              <w:bottom w:type="dxa" w:w="80"/>
+              <w:right w:type="dxa" w:w="160"/>
             </w:tcMar>
           </w:tcPr>
           <w:p>
@@ -4781,10 +4781,10 @@
             <w:tcW w:type="pct" w:w="25%"/>
             <w:shd w:color="F1F3F7" w:val="solid"/>
             <w:tcMar>
-              <w:top w:type="dxa" w:w="50800"/>
-              <w:left w:type="dxa" w:w="101600"/>
-              <w:bottom w:type="dxa" w:w="50800"/>
-              <w:right w:type="dxa" w:w="101600"/>
+              <w:top w:type="dxa" w:w="80"/>
+              <w:left w:type="dxa" w:w="160"/>
+              <w:bottom w:type="dxa" w:w="80"/>
+              <w:right w:type="dxa" w:w="160"/>
             </w:tcMar>
           </w:tcPr>
           <w:p>
@@ -4810,10 +4810,10 @@
           <w:tcPr>
             <w:tcW w:type="pct" w:w="25%"/>
             <w:tcMar>
-              <w:top w:type="dxa" w:w="38100"/>
-              <w:left w:type="dxa" w:w="101600"/>
-              <w:bottom w:type="dxa" w:w="38100"/>
-              <w:right w:type="dxa" w:w="101600"/>
+              <w:top w:type="dxa" w:w="60"/>
+              <w:left w:type="dxa" w:w="160"/>
+              <w:bottom w:type="dxa" w:w="60"/>
+              <w:right w:type="dxa" w:w="160"/>
             </w:tcMar>
             <w:vAlign w:val="center"/>
           </w:tcPr>
@@ -4839,10 +4839,10 @@
           <w:tcPr>
             <w:tcW w:type="pct" w:w="25%"/>
             <w:tcMar>
-              <w:top w:type="dxa" w:w="38100"/>
-              <w:left w:type="dxa" w:w="101600"/>
-              <w:bottom w:type="dxa" w:w="38100"/>
-              <w:right w:type="dxa" w:w="101600"/>
+              <w:top w:type="dxa" w:w="60"/>
+              <w:left w:type="dxa" w:w="160"/>
+              <w:bottom w:type="dxa" w:w="60"/>
+              <w:right w:type="dxa" w:w="160"/>
             </w:tcMar>
             <w:vAlign w:val="center"/>
           </w:tcPr>
@@ -4868,10 +4868,10 @@
           <w:tcPr>
             <w:tcW w:type="pct" w:w="25%"/>
             <w:tcMar>
-              <w:top w:type="dxa" w:w="38100"/>
-              <w:left w:type="dxa" w:w="101600"/>
-              <w:bottom w:type="dxa" w:w="38100"/>
-              <w:right w:type="dxa" w:w="101600"/>
+              <w:top w:type="dxa" w:w="60"/>
+              <w:left w:type="dxa" w:w="160"/>
+              <w:bottom w:type="dxa" w:w="60"/>
+              <w:right w:type="dxa" w:w="160"/>
             </w:tcMar>
             <w:vAlign w:val="center"/>
           </w:tcPr>
@@ -4897,10 +4897,10 @@
           <w:tcPr>
             <w:tcW w:type="pct" w:w="25%"/>
             <w:tcMar>
-              <w:top w:type="dxa" w:w="38100"/>
-              <w:left w:type="dxa" w:w="101600"/>
-              <w:bottom w:type="dxa" w:w="38100"/>
-              <w:right w:type="dxa" w:w="101600"/>
+              <w:top w:type="dxa" w:w="60"/>
+              <w:left w:type="dxa" w:w="160"/>
+              <w:bottom w:type="dxa" w:w="60"/>
+              <w:right w:type="dxa" w:w="160"/>
             </w:tcMar>
           </w:tcPr>
           <w:p>
@@ -4946,10 +4946,10 @@
           <w:tcPr>
             <w:gridSpan w:val="4"/>
             <w:tcMar>
-              <w:top w:type="dxa" w:w="76200"/>
-              <w:left w:type="dxa" w:w="127000"/>
-              <w:bottom w:type="dxa" w:w="25400"/>
-              <w:right w:type="dxa" w:w="127000"/>
+              <w:top w:type="dxa" w:w="120"/>
+              <w:left w:type="dxa" w:w="200"/>
+              <w:bottom w:type="dxa" w:w="40"/>
+              <w:right w:type="dxa" w:w="200"/>
             </w:tcMar>
           </w:tcPr>
           <w:p>
@@ -4985,10 +4985,10 @@
             <w:gridSpan w:val="4"/>
             <w:shd w:color="DCFCE7" w:val="solid"/>
             <w:tcMar>
-              <w:top w:type="dxa" w:w="76200"/>
-              <w:left w:type="dxa" w:w="127000"/>
-              <w:bottom w:type="dxa" w:w="76200"/>
-              <w:right w:type="dxa" w:w="127000"/>
+              <w:top w:type="dxa" w:w="120"/>
+              <w:left w:type="dxa" w:w="200"/>
+              <w:bottom w:type="dxa" w:w="120"/>
+              <w:right w:type="dxa" w:w="200"/>
             </w:tcMar>
           </w:tcPr>
           <w:p>
@@ -5028,10 +5028,10 @@
           <w:tcPr>
             <w:gridSpan w:val="4"/>
             <w:tcMar>
-              <w:top w:type="dxa" w:w="76200"/>
-              <w:left w:type="dxa" w:w="127000"/>
-              <w:bottom w:type="dxa" w:w="127000"/>
-              <w:right w:type="dxa" w:w="127000"/>
+              <w:top w:type="dxa" w:w="120"/>
+              <w:left w:type="dxa" w:w="200"/>
+              <w:bottom w:type="dxa" w:w="200"/>
+              <w:right w:type="dxa" w:w="200"/>
             </w:tcMar>
           </w:tcPr>
           <w:p>
@@ -5072,7 +5072,7 @@
               <w:right w:val="none" w:color="auto" w:sz="0"/>
             </w:tcBorders>
             <w:tcMar>
-              <w:top w:type="dxa" w:w="76200"/>
+              <w:top w:type="dxa" w:w="120"/>
             </w:tcMar>
           </w:tcPr>
           <w:p>
@@ -5091,10 +5091,10 @@
             <w:gridSpan w:val="4"/>
             <w:shd w:color="1F3A6E" w:val="solid"/>
             <w:tcMar>
-              <w:top w:type="dxa" w:w="63500"/>
-              <w:left w:type="dxa" w:w="127000"/>
-              <w:bottom w:type="dxa" w:w="63500"/>
-              <w:right w:type="dxa" w:w="127000"/>
+              <w:top w:type="dxa" w:w="100"/>
+              <w:left w:type="dxa" w:w="200"/>
+              <w:bottom w:type="dxa" w:w="100"/>
+              <w:right w:type="dxa" w:w="200"/>
             </w:tcMar>
           </w:tcPr>
           <w:p>
@@ -5110,7 +5110,7 @@
                 <w:sz w:val="20"/>
                 <w:szCs w:val="20"/>
               </w:rPr>
-              <w:t xml:space="preserve">SEC-004  ·  </w:t>
+              <w:t xml:space="preserve">SEC-004  |  </w:t>
             </w:r>
             <w:r>
               <w:rPr>
@@ -5132,10 +5132,10 @@
             <w:tcW w:type="pct" w:w="25%"/>
             <w:shd w:color="F1F3F7" w:val="solid"/>
             <w:tcMar>
-              <w:top w:type="dxa" w:w="50800"/>
-              <w:left w:type="dxa" w:w="101600"/>
-              <w:bottom w:type="dxa" w:w="50800"/>
-              <w:right w:type="dxa" w:w="101600"/>
+              <w:top w:type="dxa" w:w="80"/>
+              <w:left w:type="dxa" w:w="160"/>
+              <w:bottom w:type="dxa" w:w="80"/>
+              <w:right w:type="dxa" w:w="160"/>
             </w:tcMar>
           </w:tcPr>
           <w:p>
@@ -5160,10 +5160,10 @@
             <w:tcW w:type="pct" w:w="25%"/>
             <w:shd w:color="F1F3F7" w:val="solid"/>
             <w:tcMar>
-              <w:top w:type="dxa" w:w="50800"/>
-              <w:left w:type="dxa" w:w="101600"/>
-              <w:bottom w:type="dxa" w:w="50800"/>
-              <w:right w:type="dxa" w:w="101600"/>
+              <w:top w:type="dxa" w:w="80"/>
+              <w:left w:type="dxa" w:w="160"/>
+              <w:bottom w:type="dxa" w:w="80"/>
+              <w:right w:type="dxa" w:w="160"/>
             </w:tcMar>
           </w:tcPr>
           <w:p>
@@ -5188,10 +5188,10 @@
             <w:tcW w:type="pct" w:w="25%"/>
             <w:shd w:color="F1F3F7" w:val="solid"/>
             <w:tcMar>
-              <w:top w:type="dxa" w:w="50800"/>
-              <w:left w:type="dxa" w:w="101600"/>
-              <w:bottom w:type="dxa" w:w="50800"/>
-              <w:right w:type="dxa" w:w="101600"/>
+              <w:top w:type="dxa" w:w="80"/>
+              <w:left w:type="dxa" w:w="160"/>
+              <w:bottom w:type="dxa" w:w="80"/>
+              <w:right w:type="dxa" w:w="160"/>
             </w:tcMar>
           </w:tcPr>
           <w:p>
@@ -5216,10 +5216,10 @@
             <w:tcW w:type="pct" w:w="25%"/>
             <w:shd w:color="F1F3F7" w:val="solid"/>
             <w:tcMar>
-              <w:top w:type="dxa" w:w="50800"/>
-              <w:left w:type="dxa" w:w="101600"/>
-              <w:bottom w:type="dxa" w:w="50800"/>
-              <w:right w:type="dxa" w:w="101600"/>
+              <w:top w:type="dxa" w:w="80"/>
+              <w:left w:type="dxa" w:w="160"/>
+              <w:bottom w:type="dxa" w:w="80"/>
+              <w:right w:type="dxa" w:w="160"/>
             </w:tcMar>
           </w:tcPr>
           <w:p>
@@ -5245,10 +5245,10 @@
           <w:tcPr>
             <w:tcW w:type="pct" w:w="25%"/>
             <w:tcMar>
-              <w:top w:type="dxa" w:w="38100"/>
-              <w:left w:type="dxa" w:w="101600"/>
-              <w:bottom w:type="dxa" w:w="38100"/>
-              <w:right w:type="dxa" w:w="101600"/>
+              <w:top w:type="dxa" w:w="60"/>
+              <w:left w:type="dxa" w:w="160"/>
+              <w:bottom w:type="dxa" w:w="60"/>
+              <w:right w:type="dxa" w:w="160"/>
             </w:tcMar>
             <w:vAlign w:val="center"/>
           </w:tcPr>
@@ -5274,10 +5274,10 @@
           <w:tcPr>
             <w:tcW w:type="pct" w:w="25%"/>
             <w:tcMar>
-              <w:top w:type="dxa" w:w="38100"/>
-              <w:left w:type="dxa" w:w="101600"/>
-              <w:bottom w:type="dxa" w:w="38100"/>
-              <w:right w:type="dxa" w:w="101600"/>
+              <w:top w:type="dxa" w:w="60"/>
+              <w:left w:type="dxa" w:w="160"/>
+              <w:bottom w:type="dxa" w:w="60"/>
+              <w:right w:type="dxa" w:w="160"/>
             </w:tcMar>
             <w:vAlign w:val="center"/>
           </w:tcPr>
@@ -5303,10 +5303,10 @@
           <w:tcPr>
             <w:tcW w:type="pct" w:w="25%"/>
             <w:tcMar>
-              <w:top w:type="dxa" w:w="38100"/>
-              <w:left w:type="dxa" w:w="101600"/>
-              <w:bottom w:type="dxa" w:w="38100"/>
-              <w:right w:type="dxa" w:w="101600"/>
+              <w:top w:type="dxa" w:w="60"/>
+              <w:left w:type="dxa" w:w="160"/>
+              <w:bottom w:type="dxa" w:w="60"/>
+              <w:right w:type="dxa" w:w="160"/>
             </w:tcMar>
             <w:vAlign w:val="center"/>
           </w:tcPr>
@@ -5332,10 +5332,10 @@
           <w:tcPr>
             <w:tcW w:type="pct" w:w="25%"/>
             <w:tcMar>
-              <w:top w:type="dxa" w:w="38100"/>
-              <w:left w:type="dxa" w:w="101600"/>
-              <w:bottom w:type="dxa" w:w="38100"/>
-              <w:right w:type="dxa" w:w="101600"/>
+              <w:top w:type="dxa" w:w="60"/>
+              <w:left w:type="dxa" w:w="160"/>
+              <w:bottom w:type="dxa" w:w="60"/>
+              <w:right w:type="dxa" w:w="160"/>
             </w:tcMar>
           </w:tcPr>
           <w:p>
@@ -5381,10 +5381,10 @@
           <w:tcPr>
             <w:gridSpan w:val="4"/>
             <w:tcMar>
-              <w:top w:type="dxa" w:w="76200"/>
-              <w:left w:type="dxa" w:w="127000"/>
-              <w:bottom w:type="dxa" w:w="25400"/>
-              <w:right w:type="dxa" w:w="127000"/>
+              <w:top w:type="dxa" w:w="120"/>
+              <w:left w:type="dxa" w:w="200"/>
+              <w:bottom w:type="dxa" w:w="40"/>
+              <w:right w:type="dxa" w:w="200"/>
             </w:tcMar>
           </w:tcPr>
           <w:p>
@@ -5420,10 +5420,10 @@
             <w:gridSpan w:val="4"/>
             <w:shd w:color="DCFCE7" w:val="solid"/>
             <w:tcMar>
-              <w:top w:type="dxa" w:w="76200"/>
-              <w:left w:type="dxa" w:w="127000"/>
-              <w:bottom w:type="dxa" w:w="76200"/>
-              <w:right w:type="dxa" w:w="127000"/>
+              <w:top w:type="dxa" w:w="120"/>
+              <w:left w:type="dxa" w:w="200"/>
+              <w:bottom w:type="dxa" w:w="120"/>
+              <w:right w:type="dxa" w:w="200"/>
             </w:tcMar>
           </w:tcPr>
           <w:p>
@@ -5463,10 +5463,10 @@
           <w:tcPr>
             <w:gridSpan w:val="4"/>
             <w:tcMar>
-              <w:top w:type="dxa" w:w="76200"/>
-              <w:left w:type="dxa" w:w="127000"/>
-              <w:bottom w:type="dxa" w:w="127000"/>
-              <w:right w:type="dxa" w:w="127000"/>
+              <w:top w:type="dxa" w:w="120"/>
+              <w:left w:type="dxa" w:w="200"/>
+              <w:bottom w:type="dxa" w:w="200"/>
+              <w:right w:type="dxa" w:w="200"/>
             </w:tcMar>
           </w:tcPr>
           <w:p>
@@ -5507,7 +5507,7 @@
               <w:right w:val="none" w:color="auto" w:sz="0"/>
             </w:tcBorders>
             <w:tcMar>
-              <w:top w:type="dxa" w:w="76200"/>
+              <w:top w:type="dxa" w:w="120"/>
             </w:tcMar>
           </w:tcPr>
           <w:p>
@@ -5526,10 +5526,10 @@
             <w:gridSpan w:val="4"/>
             <w:shd w:color="1F3A6E" w:val="solid"/>
             <w:tcMar>
-              <w:top w:type="dxa" w:w="63500"/>
-              <w:left w:type="dxa" w:w="127000"/>
-              <w:bottom w:type="dxa" w:w="63500"/>
-              <w:right w:type="dxa" w:w="127000"/>
+              <w:top w:type="dxa" w:w="100"/>
+              <w:left w:type="dxa" w:w="200"/>
+              <w:bottom w:type="dxa" w:w="100"/>
+              <w:right w:type="dxa" w:w="200"/>
             </w:tcMar>
           </w:tcPr>
           <w:p>
@@ -5545,7 +5545,7 @@
                 <w:sz w:val="20"/>
                 <w:szCs w:val="20"/>
               </w:rPr>
-              <w:t xml:space="preserve">SEC-005  ·  </w:t>
+              <w:t xml:space="preserve">SEC-005  |  </w:t>
             </w:r>
             <w:r>
               <w:rPr>
@@ -5567,10 +5567,10 @@
             <w:tcW w:type="pct" w:w="25%"/>
             <w:shd w:color="F1F3F7" w:val="solid"/>
             <w:tcMar>
-              <w:top w:type="dxa" w:w="50800"/>
-              <w:left w:type="dxa" w:w="101600"/>
-              <w:bottom w:type="dxa" w:w="50800"/>
-              <w:right w:type="dxa" w:w="101600"/>
+              <w:top w:type="dxa" w:w="80"/>
+              <w:left w:type="dxa" w:w="160"/>
+              <w:bottom w:type="dxa" w:w="80"/>
+              <w:right w:type="dxa" w:w="160"/>
             </w:tcMar>
           </w:tcPr>
           <w:p>
@@ -5595,10 +5595,10 @@
             <w:tcW w:type="pct" w:w="25%"/>
             <w:shd w:color="F1F3F7" w:val="solid"/>
             <w:tcMar>
-              <w:top w:type="dxa" w:w="50800"/>
-              <w:left w:type="dxa" w:w="101600"/>
-              <w:bottom w:type="dxa" w:w="50800"/>
-              <w:right w:type="dxa" w:w="101600"/>
+              <w:top w:type="dxa" w:w="80"/>
+              <w:left w:type="dxa" w:w="160"/>
+              <w:bottom w:type="dxa" w:w="80"/>
+              <w:right w:type="dxa" w:w="160"/>
             </w:tcMar>
           </w:tcPr>
           <w:p>
@@ -5623,10 +5623,10 @@
             <w:tcW w:type="pct" w:w="25%"/>
             <w:shd w:color="F1F3F7" w:val="solid"/>
             <w:tcMar>
-              <w:top w:type="dxa" w:w="50800"/>
-              <w:left w:type="dxa" w:w="101600"/>
-              <w:bottom w:type="dxa" w:w="50800"/>
-              <w:right w:type="dxa" w:w="101600"/>
+              <w:top w:type="dxa" w:w="80"/>
+              <w:left w:type="dxa" w:w="160"/>
+              <w:bottom w:type="dxa" w:w="80"/>
+              <w:right w:type="dxa" w:w="160"/>
             </w:tcMar>
           </w:tcPr>
           <w:p>
@@ -5651,10 +5651,10 @@
             <w:tcW w:type="pct" w:w="25%"/>
             <w:shd w:color="F1F3F7" w:val="solid"/>
             <w:tcMar>
-              <w:top w:type="dxa" w:w="50800"/>
-              <w:left w:type="dxa" w:w="101600"/>
-              <w:bottom w:type="dxa" w:w="50800"/>
-              <w:right w:type="dxa" w:w="101600"/>
+              <w:top w:type="dxa" w:w="80"/>
+              <w:left w:type="dxa" w:w="160"/>
+              <w:bottom w:type="dxa" w:w="80"/>
+              <w:right w:type="dxa" w:w="160"/>
             </w:tcMar>
           </w:tcPr>
           <w:p>
@@ -5680,10 +5680,10 @@
           <w:tcPr>
             <w:tcW w:type="pct" w:w="25%"/>
             <w:tcMar>
-              <w:top w:type="dxa" w:w="38100"/>
-              <w:left w:type="dxa" w:w="101600"/>
-              <w:bottom w:type="dxa" w:w="38100"/>
-              <w:right w:type="dxa" w:w="101600"/>
+              <w:top w:type="dxa" w:w="60"/>
+              <w:left w:type="dxa" w:w="160"/>
+              <w:bottom w:type="dxa" w:w="60"/>
+              <w:right w:type="dxa" w:w="160"/>
             </w:tcMar>
             <w:vAlign w:val="center"/>
           </w:tcPr>
@@ -5709,10 +5709,10 @@
           <w:tcPr>
             <w:tcW w:type="pct" w:w="25%"/>
             <w:tcMar>
-              <w:top w:type="dxa" w:w="38100"/>
-              <w:left w:type="dxa" w:w="101600"/>
-              <w:bottom w:type="dxa" w:w="38100"/>
-              <w:right w:type="dxa" w:w="101600"/>
+              <w:top w:type="dxa" w:w="60"/>
+              <w:left w:type="dxa" w:w="160"/>
+              <w:bottom w:type="dxa" w:w="60"/>
+              <w:right w:type="dxa" w:w="160"/>
             </w:tcMar>
             <w:vAlign w:val="center"/>
           </w:tcPr>
@@ -5738,10 +5738,10 @@
           <w:tcPr>
             <w:tcW w:type="pct" w:w="25%"/>
             <w:tcMar>
-              <w:top w:type="dxa" w:w="38100"/>
-              <w:left w:type="dxa" w:w="101600"/>
-              <w:bottom w:type="dxa" w:w="38100"/>
-              <w:right w:type="dxa" w:w="101600"/>
+              <w:top w:type="dxa" w:w="60"/>
+              <w:left w:type="dxa" w:w="160"/>
+              <w:bottom w:type="dxa" w:w="60"/>
+              <w:right w:type="dxa" w:w="160"/>
             </w:tcMar>
             <w:vAlign w:val="center"/>
           </w:tcPr>
@@ -5767,10 +5767,10 @@
           <w:tcPr>
             <w:tcW w:type="pct" w:w="25%"/>
             <w:tcMar>
-              <w:top w:type="dxa" w:w="38100"/>
-              <w:left w:type="dxa" w:w="101600"/>
-              <w:bottom w:type="dxa" w:w="38100"/>
-              <w:right w:type="dxa" w:w="101600"/>
+              <w:top w:type="dxa" w:w="60"/>
+              <w:left w:type="dxa" w:w="160"/>
+              <w:bottom w:type="dxa" w:w="60"/>
+              <w:right w:type="dxa" w:w="160"/>
             </w:tcMar>
           </w:tcPr>
           <w:p>
@@ -5816,10 +5816,10 @@
           <w:tcPr>
             <w:gridSpan w:val="4"/>
             <w:tcMar>
-              <w:top w:type="dxa" w:w="76200"/>
-              <w:left w:type="dxa" w:w="127000"/>
-              <w:bottom w:type="dxa" w:w="25400"/>
-              <w:right w:type="dxa" w:w="127000"/>
+              <w:top w:type="dxa" w:w="120"/>
+              <w:left w:type="dxa" w:w="200"/>
+              <w:bottom w:type="dxa" w:w="40"/>
+              <w:right w:type="dxa" w:w="200"/>
             </w:tcMar>
           </w:tcPr>
           <w:p>
@@ -5855,10 +5855,10 @@
             <w:gridSpan w:val="4"/>
             <w:shd w:color="DCFCE7" w:val="solid"/>
             <w:tcMar>
-              <w:top w:type="dxa" w:w="76200"/>
-              <w:left w:type="dxa" w:w="127000"/>
-              <w:bottom w:type="dxa" w:w="76200"/>
-              <w:right w:type="dxa" w:w="127000"/>
+              <w:top w:type="dxa" w:w="120"/>
+              <w:left w:type="dxa" w:w="200"/>
+              <w:bottom w:type="dxa" w:w="120"/>
+              <w:right w:type="dxa" w:w="200"/>
             </w:tcMar>
           </w:tcPr>
           <w:p>
@@ -5898,10 +5898,10 @@
           <w:tcPr>
             <w:gridSpan w:val="4"/>
             <w:tcMar>
-              <w:top w:type="dxa" w:w="76200"/>
-              <w:left w:type="dxa" w:w="127000"/>
-              <w:bottom w:type="dxa" w:w="127000"/>
-              <w:right w:type="dxa" w:w="127000"/>
+              <w:top w:type="dxa" w:w="120"/>
+              <w:left w:type="dxa" w:w="200"/>
+              <w:bottom w:type="dxa" w:w="200"/>
+              <w:right w:type="dxa" w:w="200"/>
             </w:tcMar>
           </w:tcPr>
           <w:p>
@@ -5942,7 +5942,7 @@
               <w:right w:val="none" w:color="auto" w:sz="0"/>
             </w:tcBorders>
             <w:tcMar>
-              <w:top w:type="dxa" w:w="76200"/>
+              <w:top w:type="dxa" w:w="120"/>
             </w:tcMar>
           </w:tcPr>
           <w:p>
@@ -5961,10 +5961,10 @@
             <w:gridSpan w:val="4"/>
             <w:shd w:color="1F3A6E" w:val="solid"/>
             <w:tcMar>
-              <w:top w:type="dxa" w:w="63500"/>
-              <w:left w:type="dxa" w:w="127000"/>
-              <w:bottom w:type="dxa" w:w="63500"/>
-              <w:right w:type="dxa" w:w="127000"/>
+              <w:top w:type="dxa" w:w="100"/>
+              <w:left w:type="dxa" w:w="200"/>
+              <w:bottom w:type="dxa" w:w="100"/>
+              <w:right w:type="dxa" w:w="200"/>
             </w:tcMar>
           </w:tcPr>
           <w:p>
@@ -5980,7 +5980,7 @@
                 <w:sz w:val="20"/>
                 <w:szCs w:val="20"/>
               </w:rPr>
-              <w:t xml:space="preserve">SEC-006  ·  </w:t>
+              <w:t xml:space="preserve">SEC-006  |  </w:t>
             </w:r>
             <w:r>
               <w:rPr>
@@ -6002,10 +6002,10 @@
             <w:tcW w:type="pct" w:w="25%"/>
             <w:shd w:color="F1F3F7" w:val="solid"/>
             <w:tcMar>
-              <w:top w:type="dxa" w:w="50800"/>
-              <w:left w:type="dxa" w:w="101600"/>
-              <w:bottom w:type="dxa" w:w="50800"/>
-              <w:right w:type="dxa" w:w="101600"/>
+              <w:top w:type="dxa" w:w="80"/>
+              <w:left w:type="dxa" w:w="160"/>
+              <w:bottom w:type="dxa" w:w="80"/>
+              <w:right w:type="dxa" w:w="160"/>
             </w:tcMar>
           </w:tcPr>
           <w:p>
@@ -6030,10 +6030,10 @@
             <w:tcW w:type="pct" w:w="25%"/>
             <w:shd w:color="F1F3F7" w:val="solid"/>
             <w:tcMar>
-              <w:top w:type="dxa" w:w="50800"/>
-              <w:left w:type="dxa" w:w="101600"/>
-              <w:bottom w:type="dxa" w:w="50800"/>
-              <w:right w:type="dxa" w:w="101600"/>
+              <w:top w:type="dxa" w:w="80"/>
+              <w:left w:type="dxa" w:w="160"/>
+              <w:bottom w:type="dxa" w:w="80"/>
+              <w:right w:type="dxa" w:w="160"/>
             </w:tcMar>
           </w:tcPr>
           <w:p>
@@ -6058,10 +6058,10 @@
             <w:tcW w:type="pct" w:w="25%"/>
             <w:shd w:color="F1F3F7" w:val="solid"/>
             <w:tcMar>
-              <w:top w:type="dxa" w:w="50800"/>
-              <w:left w:type="dxa" w:w="101600"/>
-              <w:bottom w:type="dxa" w:w="50800"/>
-              <w:right w:type="dxa" w:w="101600"/>
+              <w:top w:type="dxa" w:w="80"/>
+              <w:left w:type="dxa" w:w="160"/>
+              <w:bottom w:type="dxa" w:w="80"/>
+              <w:right w:type="dxa" w:w="160"/>
             </w:tcMar>
           </w:tcPr>
           <w:p>
@@ -6086,10 +6086,10 @@
             <w:tcW w:type="pct" w:w="25%"/>
             <w:shd w:color="F1F3F7" w:val="solid"/>
             <w:tcMar>
-              <w:top w:type="dxa" w:w="50800"/>
-              <w:left w:type="dxa" w:w="101600"/>
-              <w:bottom w:type="dxa" w:w="50800"/>
-              <w:right w:type="dxa" w:w="101600"/>
+              <w:top w:type="dxa" w:w="80"/>
+              <w:left w:type="dxa" w:w="160"/>
+              <w:bottom w:type="dxa" w:w="80"/>
+              <w:right w:type="dxa" w:w="160"/>
             </w:tcMar>
           </w:tcPr>
           <w:p>
@@ -6115,10 +6115,10 @@
           <w:tcPr>
             <w:tcW w:type="pct" w:w="25%"/>
             <w:tcMar>
-              <w:top w:type="dxa" w:w="38100"/>
-              <w:left w:type="dxa" w:w="101600"/>
-              <w:bottom w:type="dxa" w:w="38100"/>
-              <w:right w:type="dxa" w:w="101600"/>
+              <w:top w:type="dxa" w:w="60"/>
+              <w:left w:type="dxa" w:w="160"/>
+              <w:bottom w:type="dxa" w:w="60"/>
+              <w:right w:type="dxa" w:w="160"/>
             </w:tcMar>
             <w:vAlign w:val="center"/>
           </w:tcPr>
@@ -6144,10 +6144,10 @@
           <w:tcPr>
             <w:tcW w:type="pct" w:w="25%"/>
             <w:tcMar>
-              <w:top w:type="dxa" w:w="38100"/>
-              <w:left w:type="dxa" w:w="101600"/>
-              <w:bottom w:type="dxa" w:w="38100"/>
-              <w:right w:type="dxa" w:w="101600"/>
+              <w:top w:type="dxa" w:w="60"/>
+              <w:left w:type="dxa" w:w="160"/>
+              <w:bottom w:type="dxa" w:w="60"/>
+              <w:right w:type="dxa" w:w="160"/>
             </w:tcMar>
             <w:vAlign w:val="center"/>
           </w:tcPr>
@@ -6173,10 +6173,10 @@
           <w:tcPr>
             <w:tcW w:type="pct" w:w="25%"/>
             <w:tcMar>
-              <w:top w:type="dxa" w:w="38100"/>
-              <w:left w:type="dxa" w:w="101600"/>
-              <w:bottom w:type="dxa" w:w="38100"/>
-              <w:right w:type="dxa" w:w="101600"/>
+              <w:top w:type="dxa" w:w="60"/>
+              <w:left w:type="dxa" w:w="160"/>
+              <w:bottom w:type="dxa" w:w="60"/>
+              <w:right w:type="dxa" w:w="160"/>
             </w:tcMar>
             <w:vAlign w:val="center"/>
           </w:tcPr>
@@ -6202,10 +6202,10 @@
           <w:tcPr>
             <w:tcW w:type="pct" w:w="25%"/>
             <w:tcMar>
-              <w:top w:type="dxa" w:w="38100"/>
-              <w:left w:type="dxa" w:w="101600"/>
-              <w:bottom w:type="dxa" w:w="38100"/>
-              <w:right w:type="dxa" w:w="101600"/>
+              <w:top w:type="dxa" w:w="60"/>
+              <w:left w:type="dxa" w:w="160"/>
+              <w:bottom w:type="dxa" w:w="60"/>
+              <w:right w:type="dxa" w:w="160"/>
             </w:tcMar>
           </w:tcPr>
           <w:p>
@@ -6251,10 +6251,10 @@
           <w:tcPr>
             <w:gridSpan w:val="4"/>
             <w:tcMar>
-              <w:top w:type="dxa" w:w="76200"/>
-              <w:left w:type="dxa" w:w="127000"/>
-              <w:bottom w:type="dxa" w:w="25400"/>
-              <w:right w:type="dxa" w:w="127000"/>
+              <w:top w:type="dxa" w:w="120"/>
+              <w:left w:type="dxa" w:w="200"/>
+              <w:bottom w:type="dxa" w:w="40"/>
+              <w:right w:type="dxa" w:w="200"/>
             </w:tcMar>
           </w:tcPr>
           <w:p>
@@ -6290,10 +6290,10 @@
             <w:gridSpan w:val="4"/>
             <w:shd w:color="DCFCE7" w:val="solid"/>
             <w:tcMar>
-              <w:top w:type="dxa" w:w="76200"/>
-              <w:left w:type="dxa" w:w="127000"/>
-              <w:bottom w:type="dxa" w:w="76200"/>
-              <w:right w:type="dxa" w:w="127000"/>
+              <w:top w:type="dxa" w:w="120"/>
+              <w:left w:type="dxa" w:w="200"/>
+              <w:bottom w:type="dxa" w:w="120"/>
+              <w:right w:type="dxa" w:w="200"/>
             </w:tcMar>
           </w:tcPr>
           <w:p>
@@ -6333,10 +6333,10 @@
           <w:tcPr>
             <w:gridSpan w:val="4"/>
             <w:tcMar>
-              <w:top w:type="dxa" w:w="76200"/>
-              <w:left w:type="dxa" w:w="127000"/>
-              <w:bottom w:type="dxa" w:w="127000"/>
-              <w:right w:type="dxa" w:w="127000"/>
+              <w:top w:type="dxa" w:w="120"/>
+              <w:left w:type="dxa" w:w="200"/>
+              <w:bottom w:type="dxa" w:w="200"/>
+              <w:right w:type="dxa" w:w="200"/>
             </w:tcMar>
           </w:tcPr>
           <w:p>
@@ -6377,7 +6377,7 @@
               <w:right w:val="none" w:color="auto" w:sz="0"/>
             </w:tcBorders>
             <w:tcMar>
-              <w:top w:type="dxa" w:w="76200"/>
+              <w:top w:type="dxa" w:w="120"/>
             </w:tcMar>
           </w:tcPr>
           <w:p>
@@ -6396,10 +6396,10 @@
             <w:gridSpan w:val="4"/>
             <w:shd w:color="1F3A6E" w:val="solid"/>
             <w:tcMar>
-              <w:top w:type="dxa" w:w="63500"/>
-              <w:left w:type="dxa" w:w="127000"/>
-              <w:bottom w:type="dxa" w:w="63500"/>
-              <w:right w:type="dxa" w:w="127000"/>
+              <w:top w:type="dxa" w:w="100"/>
+              <w:left w:type="dxa" w:w="200"/>
+              <w:bottom w:type="dxa" w:w="100"/>
+              <w:right w:type="dxa" w:w="200"/>
             </w:tcMar>
           </w:tcPr>
           <w:p>
@@ -6415,7 +6415,7 @@
                 <w:sz w:val="20"/>
                 <w:szCs w:val="20"/>
               </w:rPr>
-              <w:t xml:space="preserve">SEC-007  ·  </w:t>
+              <w:t xml:space="preserve">SEC-007  |  </w:t>
             </w:r>
             <w:r>
               <w:rPr>
@@ -6437,10 +6437,10 @@
             <w:tcW w:type="pct" w:w="25%"/>
             <w:shd w:color="F1F3F7" w:val="solid"/>
             <w:tcMar>
-              <w:top w:type="dxa" w:w="50800"/>
-              <w:left w:type="dxa" w:w="101600"/>
-              <w:bottom w:type="dxa" w:w="50800"/>
-              <w:right w:type="dxa" w:w="101600"/>
+              <w:top w:type="dxa" w:w="80"/>
+              <w:left w:type="dxa" w:w="160"/>
+              <w:bottom w:type="dxa" w:w="80"/>
+              <w:right w:type="dxa" w:w="160"/>
             </w:tcMar>
           </w:tcPr>
           <w:p>
@@ -6465,10 +6465,10 @@
             <w:tcW w:type="pct" w:w="25%"/>
             <w:shd w:color="F1F3F7" w:val="solid"/>
             <w:tcMar>
-              <w:top w:type="dxa" w:w="50800"/>
-              <w:left w:type="dxa" w:w="101600"/>
-              <w:bottom w:type="dxa" w:w="50800"/>
-              <w:right w:type="dxa" w:w="101600"/>
+              <w:top w:type="dxa" w:w="80"/>
+              <w:left w:type="dxa" w:w="160"/>
+              <w:bottom w:type="dxa" w:w="80"/>
+              <w:right w:type="dxa" w:w="160"/>
             </w:tcMar>
           </w:tcPr>
           <w:p>
@@ -6493,10 +6493,10 @@
             <w:tcW w:type="pct" w:w="25%"/>
             <w:shd w:color="F1F3F7" w:val="solid"/>
             <w:tcMar>
-              <w:top w:type="dxa" w:w="50800"/>
-              <w:left w:type="dxa" w:w="101600"/>
-              <w:bottom w:type="dxa" w:w="50800"/>
-              <w:right w:type="dxa" w:w="101600"/>
+              <w:top w:type="dxa" w:w="80"/>
+              <w:left w:type="dxa" w:w="160"/>
+              <w:bottom w:type="dxa" w:w="80"/>
+              <w:right w:type="dxa" w:w="160"/>
             </w:tcMar>
           </w:tcPr>
           <w:p>
@@ -6521,10 +6521,10 @@
             <w:tcW w:type="pct" w:w="25%"/>
             <w:shd w:color="F1F3F7" w:val="solid"/>
             <w:tcMar>
-              <w:top w:type="dxa" w:w="50800"/>
-              <w:left w:type="dxa" w:w="101600"/>
-              <w:bottom w:type="dxa" w:w="50800"/>
-              <w:right w:type="dxa" w:w="101600"/>
+              <w:top w:type="dxa" w:w="80"/>
+              <w:left w:type="dxa" w:w="160"/>
+              <w:bottom w:type="dxa" w:w="80"/>
+              <w:right w:type="dxa" w:w="160"/>
             </w:tcMar>
           </w:tcPr>
           <w:p>
@@ -6550,10 +6550,10 @@
           <w:tcPr>
             <w:tcW w:type="pct" w:w="25%"/>
             <w:tcMar>
-              <w:top w:type="dxa" w:w="38100"/>
-              <w:left w:type="dxa" w:w="101600"/>
-              <w:bottom w:type="dxa" w:w="38100"/>
-              <w:right w:type="dxa" w:w="101600"/>
+              <w:top w:type="dxa" w:w="60"/>
+              <w:left w:type="dxa" w:w="160"/>
+              <w:bottom w:type="dxa" w:w="60"/>
+              <w:right w:type="dxa" w:w="160"/>
             </w:tcMar>
             <w:vAlign w:val="center"/>
           </w:tcPr>
@@ -6579,10 +6579,10 @@
           <w:tcPr>
             <w:tcW w:type="pct" w:w="25%"/>
             <w:tcMar>
-              <w:top w:type="dxa" w:w="38100"/>
-              <w:left w:type="dxa" w:w="101600"/>
-              <w:bottom w:type="dxa" w:w="38100"/>
-              <w:right w:type="dxa" w:w="101600"/>
+              <w:top w:type="dxa" w:w="60"/>
+              <w:left w:type="dxa" w:w="160"/>
+              <w:bottom w:type="dxa" w:w="60"/>
+              <w:right w:type="dxa" w:w="160"/>
             </w:tcMar>
             <w:vAlign w:val="center"/>
           </w:tcPr>
@@ -6608,10 +6608,10 @@
           <w:tcPr>
             <w:tcW w:type="pct" w:w="25%"/>
             <w:tcMar>
-              <w:top w:type="dxa" w:w="38100"/>
-              <w:left w:type="dxa" w:w="101600"/>
-              <w:bottom w:type="dxa" w:w="38100"/>
-              <w:right w:type="dxa" w:w="101600"/>
+              <w:top w:type="dxa" w:w="60"/>
+              <w:left w:type="dxa" w:w="160"/>
+              <w:bottom w:type="dxa" w:w="60"/>
+              <w:right w:type="dxa" w:w="160"/>
             </w:tcMar>
             <w:vAlign w:val="center"/>
           </w:tcPr>
@@ -6637,10 +6637,10 @@
           <w:tcPr>
             <w:tcW w:type="pct" w:w="25%"/>
             <w:tcMar>
-              <w:top w:type="dxa" w:w="38100"/>
-              <w:left w:type="dxa" w:w="101600"/>
-              <w:bottom w:type="dxa" w:w="38100"/>
-              <w:right w:type="dxa" w:w="101600"/>
+              <w:top w:type="dxa" w:w="60"/>
+              <w:left w:type="dxa" w:w="160"/>
+              <w:bottom w:type="dxa" w:w="60"/>
+              <w:right w:type="dxa" w:w="160"/>
             </w:tcMar>
           </w:tcPr>
           <w:p>
@@ -6686,10 +6686,10 @@
           <w:tcPr>
             <w:gridSpan w:val="4"/>
             <w:tcMar>
-              <w:top w:type="dxa" w:w="76200"/>
-              <w:left w:type="dxa" w:w="127000"/>
-              <w:bottom w:type="dxa" w:w="25400"/>
-              <w:right w:type="dxa" w:w="127000"/>
+              <w:top w:type="dxa" w:w="120"/>
+              <w:left w:type="dxa" w:w="200"/>
+              <w:bottom w:type="dxa" w:w="40"/>
+              <w:right w:type="dxa" w:w="200"/>
             </w:tcMar>
           </w:tcPr>
           <w:p>
@@ -6725,10 +6725,10 @@
             <w:gridSpan w:val="4"/>
             <w:shd w:color="DCFCE7" w:val="solid"/>
             <w:tcMar>
-              <w:top w:type="dxa" w:w="76200"/>
-              <w:left w:type="dxa" w:w="127000"/>
-              <w:bottom w:type="dxa" w:w="76200"/>
-              <w:right w:type="dxa" w:w="127000"/>
+              <w:top w:type="dxa" w:w="120"/>
+              <w:left w:type="dxa" w:w="200"/>
+              <w:bottom w:type="dxa" w:w="120"/>
+              <w:right w:type="dxa" w:w="200"/>
             </w:tcMar>
           </w:tcPr>
           <w:p>
@@ -6768,10 +6768,10 @@
           <w:tcPr>
             <w:gridSpan w:val="4"/>
             <w:tcMar>
-              <w:top w:type="dxa" w:w="76200"/>
-              <w:left w:type="dxa" w:w="127000"/>
-              <w:bottom w:type="dxa" w:w="127000"/>
-              <w:right w:type="dxa" w:w="127000"/>
+              <w:top w:type="dxa" w:w="120"/>
+              <w:left w:type="dxa" w:w="200"/>
+              <w:bottom w:type="dxa" w:w="200"/>
+              <w:right w:type="dxa" w:w="200"/>
             </w:tcMar>
           </w:tcPr>
           <w:p>
@@ -6812,7 +6812,7 @@
               <w:right w:val="none" w:color="auto" w:sz="0"/>
             </w:tcBorders>
             <w:tcMar>
-              <w:top w:type="dxa" w:w="76200"/>
+              <w:top w:type="dxa" w:w="120"/>
             </w:tcMar>
           </w:tcPr>
           <w:p>
@@ -6831,10 +6831,10 @@
             <w:gridSpan w:val="4"/>
             <w:shd w:color="1F3A6E" w:val="solid"/>
             <w:tcMar>
-              <w:top w:type="dxa" w:w="63500"/>
-              <w:left w:type="dxa" w:w="127000"/>
-              <w:bottom w:type="dxa" w:w="63500"/>
-              <w:right w:type="dxa" w:w="127000"/>
+              <w:top w:type="dxa" w:w="100"/>
+              <w:left w:type="dxa" w:w="200"/>
+              <w:bottom w:type="dxa" w:w="100"/>
+              <w:right w:type="dxa" w:w="200"/>
             </w:tcMar>
           </w:tcPr>
           <w:p>
@@ -6850,7 +6850,7 @@
                 <w:sz w:val="20"/>
                 <w:szCs w:val="20"/>
               </w:rPr>
-              <w:t xml:space="preserve">SEC-008  ·  </w:t>
+              <w:t xml:space="preserve">SEC-008  |  </w:t>
             </w:r>
             <w:r>
               <w:rPr>
@@ -6872,10 +6872,10 @@
             <w:tcW w:type="pct" w:w="25%"/>
             <w:shd w:color="F1F3F7" w:val="solid"/>
             <w:tcMar>
-              <w:top w:type="dxa" w:w="50800"/>
-              <w:left w:type="dxa" w:w="101600"/>
-              <w:bottom w:type="dxa" w:w="50800"/>
-              <w:right w:type="dxa" w:w="101600"/>
+              <w:top w:type="dxa" w:w="80"/>
+              <w:left w:type="dxa" w:w="160"/>
+              <w:bottom w:type="dxa" w:w="80"/>
+              <w:right w:type="dxa" w:w="160"/>
             </w:tcMar>
           </w:tcPr>
           <w:p>
@@ -6900,10 +6900,10 @@
             <w:tcW w:type="pct" w:w="25%"/>
             <w:shd w:color="F1F3F7" w:val="solid"/>
             <w:tcMar>
-              <w:top w:type="dxa" w:w="50800"/>
-              <w:left w:type="dxa" w:w="101600"/>
-              <w:bottom w:type="dxa" w:w="50800"/>
-              <w:right w:type="dxa" w:w="101600"/>
+              <w:top w:type="dxa" w:w="80"/>
+              <w:left w:type="dxa" w:w="160"/>
+              <w:bottom w:type="dxa" w:w="80"/>
+              <w:right w:type="dxa" w:w="160"/>
             </w:tcMar>
           </w:tcPr>
           <w:p>
@@ -6928,10 +6928,10 @@
             <w:tcW w:type="pct" w:w="25%"/>
             <w:shd w:color="F1F3F7" w:val="solid"/>
             <w:tcMar>
-              <w:top w:type="dxa" w:w="50800"/>
-              <w:left w:type="dxa" w:w="101600"/>
-              <w:bottom w:type="dxa" w:w="50800"/>
-              <w:right w:type="dxa" w:w="101600"/>
+              <w:top w:type="dxa" w:w="80"/>
+              <w:left w:type="dxa" w:w="160"/>
+              <w:bottom w:type="dxa" w:w="80"/>
+              <w:right w:type="dxa" w:w="160"/>
             </w:tcMar>
           </w:tcPr>
           <w:p>
@@ -6956,10 +6956,10 @@
             <w:tcW w:type="pct" w:w="25%"/>
             <w:shd w:color="F1F3F7" w:val="solid"/>
             <w:tcMar>
-              <w:top w:type="dxa" w:w="50800"/>
-              <w:left w:type="dxa" w:w="101600"/>
-              <w:bottom w:type="dxa" w:w="50800"/>
-              <w:right w:type="dxa" w:w="101600"/>
+              <w:top w:type="dxa" w:w="80"/>
+              <w:left w:type="dxa" w:w="160"/>
+              <w:bottom w:type="dxa" w:w="80"/>
+              <w:right w:type="dxa" w:w="160"/>
             </w:tcMar>
           </w:tcPr>
           <w:p>
@@ -6985,10 +6985,10 @@
           <w:tcPr>
             <w:tcW w:type="pct" w:w="25%"/>
             <w:tcMar>
-              <w:top w:type="dxa" w:w="38100"/>
-              <w:left w:type="dxa" w:w="101600"/>
-              <w:bottom w:type="dxa" w:w="38100"/>
-              <w:right w:type="dxa" w:w="101600"/>
+              <w:top w:type="dxa" w:w="60"/>
+              <w:left w:type="dxa" w:w="160"/>
+              <w:bottom w:type="dxa" w:w="60"/>
+              <w:right w:type="dxa" w:w="160"/>
             </w:tcMar>
             <w:vAlign w:val="center"/>
           </w:tcPr>
@@ -7014,10 +7014,10 @@
           <w:tcPr>
             <w:tcW w:type="pct" w:w="25%"/>
             <w:tcMar>
-              <w:top w:type="dxa" w:w="38100"/>
-              <w:left w:type="dxa" w:w="101600"/>
-              <w:bottom w:type="dxa" w:w="38100"/>
-              <w:right w:type="dxa" w:w="101600"/>
+              <w:top w:type="dxa" w:w="60"/>
+              <w:left w:type="dxa" w:w="160"/>
+              <w:bottom w:type="dxa" w:w="60"/>
+              <w:right w:type="dxa" w:w="160"/>
             </w:tcMar>
             <w:vAlign w:val="center"/>
           </w:tcPr>
@@ -7043,10 +7043,10 @@
           <w:tcPr>
             <w:tcW w:type="pct" w:w="25%"/>
             <w:tcMar>
-              <w:top w:type="dxa" w:w="38100"/>
-              <w:left w:type="dxa" w:w="101600"/>
-              <w:bottom w:type="dxa" w:w="38100"/>
-              <w:right w:type="dxa" w:w="101600"/>
+              <w:top w:type="dxa" w:w="60"/>
+              <w:left w:type="dxa" w:w="160"/>
+              <w:bottom w:type="dxa" w:w="60"/>
+              <w:right w:type="dxa" w:w="160"/>
             </w:tcMar>
             <w:vAlign w:val="center"/>
           </w:tcPr>
@@ -7072,10 +7072,10 @@
           <w:tcPr>
             <w:tcW w:type="pct" w:w="25%"/>
             <w:tcMar>
-              <w:top w:type="dxa" w:w="38100"/>
-              <w:left w:type="dxa" w:w="101600"/>
-              <w:bottom w:type="dxa" w:w="38100"/>
-              <w:right w:type="dxa" w:w="101600"/>
+              <w:top w:type="dxa" w:w="60"/>
+              <w:left w:type="dxa" w:w="160"/>
+              <w:bottom w:type="dxa" w:w="60"/>
+              <w:right w:type="dxa" w:w="160"/>
             </w:tcMar>
           </w:tcPr>
           <w:p>
@@ -7121,10 +7121,10 @@
           <w:tcPr>
             <w:gridSpan w:val="4"/>
             <w:tcMar>
-              <w:top w:type="dxa" w:w="76200"/>
-              <w:left w:type="dxa" w:w="127000"/>
-              <w:bottom w:type="dxa" w:w="25400"/>
-              <w:right w:type="dxa" w:w="127000"/>
+              <w:top w:type="dxa" w:w="120"/>
+              <w:left w:type="dxa" w:w="200"/>
+              <w:bottom w:type="dxa" w:w="40"/>
+              <w:right w:type="dxa" w:w="200"/>
             </w:tcMar>
           </w:tcPr>
           <w:p>
@@ -7160,10 +7160,10 @@
             <w:gridSpan w:val="4"/>
             <w:shd w:color="DCFCE7" w:val="solid"/>
             <w:tcMar>
-              <w:top w:type="dxa" w:w="76200"/>
-              <w:left w:type="dxa" w:w="127000"/>
-              <w:bottom w:type="dxa" w:w="76200"/>
-              <w:right w:type="dxa" w:w="127000"/>
+              <w:top w:type="dxa" w:w="120"/>
+              <w:left w:type="dxa" w:w="200"/>
+              <w:bottom w:type="dxa" w:w="120"/>
+              <w:right w:type="dxa" w:w="200"/>
             </w:tcMar>
           </w:tcPr>
           <w:p>
@@ -7203,10 +7203,10 @@
           <w:tcPr>
             <w:gridSpan w:val="4"/>
             <w:tcMar>
-              <w:top w:type="dxa" w:w="76200"/>
-              <w:left w:type="dxa" w:w="127000"/>
-              <w:bottom w:type="dxa" w:w="127000"/>
-              <w:right w:type="dxa" w:w="127000"/>
+              <w:top w:type="dxa" w:w="120"/>
+              <w:left w:type="dxa" w:w="200"/>
+              <w:bottom w:type="dxa" w:w="200"/>
+              <w:right w:type="dxa" w:w="200"/>
             </w:tcMar>
           </w:tcPr>
           <w:p>
@@ -7247,7 +7247,7 @@
               <w:right w:val="none" w:color="auto" w:sz="0"/>
             </w:tcBorders>
             <w:tcMar>
-              <w:top w:type="dxa" w:w="76200"/>
+              <w:top w:type="dxa" w:w="120"/>
             </w:tcMar>
           </w:tcPr>
           <w:p>
@@ -7266,10 +7266,10 @@
             <w:gridSpan w:val="4"/>
             <w:shd w:color="1F3A6E" w:val="solid"/>
             <w:tcMar>
-              <w:top w:type="dxa" w:w="63500"/>
-              <w:left w:type="dxa" w:w="127000"/>
-              <w:bottom w:type="dxa" w:w="63500"/>
-              <w:right w:type="dxa" w:w="127000"/>
+              <w:top w:type="dxa" w:w="100"/>
+              <w:left w:type="dxa" w:w="200"/>
+              <w:bottom w:type="dxa" w:w="100"/>
+              <w:right w:type="dxa" w:w="200"/>
             </w:tcMar>
           </w:tcPr>
           <w:p>
@@ -7285,7 +7285,7 @@
                 <w:sz w:val="20"/>
                 <w:szCs w:val="20"/>
               </w:rPr>
-              <w:t xml:space="preserve">SEC-009  ·  </w:t>
+              <w:t xml:space="preserve">SEC-009  |  </w:t>
             </w:r>
             <w:r>
               <w:rPr>
@@ -7307,10 +7307,10 @@
             <w:tcW w:type="pct" w:w="25%"/>
             <w:shd w:color="F1F3F7" w:val="solid"/>
             <w:tcMar>
-              <w:top w:type="dxa" w:w="50800"/>
-              <w:left w:type="dxa" w:w="101600"/>
-              <w:bottom w:type="dxa" w:w="50800"/>
-              <w:right w:type="dxa" w:w="101600"/>
+              <w:top w:type="dxa" w:w="80"/>
+              <w:left w:type="dxa" w:w="160"/>
+              <w:bottom w:type="dxa" w:w="80"/>
+              <w:right w:type="dxa" w:w="160"/>
             </w:tcMar>
           </w:tcPr>
           <w:p>
@@ -7335,10 +7335,10 @@
             <w:tcW w:type="pct" w:w="25%"/>
             <w:shd w:color="F1F3F7" w:val="solid"/>
             <w:tcMar>
-              <w:top w:type="dxa" w:w="50800"/>
-              <w:left w:type="dxa" w:w="101600"/>
-              <w:bottom w:type="dxa" w:w="50800"/>
-              <w:right w:type="dxa" w:w="101600"/>
+              <w:top w:type="dxa" w:w="80"/>
+              <w:left w:type="dxa" w:w="160"/>
+              <w:bottom w:type="dxa" w:w="80"/>
+              <w:right w:type="dxa" w:w="160"/>
             </w:tcMar>
           </w:tcPr>
           <w:p>
@@ -7363,10 +7363,10 @@
             <w:tcW w:type="pct" w:w="25%"/>
             <w:shd w:color="F1F3F7" w:val="solid"/>
             <w:tcMar>
-              <w:top w:type="dxa" w:w="50800"/>
-              <w:left w:type="dxa" w:w="101600"/>
-              <w:bottom w:type="dxa" w:w="50800"/>
-              <w:right w:type="dxa" w:w="101600"/>
+              <w:top w:type="dxa" w:w="80"/>
+              <w:left w:type="dxa" w:w="160"/>
+              <w:bottom w:type="dxa" w:w="80"/>
+              <w:right w:type="dxa" w:w="160"/>
             </w:tcMar>
           </w:tcPr>
           <w:p>
@@ -7391,10 +7391,10 @@
             <w:tcW w:type="pct" w:w="25%"/>
             <w:shd w:color="F1F3F7" w:val="solid"/>
             <w:tcMar>
-              <w:top w:type="dxa" w:w="50800"/>
-              <w:left w:type="dxa" w:w="101600"/>
-              <w:bottom w:type="dxa" w:w="50800"/>
-              <w:right w:type="dxa" w:w="101600"/>
+              <w:top w:type="dxa" w:w="80"/>
+              <w:left w:type="dxa" w:w="160"/>
+              <w:bottom w:type="dxa" w:w="80"/>
+              <w:right w:type="dxa" w:w="160"/>
             </w:tcMar>
           </w:tcPr>
           <w:p>
@@ -7420,10 +7420,10 @@
           <w:tcPr>
             <w:tcW w:type="pct" w:w="25%"/>
             <w:tcMar>
-              <w:top w:type="dxa" w:w="38100"/>
-              <w:left w:type="dxa" w:w="101600"/>
-              <w:bottom w:type="dxa" w:w="38100"/>
-              <w:right w:type="dxa" w:w="101600"/>
+              <w:top w:type="dxa" w:w="60"/>
+              <w:left w:type="dxa" w:w="160"/>
+              <w:bottom w:type="dxa" w:w="60"/>
+              <w:right w:type="dxa" w:w="160"/>
             </w:tcMar>
             <w:vAlign w:val="center"/>
           </w:tcPr>
@@ -7449,10 +7449,10 @@
           <w:tcPr>
             <w:tcW w:type="pct" w:w="25%"/>
             <w:tcMar>
-              <w:top w:type="dxa" w:w="38100"/>
-              <w:left w:type="dxa" w:w="101600"/>
-              <w:bottom w:type="dxa" w:w="38100"/>
-              <w:right w:type="dxa" w:w="101600"/>
+              <w:top w:type="dxa" w:w="60"/>
+              <w:left w:type="dxa" w:w="160"/>
+              <w:bottom w:type="dxa" w:w="60"/>
+              <w:right w:type="dxa" w:w="160"/>
             </w:tcMar>
             <w:vAlign w:val="center"/>
           </w:tcPr>
@@ -7478,10 +7478,10 @@
           <w:tcPr>
             <w:tcW w:type="pct" w:w="25%"/>
             <w:tcMar>
-              <w:top w:type="dxa" w:w="38100"/>
-              <w:left w:type="dxa" w:w="101600"/>
-              <w:bottom w:type="dxa" w:w="38100"/>
-              <w:right w:type="dxa" w:w="101600"/>
+              <w:top w:type="dxa" w:w="60"/>
+              <w:left w:type="dxa" w:w="160"/>
+              <w:bottom w:type="dxa" w:w="60"/>
+              <w:right w:type="dxa" w:w="160"/>
             </w:tcMar>
             <w:vAlign w:val="center"/>
           </w:tcPr>
@@ -7507,10 +7507,10 @@
           <w:tcPr>
             <w:tcW w:type="pct" w:w="25%"/>
             <w:tcMar>
-              <w:top w:type="dxa" w:w="38100"/>
-              <w:left w:type="dxa" w:w="101600"/>
-              <w:bottom w:type="dxa" w:w="38100"/>
-              <w:right w:type="dxa" w:w="101600"/>
+              <w:top w:type="dxa" w:w="60"/>
+              <w:left w:type="dxa" w:w="160"/>
+              <w:bottom w:type="dxa" w:w="60"/>
+              <w:right w:type="dxa" w:w="160"/>
             </w:tcMar>
           </w:tcPr>
           <w:p>
@@ -7556,10 +7556,10 @@
           <w:tcPr>
             <w:gridSpan w:val="4"/>
             <w:tcMar>
-              <w:top w:type="dxa" w:w="76200"/>
-              <w:left w:type="dxa" w:w="127000"/>
-              <w:bottom w:type="dxa" w:w="25400"/>
-              <w:right w:type="dxa" w:w="127000"/>
+              <w:top w:type="dxa" w:w="120"/>
+              <w:left w:type="dxa" w:w="200"/>
+              <w:bottom w:type="dxa" w:w="40"/>
+              <w:right w:type="dxa" w:w="200"/>
             </w:tcMar>
           </w:tcPr>
           <w:p>
@@ -7595,10 +7595,10 @@
             <w:gridSpan w:val="4"/>
             <w:shd w:color="FEF3C7" w:val="solid"/>
             <w:tcMar>
-              <w:top w:type="dxa" w:w="76200"/>
-              <w:left w:type="dxa" w:w="127000"/>
-              <w:bottom w:type="dxa" w:w="76200"/>
-              <w:right w:type="dxa" w:w="127000"/>
+              <w:top w:type="dxa" w:w="120"/>
+              <w:left w:type="dxa" w:w="200"/>
+              <w:bottom w:type="dxa" w:w="120"/>
+              <w:right w:type="dxa" w:w="200"/>
             </w:tcMar>
           </w:tcPr>
           <w:p>
@@ -7676,10 +7676,10 @@
           <w:tcPr>
             <w:gridSpan w:val="4"/>
             <w:tcMar>
-              <w:top w:type="dxa" w:w="76200"/>
-              <w:left w:type="dxa" w:w="127000"/>
-              <w:bottom w:type="dxa" w:w="127000"/>
-              <w:right w:type="dxa" w:w="127000"/>
+              <w:top w:type="dxa" w:w="120"/>
+              <w:left w:type="dxa" w:w="200"/>
+              <w:bottom w:type="dxa" w:w="200"/>
+              <w:right w:type="dxa" w:w="200"/>
             </w:tcMar>
           </w:tcPr>
           <w:p>
@@ -7720,7 +7720,7 @@
               <w:right w:val="none" w:color="auto" w:sz="0"/>
             </w:tcBorders>
             <w:tcMar>
-              <w:top w:type="dxa" w:w="76200"/>
+              <w:top w:type="dxa" w:w="120"/>
             </w:tcMar>
           </w:tcPr>
           <w:p>
@@ -7739,10 +7739,10 @@
             <w:gridSpan w:val="4"/>
             <w:shd w:color="1F3A6E" w:val="solid"/>
             <w:tcMar>
-              <w:top w:type="dxa" w:w="63500"/>
-              <w:left w:type="dxa" w:w="127000"/>
-              <w:bottom w:type="dxa" w:w="63500"/>
-              <w:right w:type="dxa" w:w="127000"/>
+              <w:top w:type="dxa" w:w="100"/>
+              <w:left w:type="dxa" w:w="200"/>
+              <w:bottom w:type="dxa" w:w="100"/>
+              <w:right w:type="dxa" w:w="200"/>
             </w:tcMar>
           </w:tcPr>
           <w:p>
@@ -7758,7 +7758,7 @@
                 <w:sz w:val="20"/>
                 <w:szCs w:val="20"/>
               </w:rPr>
-              <w:t xml:space="preserve">SEC-010  ·  </w:t>
+              <w:t xml:space="preserve">SEC-010  |  </w:t>
             </w:r>
             <w:r>
               <w:rPr>
@@ -7780,10 +7780,10 @@
             <w:tcW w:type="pct" w:w="25%"/>
             <w:shd w:color="F1F3F7" w:val="solid"/>
             <w:tcMar>
-              <w:top w:type="dxa" w:w="50800"/>
-              <w:left w:type="dxa" w:w="101600"/>
-              <w:bottom w:type="dxa" w:w="50800"/>
-              <w:right w:type="dxa" w:w="101600"/>
+              <w:top w:type="dxa" w:w="80"/>
+              <w:left w:type="dxa" w:w="160"/>
+              <w:bottom w:type="dxa" w:w="80"/>
+              <w:right w:type="dxa" w:w="160"/>
             </w:tcMar>
           </w:tcPr>
           <w:p>
@@ -7808,10 +7808,10 @@
             <w:tcW w:type="pct" w:w="25%"/>
             <w:shd w:color="F1F3F7" w:val="solid"/>
             <w:tcMar>
-              <w:top w:type="dxa" w:w="50800"/>
-              <w:left w:type="dxa" w:w="101600"/>
-              <w:bottom w:type="dxa" w:w="50800"/>
-              <w:right w:type="dxa" w:w="101600"/>
+              <w:top w:type="dxa" w:w="80"/>
+              <w:left w:type="dxa" w:w="160"/>
+              <w:bottom w:type="dxa" w:w="80"/>
+              <w:right w:type="dxa" w:w="160"/>
             </w:tcMar>
           </w:tcPr>
           <w:p>
@@ -7836,10 +7836,10 @@
             <w:tcW w:type="pct" w:w="25%"/>
             <w:shd w:color="F1F3F7" w:val="solid"/>
             <w:tcMar>
-              <w:top w:type="dxa" w:w="50800"/>
-              <w:left w:type="dxa" w:w="101600"/>
-              <w:bottom w:type="dxa" w:w="50800"/>
-              <w:right w:type="dxa" w:w="101600"/>
+              <w:top w:type="dxa" w:w="80"/>
+              <w:left w:type="dxa" w:w="160"/>
+              <w:bottom w:type="dxa" w:w="80"/>
+              <w:right w:type="dxa" w:w="160"/>
             </w:tcMar>
           </w:tcPr>
           <w:p>
@@ -7864,10 +7864,10 @@
             <w:tcW w:type="pct" w:w="25%"/>
             <w:shd w:color="F1F3F7" w:val="solid"/>
             <w:tcMar>
-              <w:top w:type="dxa" w:w="50800"/>
-              <w:left w:type="dxa" w:w="101600"/>
-              <w:bottom w:type="dxa" w:w="50800"/>
-              <w:right w:type="dxa" w:w="101600"/>
+              <w:top w:type="dxa" w:w="80"/>
+              <w:left w:type="dxa" w:w="160"/>
+              <w:bottom w:type="dxa" w:w="80"/>
+              <w:right w:type="dxa" w:w="160"/>
             </w:tcMar>
           </w:tcPr>
           <w:p>
@@ -7893,10 +7893,10 @@
           <w:tcPr>
             <w:tcW w:type="pct" w:w="25%"/>
             <w:tcMar>
-              <w:top w:type="dxa" w:w="38100"/>
-              <w:left w:type="dxa" w:w="101600"/>
-              <w:bottom w:type="dxa" w:w="38100"/>
-              <w:right w:type="dxa" w:w="101600"/>
+              <w:top w:type="dxa" w:w="60"/>
+              <w:left w:type="dxa" w:w="160"/>
+              <w:bottom w:type="dxa" w:w="60"/>
+              <w:right w:type="dxa" w:w="160"/>
             </w:tcMar>
             <w:vAlign w:val="center"/>
           </w:tcPr>
@@ -7922,10 +7922,10 @@
           <w:tcPr>
             <w:tcW w:type="pct" w:w="25%"/>
             <w:tcMar>
-              <w:top w:type="dxa" w:w="38100"/>
-              <w:left w:type="dxa" w:w="101600"/>
-              <w:bottom w:type="dxa" w:w="38100"/>
-              <w:right w:type="dxa" w:w="101600"/>
+              <w:top w:type="dxa" w:w="60"/>
+              <w:left w:type="dxa" w:w="160"/>
+              <w:bottom w:type="dxa" w:w="60"/>
+              <w:right w:type="dxa" w:w="160"/>
             </w:tcMar>
             <w:vAlign w:val="center"/>
           </w:tcPr>
@@ -7951,10 +7951,10 @@
           <w:tcPr>
             <w:tcW w:type="pct" w:w="25%"/>
             <w:tcMar>
-              <w:top w:type="dxa" w:w="38100"/>
-              <w:left w:type="dxa" w:w="101600"/>
-              <w:bottom w:type="dxa" w:w="38100"/>
-              <w:right w:type="dxa" w:w="101600"/>
+              <w:top w:type="dxa" w:w="60"/>
+              <w:left w:type="dxa" w:w="160"/>
+              <w:bottom w:type="dxa" w:w="60"/>
+              <w:right w:type="dxa" w:w="160"/>
             </w:tcMar>
             <w:vAlign w:val="center"/>
           </w:tcPr>
@@ -7980,10 +7980,10 @@
           <w:tcPr>
             <w:tcW w:type="pct" w:w="25%"/>
             <w:tcMar>
-              <w:top w:type="dxa" w:w="38100"/>
-              <w:left w:type="dxa" w:w="101600"/>
-              <w:bottom w:type="dxa" w:w="38100"/>
-              <w:right w:type="dxa" w:w="101600"/>
+              <w:top w:type="dxa" w:w="60"/>
+              <w:left w:type="dxa" w:w="160"/>
+              <w:bottom w:type="dxa" w:w="60"/>
+              <w:right w:type="dxa" w:w="160"/>
             </w:tcMar>
           </w:tcPr>
           <w:p>
@@ -8029,10 +8029,10 @@
           <w:tcPr>
             <w:gridSpan w:val="4"/>
             <w:tcMar>
-              <w:top w:type="dxa" w:w="76200"/>
-              <w:left w:type="dxa" w:w="127000"/>
-              <w:bottom w:type="dxa" w:w="25400"/>
-              <w:right w:type="dxa" w:w="127000"/>
+              <w:top w:type="dxa" w:w="120"/>
+              <w:left w:type="dxa" w:w="200"/>
+              <w:bottom w:type="dxa" w:w="40"/>
+              <w:right w:type="dxa" w:w="200"/>
             </w:tcMar>
           </w:tcPr>
           <w:p>
@@ -8068,10 +8068,10 @@
             <w:gridSpan w:val="4"/>
             <w:shd w:color="DCFCE7" w:val="solid"/>
             <w:tcMar>
-              <w:top w:type="dxa" w:w="76200"/>
-              <w:left w:type="dxa" w:w="127000"/>
-              <w:bottom w:type="dxa" w:w="76200"/>
-              <w:right w:type="dxa" w:w="127000"/>
+              <w:top w:type="dxa" w:w="120"/>
+              <w:left w:type="dxa" w:w="200"/>
+              <w:bottom w:type="dxa" w:w="120"/>
+              <w:right w:type="dxa" w:w="200"/>
             </w:tcMar>
           </w:tcPr>
           <w:p>
@@ -8111,10 +8111,10 @@
           <w:tcPr>
             <w:gridSpan w:val="4"/>
             <w:tcMar>
-              <w:top w:type="dxa" w:w="76200"/>
-              <w:left w:type="dxa" w:w="127000"/>
-              <w:bottom w:type="dxa" w:w="127000"/>
-              <w:right w:type="dxa" w:w="127000"/>
+              <w:top w:type="dxa" w:w="120"/>
+              <w:left w:type="dxa" w:w="200"/>
+              <w:bottom w:type="dxa" w:w="200"/>
+              <w:right w:type="dxa" w:w="200"/>
             </w:tcMar>
           </w:tcPr>
           <w:p>
@@ -8155,7 +8155,7 @@
               <w:right w:val="none" w:color="auto" w:sz="0"/>
             </w:tcBorders>
             <w:tcMar>
-              <w:top w:type="dxa" w:w="76200"/>
+              <w:top w:type="dxa" w:w="120"/>
             </w:tcMar>
           </w:tcPr>
           <w:p>
@@ -8250,10 +8250,10 @@
             <w:tcW w:type="pct" w:w="5%"/>
             <w:shd w:color="1F3A6E" w:val="solid"/>
             <w:tcMar>
-              <w:top w:type="dxa" w:w="50800"/>
-              <w:left w:type="dxa" w:w="101600"/>
-              <w:bottom w:type="dxa" w:w="50800"/>
-              <w:right w:type="dxa" w:w="101600"/>
+              <w:top w:type="dxa" w:w="80"/>
+              <w:left w:type="dxa" w:w="160"/>
+              <w:bottom w:type="dxa" w:w="80"/>
+              <w:right w:type="dxa" w:w="160"/>
             </w:tcMar>
           </w:tcPr>
           <w:p>
@@ -8278,10 +8278,10 @@
             <w:tcW w:type="pct" w:w="22%"/>
             <w:shd w:color="1F3A6E" w:val="solid"/>
             <w:tcMar>
-              <w:top w:type="dxa" w:w="50800"/>
-              <w:left w:type="dxa" w:w="101600"/>
-              <w:bottom w:type="dxa" w:w="50800"/>
-              <w:right w:type="dxa" w:w="101600"/>
+              <w:top w:type="dxa" w:w="80"/>
+              <w:left w:type="dxa" w:w="160"/>
+              <w:bottom w:type="dxa" w:w="80"/>
+              <w:right w:type="dxa" w:w="160"/>
             </w:tcMar>
           </w:tcPr>
           <w:p>
@@ -8306,10 +8306,10 @@
             <w:tcW w:type="pct" w:w="11%"/>
             <w:shd w:color="1F3A6E" w:val="solid"/>
             <w:tcMar>
-              <w:top w:type="dxa" w:w="50800"/>
-              <w:left w:type="dxa" w:w="101600"/>
-              <w:bottom w:type="dxa" w:w="50800"/>
-              <w:right w:type="dxa" w:w="101600"/>
+              <w:top w:type="dxa" w:w="80"/>
+              <w:left w:type="dxa" w:w="160"/>
+              <w:bottom w:type="dxa" w:w="80"/>
+              <w:right w:type="dxa" w:w="160"/>
             </w:tcMar>
           </w:tcPr>
           <w:p>
@@ -8334,10 +8334,10 @@
             <w:tcW w:type="pct" w:w="36%"/>
             <w:shd w:color="1F3A6E" w:val="solid"/>
             <w:tcMar>
-              <w:top w:type="dxa" w:w="50800"/>
-              <w:left w:type="dxa" w:w="101600"/>
-              <w:bottom w:type="dxa" w:w="50800"/>
-              <w:right w:type="dxa" w:w="101600"/>
+              <w:top w:type="dxa" w:w="80"/>
+              <w:left w:type="dxa" w:w="160"/>
+              <w:bottom w:type="dxa" w:w="80"/>
+              <w:right w:type="dxa" w:w="160"/>
             </w:tcMar>
           </w:tcPr>
           <w:p>
@@ -8362,10 +8362,10 @@
             <w:tcW w:type="pct" w:w="16%"/>
             <w:shd w:color="1F3A6E" w:val="solid"/>
             <w:tcMar>
-              <w:top w:type="dxa" w:w="50800"/>
-              <w:left w:type="dxa" w:w="101600"/>
-              <w:bottom w:type="dxa" w:w="50800"/>
-              <w:right w:type="dxa" w:w="101600"/>
+              <w:top w:type="dxa" w:w="80"/>
+              <w:left w:type="dxa" w:w="160"/>
+              <w:bottom w:type="dxa" w:w="80"/>
+              <w:right w:type="dxa" w:w="160"/>
             </w:tcMar>
           </w:tcPr>
           <w:p>
@@ -8390,10 +8390,10 @@
             <w:tcW w:type="pct" w:w="10%"/>
             <w:shd w:color="1F3A6E" w:val="solid"/>
             <w:tcMar>
-              <w:top w:type="dxa" w:w="50800"/>
-              <w:left w:type="dxa" w:w="101600"/>
-              <w:bottom w:type="dxa" w:w="50800"/>
-              <w:right w:type="dxa" w:w="101600"/>
+              <w:top w:type="dxa" w:w="80"/>
+              <w:left w:type="dxa" w:w="160"/>
+              <w:bottom w:type="dxa" w:w="80"/>
+              <w:right w:type="dxa" w:w="160"/>
             </w:tcMar>
           </w:tcPr>
           <w:p>
@@ -8545,10 +8545,10 @@
             <w:tcW w:type="pct" w:w="4%"/>
             <w:shd w:color="1F3A6E" w:val="solid"/>
             <w:tcMar>
-              <w:top w:type="dxa" w:w="50800"/>
-              <w:left w:type="dxa" w:w="101600"/>
-              <w:bottom w:type="dxa" w:w="50800"/>
-              <w:right w:type="dxa" w:w="101600"/>
+              <w:top w:type="dxa" w:w="80"/>
+              <w:left w:type="dxa" w:w="160"/>
+              <w:bottom w:type="dxa" w:w="80"/>
+              <w:right w:type="dxa" w:w="160"/>
             </w:tcMar>
           </w:tcPr>
           <w:p>
@@ -8573,10 +8573,10 @@
             <w:tcW w:type="pct" w:w="38%"/>
             <w:shd w:color="1F3A6E" w:val="solid"/>
             <w:tcMar>
-              <w:top w:type="dxa" w:w="50800"/>
-              <w:left w:type="dxa" w:w="101600"/>
-              <w:bottom w:type="dxa" w:w="50800"/>
-              <w:right w:type="dxa" w:w="101600"/>
+              <w:top w:type="dxa" w:w="80"/>
+              <w:left w:type="dxa" w:w="160"/>
+              <w:bottom w:type="dxa" w:w="80"/>
+              <w:right w:type="dxa" w:w="160"/>
             </w:tcMar>
           </w:tcPr>
           <w:p>
@@ -8601,10 +8601,10 @@
             <w:tcW w:type="pct" w:w="12%"/>
             <w:shd w:color="1F3A6E" w:val="solid"/>
             <w:tcMar>
-              <w:top w:type="dxa" w:w="50800"/>
-              <w:left w:type="dxa" w:w="101600"/>
-              <w:bottom w:type="dxa" w:w="50800"/>
-              <w:right w:type="dxa" w:w="101600"/>
+              <w:top w:type="dxa" w:w="80"/>
+              <w:left w:type="dxa" w:w="160"/>
+              <w:bottom w:type="dxa" w:w="80"/>
+              <w:right w:type="dxa" w:w="160"/>
             </w:tcMar>
           </w:tcPr>
           <w:p>
@@ -8629,10 +8629,10 @@
             <w:tcW w:type="pct" w:w="12%"/>
             <w:shd w:color="1F3A6E" w:val="solid"/>
             <w:tcMar>
-              <w:top w:type="dxa" w:w="50800"/>
-              <w:left w:type="dxa" w:w="101600"/>
-              <w:bottom w:type="dxa" w:w="50800"/>
-              <w:right w:type="dxa" w:w="101600"/>
+              <w:top w:type="dxa" w:w="80"/>
+              <w:left w:type="dxa" w:w="160"/>
+              <w:bottom w:type="dxa" w:w="80"/>
+              <w:right w:type="dxa" w:w="160"/>
             </w:tcMar>
           </w:tcPr>
           <w:p>
@@ -8657,10 +8657,10 @@
             <w:tcW w:type="pct" w:w="22%"/>
             <w:shd w:color="1F3A6E" w:val="solid"/>
             <w:tcMar>
-              <w:top w:type="dxa" w:w="50800"/>
-              <w:left w:type="dxa" w:w="101600"/>
-              <w:bottom w:type="dxa" w:w="50800"/>
-              <w:right w:type="dxa" w:w="101600"/>
+              <w:top w:type="dxa" w:w="80"/>
+              <w:left w:type="dxa" w:w="160"/>
+              <w:bottom w:type="dxa" w:w="80"/>
+              <w:right w:type="dxa" w:w="160"/>
             </w:tcMar>
           </w:tcPr>
           <w:p>
@@ -8685,10 +8685,10 @@
             <w:tcW w:type="pct" w:w="12%"/>
             <w:shd w:color="1F3A6E" w:val="solid"/>
             <w:tcMar>
-              <w:top w:type="dxa" w:w="50800"/>
-              <w:left w:type="dxa" w:w="101600"/>
-              <w:bottom w:type="dxa" w:w="50800"/>
-              <w:right w:type="dxa" w:w="101600"/>
+              <w:top w:type="dxa" w:w="80"/>
+              <w:left w:type="dxa" w:w="160"/>
+              <w:bottom w:type="dxa" w:w="80"/>
+              <w:right w:type="dxa" w:w="160"/>
             </w:tcMar>
           </w:tcPr>
           <w:p>
@@ -8715,10 +8715,10 @@
             <w:tcW w:type="pct" w:w="4%"/>
             <w:shd w:color="F8F9FC" w:val="solid"/>
             <w:tcMar>
-              <w:top w:type="dxa" w:w="38100"/>
-              <w:left w:type="dxa" w:w="101600"/>
-              <w:bottom w:type="dxa" w:w="38100"/>
-              <w:right w:type="dxa" w:w="101600"/>
+              <w:top w:type="dxa" w:w="60"/>
+              <w:left w:type="dxa" w:w="160"/>
+              <w:bottom w:type="dxa" w:w="60"/>
+              <w:right w:type="dxa" w:w="160"/>
             </w:tcMar>
             <w:vAlign w:val="center"/>
           </w:tcPr>
@@ -8744,10 +8744,10 @@
           <w:tcPr>
             <w:tcW w:type="pct" w:w="38%"/>
             <w:tcMar>
-              <w:top w:type="dxa" w:w="38100"/>
-              <w:left w:type="dxa" w:w="101600"/>
-              <w:bottom w:type="dxa" w:w="38100"/>
-              <w:right w:type="dxa" w:w="101600"/>
+              <w:top w:type="dxa" w:w="60"/>
+              <w:left w:type="dxa" w:w="160"/>
+              <w:bottom w:type="dxa" w:w="60"/>
+              <w:right w:type="dxa" w:w="160"/>
             </w:tcMar>
             <w:vAlign w:val="center"/>
           </w:tcPr>
@@ -8773,10 +8773,10 @@
           <w:tcPr>
             <w:shd w:color="FEE2E2" w:val="solid"/>
             <w:tcMar>
-              <w:top w:type="dxa" w:w="38100"/>
-              <w:left w:type="dxa" w:w="101600"/>
-              <w:bottom w:type="dxa" w:w="38100"/>
-              <w:right w:type="dxa" w:w="101600"/>
+              <w:top w:type="dxa" w:w="60"/>
+              <w:left w:type="dxa" w:w="160"/>
+              <w:bottom w:type="dxa" w:w="60"/>
+              <w:right w:type="dxa" w:w="160"/>
             </w:tcMar>
             <w:vAlign w:val="center"/>
           </w:tcPr>
@@ -8802,10 +8802,10 @@
           <w:tcPr>
             <w:shd w:color="FEF3C7" w:val="solid"/>
             <w:tcMar>
-              <w:top w:type="dxa" w:w="38100"/>
-              <w:left w:type="dxa" w:w="101600"/>
-              <w:bottom w:type="dxa" w:w="38100"/>
-              <w:right w:type="dxa" w:w="101600"/>
+              <w:top w:type="dxa" w:w="60"/>
+              <w:left w:type="dxa" w:w="160"/>
+              <w:bottom w:type="dxa" w:w="60"/>
+              <w:right w:type="dxa" w:w="160"/>
             </w:tcMar>
             <w:vAlign w:val="center"/>
           </w:tcPr>
@@ -8832,10 +8832,10 @@
             <w:tcW w:type="pct" w:w="22%"/>
             <w:shd w:color="F8F9FC" w:val="solid"/>
             <w:tcMar>
-              <w:top w:type="dxa" w:w="38100"/>
-              <w:left w:type="dxa" w:w="101600"/>
-              <w:bottom w:type="dxa" w:w="38100"/>
-              <w:right w:type="dxa" w:w="101600"/>
+              <w:top w:type="dxa" w:w="60"/>
+              <w:left w:type="dxa" w:w="160"/>
+              <w:bottom w:type="dxa" w:w="60"/>
+              <w:right w:type="dxa" w:w="160"/>
             </w:tcMar>
             <w:vAlign w:val="center"/>
           </w:tcPr>
@@ -8861,10 +8861,10 @@
           <w:tcPr>
             <w:tcW w:type="pct" w:w="12%"/>
             <w:tcMar>
-              <w:top w:type="dxa" w:w="38100"/>
-              <w:left w:type="dxa" w:w="101600"/>
-              <w:bottom w:type="dxa" w:w="38100"/>
-              <w:right w:type="dxa" w:w="101600"/>
+              <w:top w:type="dxa" w:w="60"/>
+              <w:left w:type="dxa" w:w="160"/>
+              <w:bottom w:type="dxa" w:w="60"/>
+              <w:right w:type="dxa" w:w="160"/>
             </w:tcMar>
             <w:vAlign w:val="center"/>
           </w:tcPr>
@@ -8893,10 +8893,10 @@
             <w:tcW w:type="pct" w:w="4%"/>
             <w:shd w:color="F8F9FC" w:val="solid"/>
             <w:tcMar>
-              <w:top w:type="dxa" w:w="38100"/>
-              <w:left w:type="dxa" w:w="101600"/>
-              <w:bottom w:type="dxa" w:w="38100"/>
-              <w:right w:type="dxa" w:w="101600"/>
+              <w:top w:type="dxa" w:w="60"/>
+              <w:left w:type="dxa" w:w="160"/>
+              <w:bottom w:type="dxa" w:w="60"/>
+              <w:right w:type="dxa" w:w="160"/>
             </w:tcMar>
             <w:vAlign w:val="center"/>
           </w:tcPr>
@@ -8922,10 +8922,10 @@
           <w:tcPr>
             <w:tcW w:type="pct" w:w="38%"/>
             <w:tcMar>
-              <w:top w:type="dxa" w:w="38100"/>
-              <w:left w:type="dxa" w:w="101600"/>
-              <w:bottom w:type="dxa" w:w="38100"/>
-              <w:right w:type="dxa" w:w="101600"/>
+              <w:top w:type="dxa" w:w="60"/>
+              <w:left w:type="dxa" w:w="160"/>
+              <w:bottom w:type="dxa" w:w="60"/>
+              <w:right w:type="dxa" w:w="160"/>
             </w:tcMar>
             <w:vAlign w:val="center"/>
           </w:tcPr>
@@ -8951,10 +8951,10 @@
           <w:tcPr>
             <w:shd w:color="FEF3C7" w:val="solid"/>
             <w:tcMar>
-              <w:top w:type="dxa" w:w="38100"/>
-              <w:left w:type="dxa" w:w="101600"/>
-              <w:bottom w:type="dxa" w:w="38100"/>
-              <w:right w:type="dxa" w:w="101600"/>
+              <w:top w:type="dxa" w:w="60"/>
+              <w:left w:type="dxa" w:w="160"/>
+              <w:bottom w:type="dxa" w:w="60"/>
+              <w:right w:type="dxa" w:w="160"/>
             </w:tcMar>
             <w:vAlign w:val="center"/>
           </w:tcPr>
@@ -8980,10 +8980,10 @@
           <w:tcPr>
             <w:shd w:color="FEF3C7" w:val="solid"/>
             <w:tcMar>
-              <w:top w:type="dxa" w:w="38100"/>
-              <w:left w:type="dxa" w:w="101600"/>
-              <w:bottom w:type="dxa" w:w="38100"/>
-              <w:right w:type="dxa" w:w="101600"/>
+              <w:top w:type="dxa" w:w="60"/>
+              <w:left w:type="dxa" w:w="160"/>
+              <w:bottom w:type="dxa" w:w="60"/>
+              <w:right w:type="dxa" w:w="160"/>
             </w:tcMar>
             <w:vAlign w:val="center"/>
           </w:tcPr>
@@ -9010,10 +9010,10 @@
             <w:tcW w:type="pct" w:w="22%"/>
             <w:shd w:color="F8F9FC" w:val="solid"/>
             <w:tcMar>
-              <w:top w:type="dxa" w:w="38100"/>
-              <w:left w:type="dxa" w:w="101600"/>
-              <w:bottom w:type="dxa" w:w="38100"/>
-              <w:right w:type="dxa" w:w="101600"/>
+              <w:top w:type="dxa" w:w="60"/>
+              <w:left w:type="dxa" w:w="160"/>
+              <w:bottom w:type="dxa" w:w="60"/>
+              <w:right w:type="dxa" w:w="160"/>
             </w:tcMar>
             <w:vAlign w:val="center"/>
           </w:tcPr>
@@ -9039,10 +9039,10 @@
           <w:tcPr>
             <w:tcW w:type="pct" w:w="12%"/>
             <w:tcMar>
-              <w:top w:type="dxa" w:w="38100"/>
-              <w:left w:type="dxa" w:w="101600"/>
-              <w:bottom w:type="dxa" w:w="38100"/>
-              <w:right w:type="dxa" w:w="101600"/>
+              <w:top w:type="dxa" w:w="60"/>
+              <w:left w:type="dxa" w:w="160"/>
+              <w:bottom w:type="dxa" w:w="60"/>
+              <w:right w:type="dxa" w:w="160"/>
             </w:tcMar>
             <w:vAlign w:val="center"/>
           </w:tcPr>
@@ -9071,10 +9071,10 @@
             <w:tcW w:type="pct" w:w="4%"/>
             <w:shd w:color="F8F9FC" w:val="solid"/>
             <w:tcMar>
-              <w:top w:type="dxa" w:w="38100"/>
-              <w:left w:type="dxa" w:w="101600"/>
-              <w:bottom w:type="dxa" w:w="38100"/>
-              <w:right w:type="dxa" w:w="101600"/>
+              <w:top w:type="dxa" w:w="60"/>
+              <w:left w:type="dxa" w:w="160"/>
+              <w:bottom w:type="dxa" w:w="60"/>
+              <w:right w:type="dxa" w:w="160"/>
             </w:tcMar>
             <w:vAlign w:val="center"/>
           </w:tcPr>
@@ -9100,10 +9100,10 @@
           <w:tcPr>
             <w:tcW w:type="pct" w:w="38%"/>
             <w:tcMar>
-              <w:top w:type="dxa" w:w="38100"/>
-              <w:left w:type="dxa" w:w="101600"/>
-              <w:bottom w:type="dxa" w:w="38100"/>
-              <w:right w:type="dxa" w:w="101600"/>
+              <w:top w:type="dxa" w:w="60"/>
+              <w:left w:type="dxa" w:w="160"/>
+              <w:bottom w:type="dxa" w:w="60"/>
+              <w:right w:type="dxa" w:w="160"/>
             </w:tcMar>
             <w:vAlign w:val="center"/>
           </w:tcPr>
@@ -9129,10 +9129,10 @@
           <w:tcPr>
             <w:shd w:color="FEF3C7" w:val="solid"/>
             <w:tcMar>
-              <w:top w:type="dxa" w:w="38100"/>
-              <w:left w:type="dxa" w:w="101600"/>
-              <w:bottom w:type="dxa" w:w="38100"/>
-              <w:right w:type="dxa" w:w="101600"/>
+              <w:top w:type="dxa" w:w="60"/>
+              <w:left w:type="dxa" w:w="160"/>
+              <w:bottom w:type="dxa" w:w="60"/>
+              <w:right w:type="dxa" w:w="160"/>
             </w:tcMar>
             <w:vAlign w:val="center"/>
           </w:tcPr>
@@ -9158,10 +9158,10 @@
           <w:tcPr>
             <w:shd w:color="DCFCE7" w:val="solid"/>
             <w:tcMar>
-              <w:top w:type="dxa" w:w="38100"/>
-              <w:left w:type="dxa" w:w="101600"/>
-              <w:bottom w:type="dxa" w:w="38100"/>
-              <w:right w:type="dxa" w:w="101600"/>
+              <w:top w:type="dxa" w:w="60"/>
+              <w:left w:type="dxa" w:w="160"/>
+              <w:bottom w:type="dxa" w:w="60"/>
+              <w:right w:type="dxa" w:w="160"/>
             </w:tcMar>
             <w:vAlign w:val="center"/>
           </w:tcPr>
@@ -9188,10 +9188,10 @@
             <w:tcW w:type="pct" w:w="22%"/>
             <w:shd w:color="F8F9FC" w:val="solid"/>
             <w:tcMar>
-              <w:top w:type="dxa" w:w="38100"/>
-              <w:left w:type="dxa" w:w="101600"/>
-              <w:bottom w:type="dxa" w:w="38100"/>
-              <w:right w:type="dxa" w:w="101600"/>
+              <w:top w:type="dxa" w:w="60"/>
+              <w:left w:type="dxa" w:w="160"/>
+              <w:bottom w:type="dxa" w:w="60"/>
+              <w:right w:type="dxa" w:w="160"/>
             </w:tcMar>
             <w:vAlign w:val="center"/>
           </w:tcPr>
@@ -9217,10 +9217,10 @@
           <w:tcPr>
             <w:tcW w:type="pct" w:w="12%"/>
             <w:tcMar>
-              <w:top w:type="dxa" w:w="38100"/>
-              <w:left w:type="dxa" w:w="101600"/>
-              <w:bottom w:type="dxa" w:w="38100"/>
-              <w:right w:type="dxa" w:w="101600"/>
+              <w:top w:type="dxa" w:w="60"/>
+              <w:left w:type="dxa" w:w="160"/>
+              <w:bottom w:type="dxa" w:w="60"/>
+              <w:right w:type="dxa" w:w="160"/>
             </w:tcMar>
             <w:vAlign w:val="center"/>
           </w:tcPr>
@@ -9249,10 +9249,10 @@
             <w:tcW w:type="pct" w:w="4%"/>
             <w:shd w:color="F8F9FC" w:val="solid"/>
             <w:tcMar>
-              <w:top w:type="dxa" w:w="38100"/>
-              <w:left w:type="dxa" w:w="101600"/>
-              <w:bottom w:type="dxa" w:w="38100"/>
-              <w:right w:type="dxa" w:w="101600"/>
+              <w:top w:type="dxa" w:w="60"/>
+              <w:left w:type="dxa" w:w="160"/>
+              <w:bottom w:type="dxa" w:w="60"/>
+              <w:right w:type="dxa" w:w="160"/>
             </w:tcMar>
             <w:vAlign w:val="center"/>
           </w:tcPr>
@@ -9278,10 +9278,10 @@
           <w:tcPr>
             <w:tcW w:type="pct" w:w="38%"/>
             <w:tcMar>
-              <w:top w:type="dxa" w:w="38100"/>
-              <w:left w:type="dxa" w:w="101600"/>
-              <w:bottom w:type="dxa" w:w="38100"/>
-              <w:right w:type="dxa" w:w="101600"/>
+              <w:top w:type="dxa" w:w="60"/>
+              <w:left w:type="dxa" w:w="160"/>
+              <w:bottom w:type="dxa" w:w="60"/>
+              <w:right w:type="dxa" w:w="160"/>
             </w:tcMar>
             <w:vAlign w:val="center"/>
           </w:tcPr>
@@ -9307,10 +9307,10 @@
           <w:tcPr>
             <w:shd w:color="DCFCE7" w:val="solid"/>
             <w:tcMar>
-              <w:top w:type="dxa" w:w="38100"/>
-              <w:left w:type="dxa" w:w="101600"/>
-              <w:bottom w:type="dxa" w:w="38100"/>
-              <w:right w:type="dxa" w:w="101600"/>
+              <w:top w:type="dxa" w:w="60"/>
+              <w:left w:type="dxa" w:w="160"/>
+              <w:bottom w:type="dxa" w:w="60"/>
+              <w:right w:type="dxa" w:w="160"/>
             </w:tcMar>
             <w:vAlign w:val="center"/>
           </w:tcPr>
@@ -9336,10 +9336,10 @@
           <w:tcPr>
             <w:shd w:color="DCFCE7" w:val="solid"/>
             <w:tcMar>
-              <w:top w:type="dxa" w:w="38100"/>
-              <w:left w:type="dxa" w:w="101600"/>
-              <w:bottom w:type="dxa" w:w="38100"/>
-              <w:right w:type="dxa" w:w="101600"/>
+              <w:top w:type="dxa" w:w="60"/>
+              <w:left w:type="dxa" w:w="160"/>
+              <w:bottom w:type="dxa" w:w="60"/>
+              <w:right w:type="dxa" w:w="160"/>
             </w:tcMar>
             <w:vAlign w:val="center"/>
           </w:tcPr>
@@ -9366,10 +9366,10 @@
             <w:tcW w:type="pct" w:w="22%"/>
             <w:shd w:color="F8F9FC" w:val="solid"/>
             <w:tcMar>
-              <w:top w:type="dxa" w:w="38100"/>
-              <w:left w:type="dxa" w:w="101600"/>
-              <w:bottom w:type="dxa" w:w="38100"/>
-              <w:right w:type="dxa" w:w="101600"/>
+              <w:top w:type="dxa" w:w="60"/>
+              <w:left w:type="dxa" w:w="160"/>
+              <w:bottom w:type="dxa" w:w="60"/>
+              <w:right w:type="dxa" w:w="160"/>
             </w:tcMar>
             <w:vAlign w:val="center"/>
           </w:tcPr>
@@ -9395,10 +9395,10 @@
           <w:tcPr>
             <w:tcW w:type="pct" w:w="12%"/>
             <w:tcMar>
-              <w:top w:type="dxa" w:w="38100"/>
-              <w:left w:type="dxa" w:w="101600"/>
-              <w:bottom w:type="dxa" w:w="38100"/>
-              <w:right w:type="dxa" w:w="101600"/>
+              <w:top w:type="dxa" w:w="60"/>
+              <w:left w:type="dxa" w:w="160"/>
+              <w:bottom w:type="dxa" w:w="60"/>
+              <w:right w:type="dxa" w:w="160"/>
             </w:tcMar>
             <w:vAlign w:val="center"/>
           </w:tcPr>
@@ -9427,10 +9427,10 @@
             <w:tcW w:type="pct" w:w="4%"/>
             <w:shd w:color="F8F9FC" w:val="solid"/>
             <w:tcMar>
-              <w:top w:type="dxa" w:w="38100"/>
-              <w:left w:type="dxa" w:w="101600"/>
-              <w:bottom w:type="dxa" w:w="38100"/>
-              <w:right w:type="dxa" w:w="101600"/>
+              <w:top w:type="dxa" w:w="60"/>
+              <w:left w:type="dxa" w:w="160"/>
+              <w:bottom w:type="dxa" w:w="60"/>
+              <w:right w:type="dxa" w:w="160"/>
             </w:tcMar>
             <w:vAlign w:val="center"/>
           </w:tcPr>
@@ -9456,10 +9456,10 @@
           <w:tcPr>
             <w:tcW w:type="pct" w:w="38%"/>
             <w:tcMar>
-              <w:top w:type="dxa" w:w="38100"/>
-              <w:left w:type="dxa" w:w="101600"/>
-              <w:bottom w:type="dxa" w:w="38100"/>
-              <w:right w:type="dxa" w:w="101600"/>
+              <w:top w:type="dxa" w:w="60"/>
+              <w:left w:type="dxa" w:w="160"/>
+              <w:bottom w:type="dxa" w:w="60"/>
+              <w:right w:type="dxa" w:w="160"/>
             </w:tcMar>
             <w:vAlign w:val="center"/>
           </w:tcPr>
@@ -9485,10 +9485,10 @@
           <w:tcPr>
             <w:shd w:color="DCFCE7" w:val="solid"/>
             <w:tcMar>
-              <w:top w:type="dxa" w:w="38100"/>
-              <w:left w:type="dxa" w:w="101600"/>
-              <w:bottom w:type="dxa" w:w="38100"/>
-              <w:right w:type="dxa" w:w="101600"/>
+              <w:top w:type="dxa" w:w="60"/>
+              <w:left w:type="dxa" w:w="160"/>
+              <w:bottom w:type="dxa" w:w="60"/>
+              <w:right w:type="dxa" w:w="160"/>
             </w:tcMar>
             <w:vAlign w:val="center"/>
           </w:tcPr>
@@ -9514,10 +9514,10 @@
           <w:tcPr>
             <w:shd w:color="FEF3C7" w:val="solid"/>
             <w:tcMar>
-              <w:top w:type="dxa" w:w="38100"/>
-              <w:left w:type="dxa" w:w="101600"/>
-              <w:bottom w:type="dxa" w:w="38100"/>
-              <w:right w:type="dxa" w:w="101600"/>
+              <w:top w:type="dxa" w:w="60"/>
+              <w:left w:type="dxa" w:w="160"/>
+              <w:bottom w:type="dxa" w:w="60"/>
+              <w:right w:type="dxa" w:w="160"/>
             </w:tcMar>
             <w:vAlign w:val="center"/>
           </w:tcPr>
@@ -9544,10 +9544,10 @@
             <w:tcW w:type="pct" w:w="22%"/>
             <w:shd w:color="F8F9FC" w:val="solid"/>
             <w:tcMar>
-              <w:top w:type="dxa" w:w="38100"/>
-              <w:left w:type="dxa" w:w="101600"/>
-              <w:bottom w:type="dxa" w:w="38100"/>
-              <w:right w:type="dxa" w:w="101600"/>
+              <w:top w:type="dxa" w:w="60"/>
+              <w:left w:type="dxa" w:w="160"/>
+              <w:bottom w:type="dxa" w:w="60"/>
+              <w:right w:type="dxa" w:w="160"/>
             </w:tcMar>
             <w:vAlign w:val="center"/>
           </w:tcPr>
@@ -9573,10 +9573,10 @@
           <w:tcPr>
             <w:tcW w:type="pct" w:w="12%"/>
             <w:tcMar>
-              <w:top w:type="dxa" w:w="38100"/>
-              <w:left w:type="dxa" w:w="101600"/>
-              <w:bottom w:type="dxa" w:w="38100"/>
-              <w:right w:type="dxa" w:w="101600"/>
+              <w:top w:type="dxa" w:w="60"/>
+              <w:left w:type="dxa" w:w="160"/>
+              <w:bottom w:type="dxa" w:w="60"/>
+              <w:right w:type="dxa" w:w="160"/>
             </w:tcMar>
             <w:vAlign w:val="center"/>
           </w:tcPr>
@@ -9605,10 +9605,10 @@
             <w:tcW w:type="pct" w:w="4%"/>
             <w:shd w:color="F8F9FC" w:val="solid"/>
             <w:tcMar>
-              <w:top w:type="dxa" w:w="38100"/>
-              <w:left w:type="dxa" w:w="101600"/>
-              <w:bottom w:type="dxa" w:w="38100"/>
-              <w:right w:type="dxa" w:w="101600"/>
+              <w:top w:type="dxa" w:w="60"/>
+              <w:left w:type="dxa" w:w="160"/>
+              <w:bottom w:type="dxa" w:w="60"/>
+              <w:right w:type="dxa" w:w="160"/>
             </w:tcMar>
             <w:vAlign w:val="center"/>
           </w:tcPr>
@@ -9634,10 +9634,10 @@
           <w:tcPr>
             <w:tcW w:type="pct" w:w="38%"/>
             <w:tcMar>
-              <w:top w:type="dxa" w:w="38100"/>
-              <w:left w:type="dxa" w:w="101600"/>
-              <w:bottom w:type="dxa" w:w="38100"/>
-              <w:right w:type="dxa" w:w="101600"/>
+              <w:top w:type="dxa" w:w="60"/>
+              <w:left w:type="dxa" w:w="160"/>
+              <w:bottom w:type="dxa" w:w="60"/>
+              <w:right w:type="dxa" w:w="160"/>
             </w:tcMar>
             <w:vAlign w:val="center"/>
           </w:tcPr>
@@ -9663,10 +9663,10 @@
           <w:tcPr>
             <w:shd w:color="FEF3C7" w:val="solid"/>
             <w:tcMar>
-              <w:top w:type="dxa" w:w="38100"/>
-              <w:left w:type="dxa" w:w="101600"/>
-              <w:bottom w:type="dxa" w:w="38100"/>
-              <w:right w:type="dxa" w:w="101600"/>
+              <w:top w:type="dxa" w:w="60"/>
+              <w:left w:type="dxa" w:w="160"/>
+              <w:bottom w:type="dxa" w:w="60"/>
+              <w:right w:type="dxa" w:w="160"/>
             </w:tcMar>
             <w:vAlign w:val="center"/>
           </w:tcPr>
@@ -9692,10 +9692,10 @@
           <w:tcPr>
             <w:shd w:color="FEF3C7" w:val="solid"/>
             <w:tcMar>
-              <w:top w:type="dxa" w:w="38100"/>
-              <w:left w:type="dxa" w:w="101600"/>
-              <w:bottom w:type="dxa" w:w="38100"/>
-              <w:right w:type="dxa" w:w="101600"/>
+              <w:top w:type="dxa" w:w="60"/>
+              <w:left w:type="dxa" w:w="160"/>
+              <w:bottom w:type="dxa" w:w="60"/>
+              <w:right w:type="dxa" w:w="160"/>
             </w:tcMar>
             <w:vAlign w:val="center"/>
           </w:tcPr>
@@ -9722,10 +9722,10 @@
             <w:tcW w:type="pct" w:w="22%"/>
             <w:shd w:color="F8F9FC" w:val="solid"/>
             <w:tcMar>
-              <w:top w:type="dxa" w:w="38100"/>
-              <w:left w:type="dxa" w:w="101600"/>
-              <w:bottom w:type="dxa" w:w="38100"/>
-              <w:right w:type="dxa" w:w="101600"/>
+              <w:top w:type="dxa" w:w="60"/>
+              <w:left w:type="dxa" w:w="160"/>
+              <w:bottom w:type="dxa" w:w="60"/>
+              <w:right w:type="dxa" w:w="160"/>
             </w:tcMar>
             <w:vAlign w:val="center"/>
           </w:tcPr>
@@ -9751,10 +9751,10 @@
           <w:tcPr>
             <w:tcW w:type="pct" w:w="12%"/>
             <w:tcMar>
-              <w:top w:type="dxa" w:w="38100"/>
-              <w:left w:type="dxa" w:w="101600"/>
-              <w:bottom w:type="dxa" w:w="38100"/>
-              <w:right w:type="dxa" w:w="101600"/>
+              <w:top w:type="dxa" w:w="60"/>
+              <w:left w:type="dxa" w:w="160"/>
+              <w:bottom w:type="dxa" w:w="60"/>
+              <w:right w:type="dxa" w:w="160"/>
             </w:tcMar>
             <w:vAlign w:val="center"/>
           </w:tcPr>
@@ -9783,10 +9783,10 @@
             <w:tcW w:type="pct" w:w="4%"/>
             <w:shd w:color="F8F9FC" w:val="solid"/>
             <w:tcMar>
-              <w:top w:type="dxa" w:w="38100"/>
-              <w:left w:type="dxa" w:w="101600"/>
-              <w:bottom w:type="dxa" w:w="38100"/>
-              <w:right w:type="dxa" w:w="101600"/>
+              <w:top w:type="dxa" w:w="60"/>
+              <w:left w:type="dxa" w:w="160"/>
+              <w:bottom w:type="dxa" w:w="60"/>
+              <w:right w:type="dxa" w:w="160"/>
             </w:tcMar>
             <w:vAlign w:val="center"/>
           </w:tcPr>
@@ -9812,10 +9812,10 @@
           <w:tcPr>
             <w:tcW w:type="pct" w:w="38%"/>
             <w:tcMar>
-              <w:top w:type="dxa" w:w="38100"/>
-              <w:left w:type="dxa" w:w="101600"/>
-              <w:bottom w:type="dxa" w:w="38100"/>
-              <w:right w:type="dxa" w:w="101600"/>
+              <w:top w:type="dxa" w:w="60"/>
+              <w:left w:type="dxa" w:w="160"/>
+              <w:bottom w:type="dxa" w:w="60"/>
+              <w:right w:type="dxa" w:w="160"/>
             </w:tcMar>
             <w:vAlign w:val="center"/>
           </w:tcPr>
@@ -9841,10 +9841,10 @@
           <w:tcPr>
             <w:shd w:color="DCFCE7" w:val="solid"/>
             <w:tcMar>
-              <w:top w:type="dxa" w:w="38100"/>
-              <w:left w:type="dxa" w:w="101600"/>
-              <w:bottom w:type="dxa" w:w="38100"/>
-              <w:right w:type="dxa" w:w="101600"/>
+              <w:top w:type="dxa" w:w="60"/>
+              <w:left w:type="dxa" w:w="160"/>
+              <w:bottom w:type="dxa" w:w="60"/>
+              <w:right w:type="dxa" w:w="160"/>
             </w:tcMar>
             <w:vAlign w:val="center"/>
           </w:tcPr>
@@ -9870,10 +9870,10 @@
           <w:tcPr>
             <w:shd w:color="DCFCE7" w:val="solid"/>
             <w:tcMar>
-              <w:top w:type="dxa" w:w="38100"/>
-              <w:left w:type="dxa" w:w="101600"/>
-              <w:bottom w:type="dxa" w:w="38100"/>
-              <w:right w:type="dxa" w:w="101600"/>
+              <w:top w:type="dxa" w:w="60"/>
+              <w:left w:type="dxa" w:w="160"/>
+              <w:bottom w:type="dxa" w:w="60"/>
+              <w:right w:type="dxa" w:w="160"/>
             </w:tcMar>
             <w:vAlign w:val="center"/>
           </w:tcPr>
@@ -9900,10 +9900,10 @@
             <w:tcW w:type="pct" w:w="22%"/>
             <w:shd w:color="F8F9FC" w:val="solid"/>
             <w:tcMar>
-              <w:top w:type="dxa" w:w="38100"/>
-              <w:left w:type="dxa" w:w="101600"/>
-              <w:bottom w:type="dxa" w:w="38100"/>
-              <w:right w:type="dxa" w:w="101600"/>
+              <w:top w:type="dxa" w:w="60"/>
+              <w:left w:type="dxa" w:w="160"/>
+              <w:bottom w:type="dxa" w:w="60"/>
+              <w:right w:type="dxa" w:w="160"/>
             </w:tcMar>
             <w:vAlign w:val="center"/>
           </w:tcPr>
@@ -9929,10 +9929,10 @@
           <w:tcPr>
             <w:tcW w:type="pct" w:w="12%"/>
             <w:tcMar>
-              <w:top w:type="dxa" w:w="38100"/>
-              <w:left w:type="dxa" w:w="101600"/>
-              <w:bottom w:type="dxa" w:w="38100"/>
-              <w:right w:type="dxa" w:w="101600"/>
+              <w:top w:type="dxa" w:w="60"/>
+              <w:left w:type="dxa" w:w="160"/>
+              <w:bottom w:type="dxa" w:w="60"/>
+              <w:right w:type="dxa" w:w="160"/>
             </w:tcMar>
             <w:vAlign w:val="center"/>
           </w:tcPr>
@@ -10036,10 +10036,10 @@
             <w:tcW w:type="pct" w:w="52%"/>
             <w:shd w:color="1F3A6E" w:val="solid"/>
             <w:tcMar>
-              <w:top w:type="dxa" w:w="63500"/>
-              <w:left w:type="dxa" w:w="127000"/>
-              <w:bottom w:type="dxa" w:w="63500"/>
-              <w:right w:type="dxa" w:w="127000"/>
+              <w:top w:type="dxa" w:w="100"/>
+              <w:left w:type="dxa" w:w="200"/>
+              <w:bottom w:type="dxa" w:w="100"/>
+              <w:right w:type="dxa" w:w="200"/>
             </w:tcMar>
           </w:tcPr>
           <w:p>
@@ -10064,10 +10064,10 @@
             <w:tcW w:type="pct" w:w="12%"/>
             <w:shd w:color="F1F3F7" w:val="solid"/>
             <w:tcMar>
-              <w:top w:type="dxa" w:w="50800"/>
-              <w:left w:type="dxa" w:w="101600"/>
-              <w:bottom w:type="dxa" w:w="50800"/>
-              <w:right w:type="dxa" w:w="101600"/>
+              <w:top w:type="dxa" w:w="80"/>
+              <w:left w:type="dxa" w:w="160"/>
+              <w:bottom w:type="dxa" w:w="80"/>
+              <w:right w:type="dxa" w:w="160"/>
             </w:tcMar>
           </w:tcPr>
           <w:p>
@@ -10092,9 +10092,9 @@
             <w:tcW w:type="pct" w:w="12%"/>
             <w:shd w:color="F1F3F7" w:val="solid"/>
             <w:tcMar>
-              <w:top w:type="dxa" w:w="63500"/>
-              <w:left w:type="dxa" w:w="101600"/>
-              <w:bottom w:type="dxa" w:w="63500"/>
+              <w:top w:type="dxa" w:w="100"/>
+              <w:left w:type="dxa" w:w="160"/>
+              <w:bottom w:type="dxa" w:w="100"/>
             </w:tcMar>
           </w:tcPr>
           <w:p>
@@ -10119,10 +10119,10 @@
             <w:tcW w:type="pct" w:w="12%"/>
             <w:shd w:color="F1F3F7" w:val="solid"/>
             <w:tcMar>
-              <w:top w:type="dxa" w:w="50800"/>
-              <w:left w:type="dxa" w:w="101600"/>
-              <w:bottom w:type="dxa" w:w="50800"/>
-              <w:right w:type="dxa" w:w="101600"/>
+              <w:top w:type="dxa" w:w="80"/>
+              <w:left w:type="dxa" w:w="160"/>
+              <w:bottom w:type="dxa" w:w="80"/>
+              <w:right w:type="dxa" w:w="160"/>
             </w:tcMar>
           </w:tcPr>
           <w:p>
@@ -10146,10 +10146,10 @@
           <w:tcPr>
             <w:tcW w:type="pct" w:w="12%"/>
             <w:tcMar>
-              <w:top w:type="dxa" w:w="38100"/>
-              <w:left w:type="dxa" w:w="101600"/>
-              <w:bottom w:type="dxa" w:w="38100"/>
-              <w:right w:type="dxa" w:w="101600"/>
+              <w:top w:type="dxa" w:w="60"/>
+              <w:left w:type="dxa" w:w="160"/>
+              <w:bottom w:type="dxa" w:w="60"/>
+              <w:right w:type="dxa" w:w="160"/>
             </w:tcMar>
             <w:vAlign w:val="center"/>
           </w:tcPr>
@@ -10177,10 +10177,10 @@
           <w:tcPr>
             <w:gridSpan w:val="5"/>
             <w:tcMar>
-              <w:top w:type="dxa" w:w="76200"/>
-              <w:left w:type="dxa" w:w="127000"/>
-              <w:bottom w:type="dxa" w:w="101600"/>
-              <w:right w:type="dxa" w:w="127000"/>
+              <w:top w:type="dxa" w:w="120"/>
+              <w:left w:type="dxa" w:w="200"/>
+              <w:bottom w:type="dxa" w:w="160"/>
+              <w:right w:type="dxa" w:w="200"/>
             </w:tcMar>
           </w:tcPr>
           <w:p>
@@ -10233,10 +10233,10 @@
             <w:tcW w:type="pct" w:w="52%"/>
             <w:shd w:color="1F3A6E" w:val="solid"/>
             <w:tcMar>
-              <w:top w:type="dxa" w:w="63500"/>
-              <w:left w:type="dxa" w:w="127000"/>
-              <w:bottom w:type="dxa" w:w="63500"/>
-              <w:right w:type="dxa" w:w="127000"/>
+              <w:top w:type="dxa" w:w="100"/>
+              <w:left w:type="dxa" w:w="200"/>
+              <w:bottom w:type="dxa" w:w="100"/>
+              <w:right w:type="dxa" w:w="200"/>
             </w:tcMar>
           </w:tcPr>
           <w:p>
@@ -10261,10 +10261,10 @@
             <w:tcW w:type="pct" w:w="12%"/>
             <w:shd w:color="F1F3F7" w:val="solid"/>
             <w:tcMar>
-              <w:top w:type="dxa" w:w="50800"/>
-              <w:left w:type="dxa" w:w="101600"/>
-              <w:bottom w:type="dxa" w:w="50800"/>
-              <w:right w:type="dxa" w:w="101600"/>
+              <w:top w:type="dxa" w:w="80"/>
+              <w:left w:type="dxa" w:w="160"/>
+              <w:bottom w:type="dxa" w:w="80"/>
+              <w:right w:type="dxa" w:w="160"/>
             </w:tcMar>
           </w:tcPr>
           <w:p>
@@ -10289,9 +10289,9 @@
             <w:tcW w:type="pct" w:w="12%"/>
             <w:shd w:color="F1F3F7" w:val="solid"/>
             <w:tcMar>
-              <w:top w:type="dxa" w:w="63500"/>
-              <w:left w:type="dxa" w:w="101600"/>
-              <w:bottom w:type="dxa" w:w="63500"/>
+              <w:top w:type="dxa" w:w="100"/>
+              <w:left w:type="dxa" w:w="160"/>
+              <w:bottom w:type="dxa" w:w="100"/>
             </w:tcMar>
           </w:tcPr>
           <w:p>
@@ -10316,10 +10316,10 @@
             <w:tcW w:type="pct" w:w="12%"/>
             <w:shd w:color="F1F3F7" w:val="solid"/>
             <w:tcMar>
-              <w:top w:type="dxa" w:w="50800"/>
-              <w:left w:type="dxa" w:w="101600"/>
-              <w:bottom w:type="dxa" w:w="50800"/>
-              <w:right w:type="dxa" w:w="101600"/>
+              <w:top w:type="dxa" w:w="80"/>
+              <w:left w:type="dxa" w:w="160"/>
+              <w:bottom w:type="dxa" w:w="80"/>
+              <w:right w:type="dxa" w:w="160"/>
             </w:tcMar>
           </w:tcPr>
           <w:p>
@@ -10343,10 +10343,10 @@
           <w:tcPr>
             <w:tcW w:type="pct" w:w="12%"/>
             <w:tcMar>
-              <w:top w:type="dxa" w:w="38100"/>
-              <w:left w:type="dxa" w:w="101600"/>
-              <w:bottom w:type="dxa" w:w="38100"/>
-              <w:right w:type="dxa" w:w="101600"/>
+              <w:top w:type="dxa" w:w="60"/>
+              <w:left w:type="dxa" w:w="160"/>
+              <w:bottom w:type="dxa" w:w="60"/>
+              <w:right w:type="dxa" w:w="160"/>
             </w:tcMar>
             <w:vAlign w:val="center"/>
           </w:tcPr>
@@ -10374,10 +10374,10 @@
           <w:tcPr>
             <w:gridSpan w:val="5"/>
             <w:tcMar>
-              <w:top w:type="dxa" w:w="76200"/>
-              <w:left w:type="dxa" w:w="127000"/>
-              <w:bottom w:type="dxa" w:w="101600"/>
-              <w:right w:type="dxa" w:w="127000"/>
+              <w:top w:type="dxa" w:w="120"/>
+              <w:left w:type="dxa" w:w="200"/>
+              <w:bottom w:type="dxa" w:w="160"/>
+              <w:right w:type="dxa" w:w="200"/>
             </w:tcMar>
           </w:tcPr>
           <w:p>
@@ -10430,10 +10430,10 @@
             <w:tcW w:type="pct" w:w="52%"/>
             <w:shd w:color="1F3A6E" w:val="solid"/>
             <w:tcMar>
-              <w:top w:type="dxa" w:w="63500"/>
-              <w:left w:type="dxa" w:w="127000"/>
-              <w:bottom w:type="dxa" w:w="63500"/>
-              <w:right w:type="dxa" w:w="127000"/>
+              <w:top w:type="dxa" w:w="100"/>
+              <w:left w:type="dxa" w:w="200"/>
+              <w:bottom w:type="dxa" w:w="100"/>
+              <w:right w:type="dxa" w:w="200"/>
             </w:tcMar>
           </w:tcPr>
           <w:p>
@@ -10458,10 +10458,10 @@
             <w:tcW w:type="pct" w:w="12%"/>
             <w:shd w:color="F1F3F7" w:val="solid"/>
             <w:tcMar>
-              <w:top w:type="dxa" w:w="50800"/>
-              <w:left w:type="dxa" w:w="101600"/>
-              <w:bottom w:type="dxa" w:w="50800"/>
-              <w:right w:type="dxa" w:w="101600"/>
+              <w:top w:type="dxa" w:w="80"/>
+              <w:left w:type="dxa" w:w="160"/>
+              <w:bottom w:type="dxa" w:w="80"/>
+              <w:right w:type="dxa" w:w="160"/>
             </w:tcMar>
           </w:tcPr>
           <w:p>
@@ -10486,9 +10486,9 @@
             <w:tcW w:type="pct" w:w="12%"/>
             <w:shd w:color="F1F3F7" w:val="solid"/>
             <w:tcMar>
-              <w:top w:type="dxa" w:w="63500"/>
-              <w:left w:type="dxa" w:w="101600"/>
-              <w:bottom w:type="dxa" w:w="63500"/>
+              <w:top w:type="dxa" w:w="100"/>
+              <w:left w:type="dxa" w:w="160"/>
+              <w:bottom w:type="dxa" w:w="100"/>
             </w:tcMar>
           </w:tcPr>
           <w:p>
@@ -10513,10 +10513,10 @@
             <w:tcW w:type="pct" w:w="12%"/>
             <w:shd w:color="F1F3F7" w:val="solid"/>
             <w:tcMar>
-              <w:top w:type="dxa" w:w="50800"/>
-              <w:left w:type="dxa" w:w="101600"/>
-              <w:bottom w:type="dxa" w:w="50800"/>
-              <w:right w:type="dxa" w:w="101600"/>
+              <w:top w:type="dxa" w:w="80"/>
+              <w:left w:type="dxa" w:w="160"/>
+              <w:bottom w:type="dxa" w:w="80"/>
+              <w:right w:type="dxa" w:w="160"/>
             </w:tcMar>
           </w:tcPr>
           <w:p>
@@ -10540,10 +10540,10 @@
           <w:tcPr>
             <w:tcW w:type="pct" w:w="12%"/>
             <w:tcMar>
-              <w:top w:type="dxa" w:w="38100"/>
-              <w:left w:type="dxa" w:w="101600"/>
-              <w:bottom w:type="dxa" w:w="38100"/>
-              <w:right w:type="dxa" w:w="101600"/>
+              <w:top w:type="dxa" w:w="60"/>
+              <w:left w:type="dxa" w:w="160"/>
+              <w:bottom w:type="dxa" w:w="60"/>
+              <w:right w:type="dxa" w:w="160"/>
             </w:tcMar>
             <w:vAlign w:val="center"/>
           </w:tcPr>
@@ -10571,10 +10571,10 @@
           <w:tcPr>
             <w:gridSpan w:val="5"/>
             <w:tcMar>
-              <w:top w:type="dxa" w:w="76200"/>
-              <w:left w:type="dxa" w:w="127000"/>
-              <w:bottom w:type="dxa" w:w="101600"/>
-              <w:right w:type="dxa" w:w="127000"/>
+              <w:top w:type="dxa" w:w="120"/>
+              <w:left w:type="dxa" w:w="200"/>
+              <w:bottom w:type="dxa" w:w="160"/>
+              <w:right w:type="dxa" w:w="200"/>
             </w:tcMar>
           </w:tcPr>
           <w:p>
@@ -10627,10 +10627,10 @@
             <w:tcW w:type="pct" w:w="52%"/>
             <w:shd w:color="1F3A6E" w:val="solid"/>
             <w:tcMar>
-              <w:top w:type="dxa" w:w="63500"/>
-              <w:left w:type="dxa" w:w="127000"/>
-              <w:bottom w:type="dxa" w:w="63500"/>
-              <w:right w:type="dxa" w:w="127000"/>
+              <w:top w:type="dxa" w:w="100"/>
+              <w:left w:type="dxa" w:w="200"/>
+              <w:bottom w:type="dxa" w:w="100"/>
+              <w:right w:type="dxa" w:w="200"/>
             </w:tcMar>
           </w:tcPr>
           <w:p>
@@ -10655,10 +10655,10 @@
             <w:tcW w:type="pct" w:w="12%"/>
             <w:shd w:color="F1F3F7" w:val="solid"/>
             <w:tcMar>
-              <w:top w:type="dxa" w:w="50800"/>
-              <w:left w:type="dxa" w:w="101600"/>
-              <w:bottom w:type="dxa" w:w="50800"/>
-              <w:right w:type="dxa" w:w="101600"/>
+              <w:top w:type="dxa" w:w="80"/>
+              <w:left w:type="dxa" w:w="160"/>
+              <w:bottom w:type="dxa" w:w="80"/>
+              <w:right w:type="dxa" w:w="160"/>
             </w:tcMar>
           </w:tcPr>
           <w:p>
@@ -10683,9 +10683,9 @@
             <w:tcW w:type="pct" w:w="12%"/>
             <w:shd w:color="F1F3F7" w:val="solid"/>
             <w:tcMar>
-              <w:top w:type="dxa" w:w="63500"/>
-              <w:left w:type="dxa" w:w="101600"/>
-              <w:bottom w:type="dxa" w:w="63500"/>
+              <w:top w:type="dxa" w:w="100"/>
+              <w:left w:type="dxa" w:w="160"/>
+              <w:bottom w:type="dxa" w:w="100"/>
             </w:tcMar>
           </w:tcPr>
           <w:p>
@@ -10710,10 +10710,10 @@
             <w:tcW w:type="pct" w:w="12%"/>
             <w:shd w:color="F1F3F7" w:val="solid"/>
             <w:tcMar>
-              <w:top w:type="dxa" w:w="50800"/>
-              <w:left w:type="dxa" w:w="101600"/>
-              <w:bottom w:type="dxa" w:w="50800"/>
-              <w:right w:type="dxa" w:w="101600"/>
+              <w:top w:type="dxa" w:w="80"/>
+              <w:left w:type="dxa" w:w="160"/>
+              <w:bottom w:type="dxa" w:w="80"/>
+              <w:right w:type="dxa" w:w="160"/>
             </w:tcMar>
           </w:tcPr>
           <w:p>
@@ -10737,10 +10737,10 @@
           <w:tcPr>
             <w:tcW w:type="pct" w:w="12%"/>
             <w:tcMar>
-              <w:top w:type="dxa" w:w="38100"/>
-              <w:left w:type="dxa" w:w="101600"/>
-              <w:bottom w:type="dxa" w:w="38100"/>
-              <w:right w:type="dxa" w:w="101600"/>
+              <w:top w:type="dxa" w:w="60"/>
+              <w:left w:type="dxa" w:w="160"/>
+              <w:bottom w:type="dxa" w:w="60"/>
+              <w:right w:type="dxa" w:w="160"/>
             </w:tcMar>
             <w:vAlign w:val="center"/>
           </w:tcPr>
@@ -10768,10 +10768,10 @@
           <w:tcPr>
             <w:gridSpan w:val="5"/>
             <w:tcMar>
-              <w:top w:type="dxa" w:w="76200"/>
-              <w:left w:type="dxa" w:w="127000"/>
-              <w:bottom w:type="dxa" w:w="101600"/>
-              <w:right w:type="dxa" w:w="127000"/>
+              <w:top w:type="dxa" w:w="120"/>
+              <w:left w:type="dxa" w:w="200"/>
+              <w:bottom w:type="dxa" w:w="160"/>
+              <w:right w:type="dxa" w:w="200"/>
             </w:tcMar>
           </w:tcPr>
           <w:p>
@@ -10824,10 +10824,10 @@
             <w:tcW w:type="pct" w:w="52%"/>
             <w:shd w:color="1F3A6E" w:val="solid"/>
             <w:tcMar>
-              <w:top w:type="dxa" w:w="63500"/>
-              <w:left w:type="dxa" w:w="127000"/>
-              <w:bottom w:type="dxa" w:w="63500"/>
-              <w:right w:type="dxa" w:w="127000"/>
+              <w:top w:type="dxa" w:w="100"/>
+              <w:left w:type="dxa" w:w="200"/>
+              <w:bottom w:type="dxa" w:w="100"/>
+              <w:right w:type="dxa" w:w="200"/>
             </w:tcMar>
           </w:tcPr>
           <w:p>
@@ -10852,10 +10852,10 @@
             <w:tcW w:type="pct" w:w="12%"/>
             <w:shd w:color="F1F3F7" w:val="solid"/>
             <w:tcMar>
-              <w:top w:type="dxa" w:w="50800"/>
-              <w:left w:type="dxa" w:w="101600"/>
-              <w:bottom w:type="dxa" w:w="50800"/>
-              <w:right w:type="dxa" w:w="101600"/>
+              <w:top w:type="dxa" w:w="80"/>
+              <w:left w:type="dxa" w:w="160"/>
+              <w:bottom w:type="dxa" w:w="80"/>
+              <w:right w:type="dxa" w:w="160"/>
             </w:tcMar>
           </w:tcPr>
           <w:p>
@@ -10880,9 +10880,9 @@
             <w:tcW w:type="pct" w:w="12%"/>
             <w:shd w:color="F1F3F7" w:val="solid"/>
             <w:tcMar>
-              <w:top w:type="dxa" w:w="63500"/>
-              <w:left w:type="dxa" w:w="101600"/>
-              <w:bottom w:type="dxa" w:w="63500"/>
+              <w:top w:type="dxa" w:w="100"/>
+              <w:left w:type="dxa" w:w="160"/>
+              <w:bottom w:type="dxa" w:w="100"/>
             </w:tcMar>
           </w:tcPr>
           <w:p>
@@ -10907,10 +10907,10 @@
             <w:tcW w:type="pct" w:w="12%"/>
             <w:shd w:color="F1F3F7" w:val="solid"/>
             <w:tcMar>
-              <w:top w:type="dxa" w:w="50800"/>
-              <w:left w:type="dxa" w:w="101600"/>
-              <w:bottom w:type="dxa" w:w="50800"/>
-              <w:right w:type="dxa" w:w="101600"/>
+              <w:top w:type="dxa" w:w="80"/>
+              <w:left w:type="dxa" w:w="160"/>
+              <w:bottom w:type="dxa" w:w="80"/>
+              <w:right w:type="dxa" w:w="160"/>
             </w:tcMar>
           </w:tcPr>
           <w:p>
@@ -10934,10 +10934,10 @@
           <w:tcPr>
             <w:tcW w:type="pct" w:w="12%"/>
             <w:tcMar>
-              <w:top w:type="dxa" w:w="38100"/>
-              <w:left w:type="dxa" w:w="101600"/>
-              <w:bottom w:type="dxa" w:w="38100"/>
-              <w:right w:type="dxa" w:w="101600"/>
+              <w:top w:type="dxa" w:w="60"/>
+              <w:left w:type="dxa" w:w="160"/>
+              <w:bottom w:type="dxa" w:w="60"/>
+              <w:right w:type="dxa" w:w="160"/>
             </w:tcMar>
             <w:vAlign w:val="center"/>
           </w:tcPr>
@@ -10965,10 +10965,10 @@
           <w:tcPr>
             <w:gridSpan w:val="5"/>
             <w:tcMar>
-              <w:top w:type="dxa" w:w="76200"/>
-              <w:left w:type="dxa" w:w="127000"/>
-              <w:bottom w:type="dxa" w:w="101600"/>
-              <w:right w:type="dxa" w:w="127000"/>
+              <w:top w:type="dxa" w:w="120"/>
+              <w:left w:type="dxa" w:w="200"/>
+              <w:bottom w:type="dxa" w:w="160"/>
+              <w:right w:type="dxa" w:w="200"/>
             </w:tcMar>
           </w:tcPr>
           <w:p>
@@ -11021,10 +11021,10 @@
             <w:tcW w:type="pct" w:w="52%"/>
             <w:shd w:color="1F3A6E" w:val="solid"/>
             <w:tcMar>
-              <w:top w:type="dxa" w:w="63500"/>
-              <w:left w:type="dxa" w:w="127000"/>
-              <w:bottom w:type="dxa" w:w="63500"/>
-              <w:right w:type="dxa" w:w="127000"/>
+              <w:top w:type="dxa" w:w="100"/>
+              <w:left w:type="dxa" w:w="200"/>
+              <w:bottom w:type="dxa" w:w="100"/>
+              <w:right w:type="dxa" w:w="200"/>
             </w:tcMar>
           </w:tcPr>
           <w:p>
@@ -11049,10 +11049,10 @@
             <w:tcW w:type="pct" w:w="12%"/>
             <w:shd w:color="F1F3F7" w:val="solid"/>
             <w:tcMar>
-              <w:top w:type="dxa" w:w="50800"/>
-              <w:left w:type="dxa" w:w="101600"/>
-              <w:bottom w:type="dxa" w:w="50800"/>
-              <w:right w:type="dxa" w:w="101600"/>
+              <w:top w:type="dxa" w:w="80"/>
+              <w:left w:type="dxa" w:w="160"/>
+              <w:bottom w:type="dxa" w:w="80"/>
+              <w:right w:type="dxa" w:w="160"/>
             </w:tcMar>
           </w:tcPr>
           <w:p>
@@ -11077,9 +11077,9 @@
             <w:tcW w:type="pct" w:w="12%"/>
             <w:shd w:color="F1F3F7" w:val="solid"/>
             <w:tcMar>
-              <w:top w:type="dxa" w:w="63500"/>
-              <w:left w:type="dxa" w:w="101600"/>
-              <w:bottom w:type="dxa" w:w="63500"/>
+              <w:top w:type="dxa" w:w="100"/>
+              <w:left w:type="dxa" w:w="160"/>
+              <w:bottom w:type="dxa" w:w="100"/>
             </w:tcMar>
           </w:tcPr>
           <w:p>
@@ -11104,10 +11104,10 @@
             <w:tcW w:type="pct" w:w="12%"/>
             <w:shd w:color="F1F3F7" w:val="solid"/>
             <w:tcMar>
-              <w:top w:type="dxa" w:w="50800"/>
-              <w:left w:type="dxa" w:w="101600"/>
-              <w:bottom w:type="dxa" w:w="50800"/>
-              <w:right w:type="dxa" w:w="101600"/>
+              <w:top w:type="dxa" w:w="80"/>
+              <w:left w:type="dxa" w:w="160"/>
+              <w:bottom w:type="dxa" w:w="80"/>
+              <w:right w:type="dxa" w:w="160"/>
             </w:tcMar>
           </w:tcPr>
           <w:p>
@@ -11131,10 +11131,10 @@
           <w:tcPr>
             <w:tcW w:type="pct" w:w="12%"/>
             <w:tcMar>
-              <w:top w:type="dxa" w:w="38100"/>
-              <w:left w:type="dxa" w:w="101600"/>
-              <w:bottom w:type="dxa" w:w="38100"/>
-              <w:right w:type="dxa" w:w="101600"/>
+              <w:top w:type="dxa" w:w="60"/>
+              <w:left w:type="dxa" w:w="160"/>
+              <w:bottom w:type="dxa" w:w="60"/>
+              <w:right w:type="dxa" w:w="160"/>
             </w:tcMar>
             <w:vAlign w:val="center"/>
           </w:tcPr>
@@ -11162,10 +11162,10 @@
           <w:tcPr>
             <w:gridSpan w:val="5"/>
             <w:tcMar>
-              <w:top w:type="dxa" w:w="76200"/>
-              <w:left w:type="dxa" w:w="127000"/>
-              <w:bottom w:type="dxa" w:w="101600"/>
-              <w:right w:type="dxa" w:w="127000"/>
+              <w:top w:type="dxa" w:w="120"/>
+              <w:left w:type="dxa" w:w="200"/>
+              <w:bottom w:type="dxa" w:w="160"/>
+              <w:right w:type="dxa" w:w="200"/>
             </w:tcMar>
           </w:tcPr>
           <w:p>
@@ -11218,10 +11218,10 @@
             <w:tcW w:type="pct" w:w="52%"/>
             <w:shd w:color="1F3A6E" w:val="solid"/>
             <w:tcMar>
-              <w:top w:type="dxa" w:w="63500"/>
-              <w:left w:type="dxa" w:w="127000"/>
-              <w:bottom w:type="dxa" w:w="63500"/>
-              <w:right w:type="dxa" w:w="127000"/>
+              <w:top w:type="dxa" w:w="100"/>
+              <w:left w:type="dxa" w:w="200"/>
+              <w:bottom w:type="dxa" w:w="100"/>
+              <w:right w:type="dxa" w:w="200"/>
             </w:tcMar>
           </w:tcPr>
           <w:p>
@@ -11246,10 +11246,10 @@
             <w:tcW w:type="pct" w:w="12%"/>
             <w:shd w:color="F1F3F7" w:val="solid"/>
             <w:tcMar>
-              <w:top w:type="dxa" w:w="50800"/>
-              <w:left w:type="dxa" w:w="101600"/>
-              <w:bottom w:type="dxa" w:w="50800"/>
-              <w:right w:type="dxa" w:w="101600"/>
+              <w:top w:type="dxa" w:w="80"/>
+              <w:left w:type="dxa" w:w="160"/>
+              <w:bottom w:type="dxa" w:w="80"/>
+              <w:right w:type="dxa" w:w="160"/>
             </w:tcMar>
           </w:tcPr>
           <w:p>
@@ -11274,9 +11274,9 @@
             <w:tcW w:type="pct" w:w="12%"/>
             <w:shd w:color="F1F3F7" w:val="solid"/>
             <w:tcMar>
-              <w:top w:type="dxa" w:w="63500"/>
-              <w:left w:type="dxa" w:w="101600"/>
-              <w:bottom w:type="dxa" w:w="63500"/>
+              <w:top w:type="dxa" w:w="100"/>
+              <w:left w:type="dxa" w:w="160"/>
+              <w:bottom w:type="dxa" w:w="100"/>
             </w:tcMar>
           </w:tcPr>
           <w:p>
@@ -11301,10 +11301,10 @@
             <w:tcW w:type="pct" w:w="12%"/>
             <w:shd w:color="F1F3F7" w:val="solid"/>
             <w:tcMar>
-              <w:top w:type="dxa" w:w="50800"/>
-              <w:left w:type="dxa" w:w="101600"/>
-              <w:bottom w:type="dxa" w:w="50800"/>
-              <w:right w:type="dxa" w:w="101600"/>
+              <w:top w:type="dxa" w:w="80"/>
+              <w:left w:type="dxa" w:w="160"/>
+              <w:bottom w:type="dxa" w:w="80"/>
+              <w:right w:type="dxa" w:w="160"/>
             </w:tcMar>
           </w:tcPr>
           <w:p>
@@ -11328,10 +11328,10 @@
           <w:tcPr>
             <w:tcW w:type="pct" w:w="12%"/>
             <w:tcMar>
-              <w:top w:type="dxa" w:w="38100"/>
-              <w:left w:type="dxa" w:w="101600"/>
-              <w:bottom w:type="dxa" w:w="38100"/>
-              <w:right w:type="dxa" w:w="101600"/>
+              <w:top w:type="dxa" w:w="60"/>
+              <w:left w:type="dxa" w:w="160"/>
+              <w:bottom w:type="dxa" w:w="60"/>
+              <w:right w:type="dxa" w:w="160"/>
             </w:tcMar>
             <w:vAlign w:val="center"/>
           </w:tcPr>
@@ -11359,10 +11359,10 @@
           <w:tcPr>
             <w:gridSpan w:val="5"/>
             <w:tcMar>
-              <w:top w:type="dxa" w:w="76200"/>
-              <w:left w:type="dxa" w:w="127000"/>
-              <w:bottom w:type="dxa" w:w="101600"/>
-              <w:right w:type="dxa" w:w="127000"/>
+              <w:top w:type="dxa" w:w="120"/>
+              <w:left w:type="dxa" w:w="200"/>
+              <w:bottom w:type="dxa" w:w="160"/>
+              <w:right w:type="dxa" w:w="200"/>
             </w:tcMar>
           </w:tcPr>
           <w:p>
@@ -11512,10 +11512,10 @@
             <w:tcW w:type="pct" w:w="33%"/>
             <w:shd w:color="F1F3F7" w:val="solid"/>
             <w:tcMar>
-              <w:top w:type="dxa" w:w="50800"/>
-              <w:left w:type="dxa" w:w="101600"/>
-              <w:bottom w:type="dxa" w:w="50800"/>
-              <w:right w:type="dxa" w:w="101600"/>
+              <w:top w:type="dxa" w:w="80"/>
+              <w:left w:type="dxa" w:w="160"/>
+              <w:bottom w:type="dxa" w:w="80"/>
+              <w:right w:type="dxa" w:w="160"/>
             </w:tcMar>
           </w:tcPr>
           <w:p>
@@ -11540,10 +11540,10 @@
             <w:tcW w:type="pct" w:w="33%"/>
             <w:shd w:color="F1F3F7" w:val="solid"/>
             <w:tcMar>
-              <w:top w:type="dxa" w:w="50800"/>
-              <w:left w:type="dxa" w:w="101600"/>
-              <w:bottom w:type="dxa" w:w="50800"/>
-              <w:right w:type="dxa" w:w="101600"/>
+              <w:top w:type="dxa" w:w="80"/>
+              <w:left w:type="dxa" w:w="160"/>
+              <w:bottom w:type="dxa" w:w="80"/>
+              <w:right w:type="dxa" w:w="160"/>
             </w:tcMar>
           </w:tcPr>
           <w:p>
@@ -11568,10 +11568,10 @@
             <w:tcW w:type="pct" w:w="34%"/>
             <w:shd w:color="F1F3F7" w:val="solid"/>
             <w:tcMar>
-              <w:top w:type="dxa" w:w="50800"/>
-              <w:left w:type="dxa" w:w="101600"/>
-              <w:bottom w:type="dxa" w:w="50800"/>
-              <w:right w:type="dxa" w:w="101600"/>
+              <w:top w:type="dxa" w:w="80"/>
+              <w:left w:type="dxa" w:w="160"/>
+              <w:bottom w:type="dxa" w:w="80"/>
+              <w:right w:type="dxa" w:w="160"/>
             </w:tcMar>
           </w:tcPr>
           <w:p>
@@ -11597,10 +11597,10 @@
           <w:tcPr>
             <w:tcW w:type="pct" w:w="33%"/>
             <w:tcMar>
-              <w:top w:type="dxa" w:w="38100"/>
-              <w:left w:type="dxa" w:w="101600"/>
-              <w:bottom w:type="dxa" w:w="38100"/>
-              <w:right w:type="dxa" w:w="101600"/>
+              <w:top w:type="dxa" w:w="60"/>
+              <w:left w:type="dxa" w:w="160"/>
+              <w:bottom w:type="dxa" w:w="60"/>
+              <w:right w:type="dxa" w:w="160"/>
             </w:tcMar>
             <w:vAlign w:val="center"/>
           </w:tcPr>
@@ -11627,10 +11627,10 @@
             <w:tcW w:type="pct" w:w="33%"/>
             <w:shd w:color="F8F9FC" w:val="solid"/>
             <w:tcMar>
-              <w:top w:type="dxa" w:w="38100"/>
-              <w:left w:type="dxa" w:w="101600"/>
-              <w:bottom w:type="dxa" w:w="38100"/>
-              <w:right w:type="dxa" w:w="101600"/>
+              <w:top w:type="dxa" w:w="60"/>
+              <w:left w:type="dxa" w:w="160"/>
+              <w:bottom w:type="dxa" w:w="60"/>
+              <w:right w:type="dxa" w:w="160"/>
             </w:tcMar>
             <w:vAlign w:val="center"/>
           </w:tcPr>
@@ -11656,10 +11656,10 @@
           <w:tcPr>
             <w:tcW w:type="pct" w:w="34%"/>
             <w:tcMar>
-              <w:top w:type="dxa" w:w="38100"/>
-              <w:left w:type="dxa" w:w="101600"/>
-              <w:bottom w:type="dxa" w:w="38100"/>
-              <w:right w:type="dxa" w:w="101600"/>
+              <w:top w:type="dxa" w:w="60"/>
+              <w:left w:type="dxa" w:w="160"/>
+              <w:bottom w:type="dxa" w:w="60"/>
+              <w:right w:type="dxa" w:w="160"/>
             </w:tcMar>
             <w:vAlign w:val="center"/>
           </w:tcPr>
@@ -11688,10 +11688,10 @@
             <w:tcW w:type="pct" w:w="33%"/>
             <w:shd w:color="F1F3F7" w:val="solid"/>
             <w:tcMar>
-              <w:top w:type="dxa" w:w="50800"/>
-              <w:left w:type="dxa" w:w="101600"/>
-              <w:bottom w:type="dxa" w:w="50800"/>
-              <w:right w:type="dxa" w:w="101600"/>
+              <w:top w:type="dxa" w:w="80"/>
+              <w:left w:type="dxa" w:w="160"/>
+              <w:bottom w:type="dxa" w:w="80"/>
+              <w:right w:type="dxa" w:w="160"/>
             </w:tcMar>
           </w:tcPr>
           <w:p>
@@ -11716,10 +11716,10 @@
             <w:tcW w:type="pct" w:w="33%"/>
             <w:shd w:color="F1F3F7" w:val="solid"/>
             <w:tcMar>
-              <w:top w:type="dxa" w:w="50800"/>
-              <w:left w:type="dxa" w:w="101600"/>
-              <w:bottom w:type="dxa" w:w="50800"/>
-              <w:right w:type="dxa" w:w="101600"/>
+              <w:top w:type="dxa" w:w="80"/>
+              <w:left w:type="dxa" w:w="160"/>
+              <w:bottom w:type="dxa" w:w="80"/>
+              <w:right w:type="dxa" w:w="160"/>
             </w:tcMar>
           </w:tcPr>
           <w:p>
@@ -11744,10 +11744,10 @@
             <w:tcW w:type="pct" w:w="34%"/>
             <w:shd w:color="F1F3F7" w:val="solid"/>
             <w:tcMar>
-              <w:top w:type="dxa" w:w="50800"/>
-              <w:left w:type="dxa" w:w="101600"/>
-              <w:bottom w:type="dxa" w:w="50800"/>
-              <w:right w:type="dxa" w:w="101600"/>
+              <w:top w:type="dxa" w:w="80"/>
+              <w:left w:type="dxa" w:w="160"/>
+              <w:bottom w:type="dxa" w:w="80"/>
+              <w:right w:type="dxa" w:w="160"/>
             </w:tcMar>
           </w:tcPr>
           <w:p>
@@ -11773,10 +11773,10 @@
           <w:tcPr>
             <w:tcW w:type="pct" w:w="33%"/>
             <w:tcMar>
-              <w:top w:type="dxa" w:w="38100"/>
-              <w:left w:type="dxa" w:w="101600"/>
-              <w:bottom w:type="dxa" w:w="38100"/>
-              <w:right w:type="dxa" w:w="101600"/>
+              <w:top w:type="dxa" w:w="60"/>
+              <w:left w:type="dxa" w:w="160"/>
+              <w:bottom w:type="dxa" w:w="60"/>
+              <w:right w:type="dxa" w:w="160"/>
             </w:tcMar>
             <w:vAlign w:val="center"/>
           </w:tcPr>
@@ -11803,10 +11803,10 @@
             <w:tcW w:type="pct" w:w="33%"/>
             <w:shd w:color="F8F9FC" w:val="solid"/>
             <w:tcMar>
-              <w:top w:type="dxa" w:w="38100"/>
-              <w:left w:type="dxa" w:w="101600"/>
-              <w:bottom w:type="dxa" w:w="38100"/>
-              <w:right w:type="dxa" w:w="101600"/>
+              <w:top w:type="dxa" w:w="60"/>
+              <w:left w:type="dxa" w:w="160"/>
+              <w:bottom w:type="dxa" w:w="60"/>
+              <w:right w:type="dxa" w:w="160"/>
             </w:tcMar>
             <w:vAlign w:val="center"/>
           </w:tcPr>
@@ -11832,28 +11832,28 @@
           <w:tcPr>
             <w:tcW w:type="pct" w:w="34%"/>
             <w:tcMar>
-              <w:top w:type="dxa" w:w="38100"/>
-              <w:left w:type="dxa" w:w="101600"/>
-              <w:bottom w:type="dxa" w:w="38100"/>
-              <w:right w:type="dxa" w:w="101600"/>
-            </w:tcMar>
-            <w:vAlign w:val="center"/>
-          </w:tcPr>
-          <w:p>
-            <w:pPr>
-              <w:spacing w:after="0"/>
-              <w:jc w:val="left"/>
-            </w:pPr>
-            <w:r>
-              <w:rPr>
-                <w:rFonts w:ascii="Calibri" w:cs="Calibri" w:eastAsia="Calibri" w:hAnsi="Calibri"/>
-                <w:b w:val="false"/>
-                <w:bCs w:val="false"/>
-                <w:color w:val="1A202C"/>
-                <w:sz w:val="19"/>
-                <w:szCs w:val="19"/>
-              </w:rPr>
-              <w:t xml:space="preserve">v1.0  ·  04 March 2026</w:t>
+              <w:top w:type="dxa" w:w="60"/>
+              <w:left w:type="dxa" w:w="160"/>
+              <w:bottom w:type="dxa" w:w="60"/>
+              <w:right w:type="dxa" w:w="160"/>
+            </w:tcMar>
+            <w:vAlign w:val="center"/>
+          </w:tcPr>
+          <w:p>
+            <w:pPr>
+              <w:spacing w:after="0"/>
+              <w:jc w:val="left"/>
+            </w:pPr>
+            <w:r>
+              <w:rPr>
+                <w:rFonts w:ascii="Calibri" w:cs="Calibri" w:eastAsia="Calibri" w:hAnsi="Calibri"/>
+                <w:b w:val="false"/>
+                <w:bCs w:val="false"/>
+                <w:color w:val="1A202C"/>
+                <w:sz w:val="19"/>
+                <w:szCs w:val="19"/>
+              </w:rPr>
+              <w:t xml:space="preserve">v1.0  |  04 March 2026</w:t>
             </w:r>
           </w:p>
         </w:tc>
@@ -11889,7 +11889,7 @@
           <w:sz w:val="17"/>
           <w:szCs w:val="17"/>
         </w:rPr>
-        <w:t xml:space="preserve">EDMECA Digital Academy  ·  Security Audit Report  ·  04 March 2026  ·  </w:t>
+        <w:t xml:space="preserve">EDMECA Digital Academy  |  Security Audit Report  |  04 March 2026  |  </w:t>
       </w:r>
       <w:r>
         <w:rPr>
@@ -11911,7 +11911,7 @@
           <w:sz w:val="17"/>
           <w:szCs w:val="17"/>
         </w:rPr>
-        <w:t xml:space="preserve">  ·  Powered by X4O</w:t>
+        <w:t xml:space="preserve">  |  Powered by X4O</w:t>
       </w:r>
     </w:p>
     <w:sectPr>
@@ -11953,7 +11953,7 @@
         <w:tcPr>
           <w:tcW w:type="pct" w:w="60%"/>
           <w:tcMar>
-            <w:top w:type="dxa" w:w="50800"/>
+            <w:top w:type="dxa" w:w="80"/>
           </w:tcMar>
         </w:tcPr>
         <w:p>
@@ -11969,7 +11969,7 @@
               <w:sz w:val="16"/>
               <w:szCs w:val="16"/>
             </w:rPr>
-            <w:t xml:space="preserve">EDMECA Digital Academy  ·  04 March 2026  ·  Powered by X4O</w:t>
+            <w:t xml:space="preserve">EDMECA Digital Academy  |  04 March 2026  |  Powered by X4O</w:t>
           </w:r>
         </w:p>
       </w:tc>
@@ -11977,7 +11977,7 @@
         <w:tcPr>
           <w:tcW w:type="pct" w:w="40%"/>
           <w:tcMar>
-            <w:top w:type="dxa" w:w="50800"/>
+            <w:top w:type="dxa" w:w="80"/>
           </w:tcMar>
         </w:tcPr>
         <w:p>
@@ -12094,7 +12094,7 @@
         <w:tcPr>
           <w:tcW w:type="pct" w:w="50%"/>
           <w:tcMar>
-            <w:bottom w:type="dxa" w:w="50800"/>
+            <w:bottom w:type="dxa" w:w="80"/>
           </w:tcMar>
         </w:tcPr>
         <w:p>
@@ -12104,7 +12104,7 @@
           <w:r>
             <w:drawing>
               <wp:inline distT="0" distB="0" distL="0" distR="0">
-                <wp:extent cx="9580626000" cy="5389102125"/>
+                <wp:extent cx="1009650" cy="571500"/>
                 <wp:effectExtent t="0" r="0" b="0" l="0"/>
                 <wp:docPr id="1" name="" descr="" title=""/>
                 <wp:cNvGraphicFramePr>
@@ -12129,7 +12129,7 @@
                       <pic:spPr bwMode="auto">
                         <a:xfrm>
                           <a:off x="0" y="0"/>
-                          <a:ext cx="9580626000" cy="5389102125"/>
+                          <a:ext cx="1009650" cy="571500"/>
                         </a:xfrm>
                         <a:prstGeom prst="rect">
                           <a:avLst/>
@@ -12147,7 +12147,7 @@
         <w:tcPr>
           <w:tcW w:type="pct" w:w="50%"/>
           <w:tcMar>
-            <w:bottom w:type="dxa" w:w="50800"/>
+            <w:bottom w:type="dxa" w:w="80"/>
           </w:tcMar>
           <w:vAlign w:val="bottom"/>
         </w:tcPr>
@@ -12165,7 +12165,7 @@
               <w:sz w:val="17"/>
               <w:szCs w:val="17"/>
             </w:rPr>
-            <w:t xml:space="preserve">Security Audit Report  ·  CONFIDENTIAL</w:t>
+            <w:t xml:space="preserve">Security Audit Report  |  CONFIDENTIAL</w:t>
           </w:r>
         </w:p>
       </w:tc>
